--- a/Order-Platform-Interview-Prep.docx
+++ b/Order-Platform-Interview-Prep.docx
@@ -18924,7 +18924,7 @@
         <w:keepNext/>
       </w:pPr>
       <w:r>
-        <w:t xml:space="preserve">14.2 Asli problems jo build karte waqt aaye (Batch 1–9)</w:t>
+        <w:t xml:space="preserve">14.2 Asli problems jo build karte waqt aaye (Batch 1–10)</w:t>
       </w:r>
     </w:p>
     <w:p>
@@ -21716,6 +21716,321 @@
           </w:p>
         </w:tc>
       </w:tr>
+      <w:tr>
+        <w:trPr>
+          <w:cantSplit/>
+        </w:trPr>
+        <w:tc>
+          <w:tcPr>
+            <w:tcW w:type="dxa" w:w="385"/>
+            <w:tcBorders>
+              <w:top w:val="single" w:color="BFC8D2" w:sz="4"/>
+              <w:left w:val="single" w:color="BFC8D2" w:sz="4"/>
+              <w:bottom w:val="single" w:color="BFC8D2" w:sz="4"/>
+              <w:right w:val="single" w:color="BFC8D2" w:sz="4"/>
+            </w:tcBorders>
+            <w:tcMar>
+              <w:top w:type="dxa" w:w="50"/>
+              <w:left w:type="dxa" w:w="90"/>
+              <w:bottom w:type="dxa" w:w="50"/>
+              <w:right w:type="dxa" w:w="90"/>
+            </w:tcMar>
+          </w:tcPr>
+          <w:p>
+            <w:pPr>
+              <w:spacing w:before="0" w:after="0"/>
+            </w:pPr>
+            <w:r>
+              <w:rPr>
+                <w:sz w:val="19"/>
+                <w:szCs w:val="19"/>
+                <w:rFonts w:ascii="Calibri" w:cs="Calibri" w:eastAsia="Calibri" w:hAnsi="Calibri"/>
+              </w:rPr>
+              <w:t xml:space="preserve">17</w:t>
+            </w:r>
+          </w:p>
+        </w:tc>
+        <w:tc>
+          <w:tcPr>
+            <w:tcW w:type="dxa" w:w="2313"/>
+            <w:tcBorders>
+              <w:top w:val="single" w:color="BFC8D2" w:sz="4"/>
+              <w:left w:val="single" w:color="BFC8D2" w:sz="4"/>
+              <w:bottom w:val="single" w:color="BFC8D2" w:sz="4"/>
+              <w:right w:val="single" w:color="BFC8D2" w:sz="4"/>
+            </w:tcBorders>
+            <w:tcMar>
+              <w:top w:type="dxa" w:w="50"/>
+              <w:left w:type="dxa" w:w="90"/>
+              <w:bottom w:type="dxa" w:w="50"/>
+              <w:right w:type="dxa" w:w="90"/>
+            </w:tcMar>
+          </w:tcPr>
+          <w:p>
+            <w:pPr>
+              <w:spacing w:before="0" w:after="0"/>
+            </w:pPr>
+            <w:r>
+              <w:rPr>
+                <w:sz w:val="19"/>
+                <w:szCs w:val="19"/>
+                <w:rFonts w:ascii="Calibri" w:cs="Calibri" w:eastAsia="Calibri" w:hAnsi="Calibri"/>
+              </w:rPr>
+              <w:t xml:space="preserve">Healthy app pe Availability / Error budget "No data"</w:t>
+            </w:r>
+          </w:p>
+        </w:tc>
+        <w:tc>
+          <w:tcPr>
+            <w:tcW w:type="dxa" w:w="2505"/>
+            <w:tcBorders>
+              <w:top w:val="single" w:color="BFC8D2" w:sz="4"/>
+              <w:left w:val="single" w:color="BFC8D2" w:sz="4"/>
+              <w:bottom w:val="single" w:color="BFC8D2" w:sz="4"/>
+              <w:right w:val="single" w:color="BFC8D2" w:sz="4"/>
+            </w:tcBorders>
+            <w:tcMar>
+              <w:top w:type="dxa" w:w="50"/>
+              <w:left w:type="dxa" w:w="90"/>
+              <w:bottom w:type="dxa" w:w="50"/>
+              <w:right w:type="dxa" w:w="90"/>
+            </w:tcMar>
+          </w:tcPr>
+          <w:p>
+            <w:pPr>
+              <w:spacing w:before="0" w:after="0"/>
+            </w:pPr>
+            <w:r>
+              <w:rPr>
+                <w:sz w:val="19"/>
+                <w:szCs w:val="19"/>
+                <w:rFonts w:ascii="Calibri" w:cs="Calibri" w:eastAsia="Calibri" w:hAnsi="Calibri"/>
+              </w:rPr>
+              <w:t xml:space="preserve">5xx series exist hi nahi; PromQL mein sum(khaali) = khaali, 0 nahi</w:t>
+            </w:r>
+          </w:p>
+        </w:tc>
+        <w:tc>
+          <w:tcPr>
+            <w:tcW w:type="dxa" w:w="2313"/>
+            <w:tcBorders>
+              <w:top w:val="single" w:color="BFC8D2" w:sz="4"/>
+              <w:left w:val="single" w:color="BFC8D2" w:sz="4"/>
+              <w:bottom w:val="single" w:color="BFC8D2" w:sz="4"/>
+              <w:right w:val="single" w:color="BFC8D2" w:sz="4"/>
+            </w:tcBorders>
+            <w:tcMar>
+              <w:top w:type="dxa" w:w="50"/>
+              <w:left w:type="dxa" w:w="90"/>
+              <w:bottom w:type="dxa" w:w="50"/>
+              <w:right w:type="dxa" w:w="90"/>
+            </w:tcMar>
+          </w:tcPr>
+          <w:p>
+            <w:pPr>
+              <w:spacing w:before="0" w:after="0"/>
+            </w:pPr>
+            <w:r>
+              <w:rPr>
+                <w:sz w:val="19"/>
+                <w:szCs w:val="19"/>
+                <w:rFonts w:ascii="Calibri" w:cs="Calibri" w:eastAsia="Calibri" w:hAnsi="Calibri"/>
+              </w:rPr>
+              <w:t xml:space="preserve">`or vector(0)` 8 SLI rules mein</w:t>
+            </w:r>
+          </w:p>
+        </w:tc>
+        <w:tc>
+          <w:tcPr>
+            <w:tcW w:type="dxa" w:w="2122"/>
+            <w:tcBorders>
+              <w:top w:val="single" w:color="BFC8D2" w:sz="4"/>
+              <w:left w:val="single" w:color="BFC8D2" w:sz="4"/>
+              <w:bottom w:val="single" w:color="BFC8D2" w:sz="4"/>
+              <w:right w:val="single" w:color="BFC8D2" w:sz="4"/>
+            </w:tcBorders>
+            <w:tcMar>
+              <w:top w:type="dxa" w:w="50"/>
+              <w:left w:type="dxa" w:w="90"/>
+              <w:bottom w:type="dxa" w:w="50"/>
+              <w:right w:type="dxa" w:w="90"/>
+            </w:tcMar>
+          </w:tcPr>
+          <w:p>
+            <w:pPr>
+              <w:spacing w:before="0" w:after="0"/>
+            </w:pPr>
+            <w:r>
+              <w:rPr>
+                <w:sz w:val="19"/>
+                <w:szCs w:val="19"/>
+                <w:rFonts w:ascii="Calibri" w:cs="Calibri" w:eastAsia="Calibri" w:hAnsi="Calibri"/>
+              </w:rPr>
+              <w:t xml:space="preserve">Absent series ≠ 0; dashboards ko healthy + failing dono pe test karo</w:t>
+            </w:r>
+          </w:p>
+        </w:tc>
+      </w:tr>
+      <w:tr>
+        <w:trPr>
+          <w:cantSplit/>
+        </w:trPr>
+        <w:tc>
+          <w:tcPr>
+            <w:tcW w:type="dxa" w:w="385"/>
+            <w:tcBorders>
+              <w:top w:val="single" w:color="BFC8D2" w:sz="4"/>
+              <w:left w:val="single" w:color="BFC8D2" w:sz="4"/>
+              <w:bottom w:val="single" w:color="BFC8D2" w:sz="4"/>
+              <w:right w:val="single" w:color="BFC8D2" w:sz="4"/>
+            </w:tcBorders>
+            <w:shd w:fill="F5F8FC" w:color="auto" w:val="clear"/>
+            <w:tcMar>
+              <w:top w:type="dxa" w:w="50"/>
+              <w:left w:type="dxa" w:w="90"/>
+              <w:bottom w:type="dxa" w:w="50"/>
+              <w:right w:type="dxa" w:w="90"/>
+            </w:tcMar>
+          </w:tcPr>
+          <w:p>
+            <w:pPr>
+              <w:spacing w:before="0" w:after="0"/>
+            </w:pPr>
+            <w:r>
+              <w:rPr>
+                <w:sz w:val="19"/>
+                <w:szCs w:val="19"/>
+                <w:rFonts w:ascii="Calibri" w:cs="Calibri" w:eastAsia="Calibri" w:hAnsi="Calibri"/>
+              </w:rPr>
+              <w:t xml:space="preserve">18</w:t>
+            </w:r>
+          </w:p>
+        </w:tc>
+        <w:tc>
+          <w:tcPr>
+            <w:tcW w:type="dxa" w:w="2313"/>
+            <w:tcBorders>
+              <w:top w:val="single" w:color="BFC8D2" w:sz="4"/>
+              <w:left w:val="single" w:color="BFC8D2" w:sz="4"/>
+              <w:bottom w:val="single" w:color="BFC8D2" w:sz="4"/>
+              <w:right w:val="single" w:color="BFC8D2" w:sz="4"/>
+            </w:tcBorders>
+            <w:shd w:fill="F5F8FC" w:color="auto" w:val="clear"/>
+            <w:tcMar>
+              <w:top w:type="dxa" w:w="50"/>
+              <w:left w:type="dxa" w:w="90"/>
+              <w:bottom w:type="dxa" w:w="50"/>
+              <w:right w:type="dxa" w:w="90"/>
+            </w:tcMar>
+          </w:tcPr>
+          <w:p>
+            <w:pPr>
+              <w:spacing w:before="0" w:after="0"/>
+            </w:pPr>
+            <w:r>
+              <w:rPr>
+                <w:sz w:val="19"/>
+                <w:szCs w:val="19"/>
+                <w:rFonts w:ascii="Calibri" w:cs="Calibri" w:eastAsia="Calibri" w:hAnsi="Calibri"/>
+              </w:rPr>
+              <w:t xml:space="preserve">Abort ko "failed verification" bola + rollback</w:t>
+            </w:r>
+          </w:p>
+        </w:tc>
+        <w:tc>
+          <w:tcPr>
+            <w:tcW w:type="dxa" w:w="2505"/>
+            <w:tcBorders>
+              <w:top w:val="single" w:color="BFC8D2" w:sz="4"/>
+              <w:left w:val="single" w:color="BFC8D2" w:sz="4"/>
+              <w:bottom w:val="single" w:color="BFC8D2" w:sz="4"/>
+              <w:right w:val="single" w:color="BFC8D2" w:sz="4"/>
+            </w:tcBorders>
+            <w:shd w:fill="F5F8FC" w:color="auto" w:val="clear"/>
+            <w:tcMar>
+              <w:top w:type="dxa" w:w="50"/>
+              <w:left w:type="dxa" w:w="90"/>
+              <w:bottom w:type="dxa" w:w="50"/>
+              <w:right w:type="dxa" w:w="90"/>
+            </w:tcMar>
+          </w:tcPr>
+          <w:p>
+            <w:pPr>
+              <w:spacing w:before="0" w:after="0"/>
+            </w:pPr>
+            <w:r>
+              <w:rPr>
+                <w:sz w:val="19"/>
+                <w:szCs w:val="19"/>
+                <w:rFonts w:ascii="Calibri" w:cs="Calibri" w:eastAsia="Calibri" w:hAnsi="Calibri"/>
+              </w:rPr>
+              <w:t xml:space="preserve">`catch (err)` ne FlowInterruptedException (abort) bhi pakad liya</w:t>
+            </w:r>
+          </w:p>
+        </w:tc>
+        <w:tc>
+          <w:tcPr>
+            <w:tcW w:type="dxa" w:w="2313"/>
+            <w:tcBorders>
+              <w:top w:val="single" w:color="BFC8D2" w:sz="4"/>
+              <w:left w:val="single" w:color="BFC8D2" w:sz="4"/>
+              <w:bottom w:val="single" w:color="BFC8D2" w:sz="4"/>
+              <w:right w:val="single" w:color="BFC8D2" w:sz="4"/>
+            </w:tcBorders>
+            <w:shd w:fill="F5F8FC" w:color="auto" w:val="clear"/>
+            <w:tcMar>
+              <w:top w:type="dxa" w:w="50"/>
+              <w:left w:type="dxa" w:w="90"/>
+              <w:bottom w:type="dxa" w:w="50"/>
+              <w:right w:type="dxa" w:w="90"/>
+            </w:tcMar>
+          </w:tcPr>
+          <w:p>
+            <w:pPr>
+              <w:spacing w:before="0" w:after="0"/>
+            </w:pPr>
+            <w:r>
+              <w:rPr>
+                <w:sz w:val="19"/>
+                <w:szCs w:val="19"/>
+                <w:rFonts w:ascii="Calibri" w:cs="Calibri" w:eastAsia="Calibri" w:hAnsi="Calibri"/>
+              </w:rPr>
+              <w:t xml:space="preserve">Abort ko alag catch karke rethrow</w:t>
+            </w:r>
+          </w:p>
+        </w:tc>
+        <w:tc>
+          <w:tcPr>
+            <w:tcW w:type="dxa" w:w="2122"/>
+            <w:tcBorders>
+              <w:top w:val="single" w:color="BFC8D2" w:sz="4"/>
+              <w:left w:val="single" w:color="BFC8D2" w:sz="4"/>
+              <w:bottom w:val="single" w:color="BFC8D2" w:sz="4"/>
+              <w:right w:val="single" w:color="BFC8D2" w:sz="4"/>
+            </w:tcBorders>
+            <w:shd w:fill="F5F8FC" w:color="auto" w:val="clear"/>
+            <w:tcMar>
+              <w:top w:type="dxa" w:w="50"/>
+              <w:left w:type="dxa" w:w="90"/>
+              <w:bottom w:type="dxa" w:w="50"/>
+              <w:right w:type="dxa" w:w="90"/>
+            </w:tcMar>
+          </w:tcPr>
+          <w:p>
+            <w:pPr>
+              <w:spacing w:before="0" w:after="0"/>
+            </w:pPr>
+            <w:r>
+              <w:rPr>
+                <w:sz w:val="19"/>
+                <w:szCs w:val="19"/>
+                <w:rFonts w:ascii="Calibri" w:cs="Calibri" w:eastAsia="Calibri" w:hAnsi="Calibri"/>
+              </w:rPr>
+              <w:t xml:space="preserve">Operator abort ≠ release failure; galat alert = galat debugging</w:t>
+            </w:r>
+          </w:p>
+        </w:tc>
+      </w:tr>
     </w:tbl>
     <w:p>
       <w:pPr>
@@ -30163,7 +30478,239 @@
         <w:keepNext/>
       </w:pPr>
       <w:r>
-        <w:t xml:space="preserve">Chhoti cheezein jo bhi pakdi gayi</w:t>
+        <w:t xml:space="preserve">Problem 17: App bilkul healthy, phir bhi Grafana mein Availability / Error budget "No data"</w:t>
+      </w:r>
+    </w:p>
+    <w:p>
+      <w:pPr>
+        <w:spacing w:after="120"/>
+      </w:pPr>
+      <w:r>
+        <w:rPr>
+          <w:b/>
+          <w:bCs/>
+          <w:rFonts w:ascii="Calibri" w:cs="Calibri" w:eastAsia="Calibri" w:hAnsi="Calibri"/>
+        </w:rPr>
+        <w:t xml:space="preserve">Symptom / output:</w:t>
+      </w:r>
+      <w:r>
+        <w:rPr>
+          <w:rFonts w:ascii="Calibri" w:cs="Calibri" w:eastAsia="Calibri" w:hAnsi="Calibri"/>
+        </w:rPr>
+        <w:t xml:space="preserve"> Order Service SLO &amp; RED dashboard: Requests/s 1.80, p95 1.44 ms, Ready pods 2, sab theek. Lekin </w:t>
+      </w:r>
+      <w:r>
+        <w:rPr>
+          <w:b/>
+          <w:bCs/>
+          <w:rFonts w:ascii="Calibri" w:cs="Calibri" w:eastAsia="Calibri" w:hAnsi="Calibri"/>
+        </w:rPr>
+        <w:t xml:space="preserve">Availability (1h)</w:t>
+      </w:r>
+      <w:r>
+        <w:rPr>
+          <w:rFonts w:ascii="Calibri" w:cs="Calibri" w:eastAsia="Calibri" w:hAnsi="Calibri"/>
+        </w:rPr>
+        <w:t xml:space="preserve"> aur </w:t>
+      </w:r>
+      <w:r>
+        <w:rPr>
+          <w:b/>
+          <w:bCs/>
+          <w:rFonts w:ascii="Calibri" w:cs="Calibri" w:eastAsia="Calibri" w:hAnsi="Calibri"/>
+        </w:rPr>
+        <w:t xml:space="preserve">Error budget left</w:t>
+      </w:r>
+      <w:r>
+        <w:rPr>
+          <w:rFonts w:ascii="Calibri" w:cs="Calibri" w:eastAsia="Calibri" w:hAnsi="Calibri"/>
+        </w:rPr>
+        <w:t xml:space="preserve"> laal "No data", aur </w:t>
+      </w:r>
+      <w:r>
+        <w:rPr>
+          <w:b/>
+          <w:bCs/>
+          <w:rFonts w:ascii="Calibri" w:cs="Calibri" w:eastAsia="Calibri" w:hAnsi="Calibri"/>
+        </w:rPr>
+        <w:t xml:space="preserve">5xx ratio</w:t>
+      </w:r>
+      <w:r>
+        <w:rPr>
+          <w:rFonts w:ascii="Calibri" w:cs="Calibri" w:eastAsia="Calibri" w:hAnsi="Calibri"/>
+        </w:rPr>
+        <w:t xml:space="preserve"> + </w:t>
+      </w:r>
+      <w:r>
+        <w:rPr>
+          <w:b/>
+          <w:bCs/>
+          <w:rFonts w:ascii="Calibri" w:cs="Calibri" w:eastAsia="Calibri" w:hAnsi="Calibri"/>
+        </w:rPr>
+        <w:t xml:space="preserve">burn rate</w:t>
+      </w:r>
+      <w:r>
+        <w:rPr>
+          <w:rFonts w:ascii="Calibri" w:cs="Calibri" w:eastAsia="Calibri" w:hAnsi="Calibri"/>
+        </w:rPr>
+        <w:t xml:space="preserve"> graphs khaali.</w:t>
+      </w:r>
+    </w:p>
+    <w:p>
+      <w:pPr>
+        <w:keepNext/>
+        <w:keepLines/>
+        <w:pBdr>
+          <w:top w:val="single" w:color="D0D0D0" w:sz="4" w:space="4"/>
+          <w:left w:val="single" w:color="D0D0D0" w:sz="4" w:space="4"/>
+          <w:right w:val="single" w:color="D0D0D0" w:sz="4" w:space="4"/>
+        </w:pBdr>
+        <w:shd w:fill="F3F3F3" w:color="auto" w:val="clear"/>
+        <w:spacing w:before="80" w:after="0" w:line="240"/>
+      </w:pPr>
+      <w:r>
+        <w:rPr>
+          <w:sz w:val="17"/>
+          <w:szCs w:val="17"/>
+          <w:rFonts w:ascii="Consolas" w:cs="Consolas" w:eastAsia="Consolas" w:hAnsi="Consolas"/>
+        </w:rPr>
+        <w:t xml:space="preserve">$ curl -G $PROM/api/v1/query --data-urlencode 'query=slo:sli_error:ratio_rate1h{slo="availability"}'</w:t>
+      </w:r>
+    </w:p>
+    <w:p>
+      <w:pPr>
+        <w:keepNext/>
+        <w:keepLines/>
+        <w:pBdr>
+          <w:left w:val="single" w:color="D0D0D0" w:sz="4" w:space="4"/>
+          <w:right w:val="single" w:color="D0D0D0" w:sz="4" w:space="4"/>
+        </w:pBdr>
+        <w:shd w:fill="F3F3F3" w:color="auto" w:val="clear"/>
+        <w:spacing w:before="0" w:after="0" w:line="240"/>
+      </w:pPr>
+      <w:r>
+        <w:rPr>
+          <w:sz w:val="17"/>
+          <w:szCs w:val="17"/>
+          <w:rFonts w:ascii="Consolas" w:cs="Consolas" w:eastAsia="Consolas" w:hAnsi="Consolas"/>
+        </w:rPr>
+        <w:t xml:space="preserve">{"status":"success","data":{"resultType":"vector","result":[]}}</w:t>
+      </w:r>
+    </w:p>
+    <w:p>
+      <w:pPr>
+        <w:keepNext/>
+        <w:keepLines/>
+        <w:pBdr>
+          <w:left w:val="single" w:color="D0D0D0" w:sz="4" w:space="4"/>
+          <w:right w:val="single" w:color="D0D0D0" w:sz="4" w:space="4"/>
+        </w:pBdr>
+        <w:shd w:fill="F3F3F3" w:color="auto" w:val="clear"/>
+        <w:spacing w:before="0" w:after="0" w:line="240"/>
+      </w:pPr>
+      <w:r>
+        <w:rPr>
+          <w:sz w:val="17"/>
+          <w:szCs w:val="17"/>
+          <w:rFonts w:ascii="Consolas" w:cs="Consolas" w:eastAsia="Consolas" w:hAnsi="Consolas"/>
+        </w:rPr>
+        <w:t xml:space="preserve">$ ... 'query=count(http_server_requests_seconds_count{namespace="order-service",status=~"5.."})'</w:t>
+      </w:r>
+    </w:p>
+    <w:p>
+      <w:pPr>
+        <w:keepNext w:val="false"/>
+        <w:keepLines/>
+        <w:pBdr>
+          <w:left w:val="single" w:color="D0D0D0" w:sz="4" w:space="4"/>
+          <w:bottom w:val="single" w:color="D0D0D0" w:sz="4" w:space="4"/>
+          <w:right w:val="single" w:color="D0D0D0" w:sz="4" w:space="4"/>
+        </w:pBdr>
+        <w:shd w:fill="F3F3F3" w:color="auto" w:val="clear"/>
+        <w:spacing w:before="0" w:after="160" w:line="240"/>
+      </w:pPr>
+      <w:r>
+        <w:rPr>
+          <w:sz w:val="17"/>
+          <w:szCs w:val="17"/>
+          <w:rFonts w:ascii="Consolas" w:cs="Consolas" w:eastAsia="Consolas" w:hAnsi="Consolas"/>
+        </w:rPr>
+        <w:t xml:space="preserve">{"status":"success","data":{"resultType":"vector","result":[]}}</w:t>
+      </w:r>
+    </w:p>
+    <w:p>
+      <w:pPr>
+        <w:spacing w:after="120"/>
+      </w:pPr>
+      <w:r>
+        <w:rPr>
+          <w:b/>
+          <w:bCs/>
+          <w:rFonts w:ascii="Calibri" w:cs="Calibri" w:eastAsia="Calibri" w:hAnsi="Calibri"/>
+        </w:rPr>
+        <w:t xml:space="preserve">Output kaise padha:</w:t>
+      </w:r>
+      <w:r>
+        <w:rPr>
+          <w:rFonts w:ascii="Calibri" w:cs="Calibri" w:eastAsia="Calibri" w:hAnsi="Calibri"/>
+        </w:rPr>
+        <w:t xml:space="preserve"> Panels recording rules padhte hain, aur rule ka result </w:t>
+      </w:r>
+      <w:r>
+        <w:rPr>
+          <w:b/>
+          <w:bCs/>
+          <w:rFonts w:ascii="Calibri" w:cs="Calibri" w:eastAsia="Calibri" w:hAnsi="Calibri"/>
+        </w:rPr>
+        <w:t xml:space="preserve">khaali</w:t>
+      </w:r>
+      <w:r>
+        <w:rPr>
+          <w:rFonts w:ascii="Calibri" w:cs="Calibri" w:eastAsia="Calibri" w:hAnsi="Calibri"/>
+        </w:rPr>
+        <w:t xml:space="preserve"> (</w:t>
+      </w:r>
+      <w:r>
+        <w:rPr>
+          <w:color w:val="B0306A"/>
+          <w:sz w:val="19"/>
+          <w:szCs w:val="19"/>
+          <w:rFonts w:ascii="Consolas" w:cs="Consolas" w:eastAsia="Consolas" w:hAnsi="Consolas"/>
+        </w:rPr>
+        <w:t xml:space="preserve">[]</w:t>
+      </w:r>
+      <w:r>
+        <w:rPr>
+          <w:rFonts w:ascii="Calibri" w:cs="Calibri" w:eastAsia="Calibri" w:hAnsi="Calibri"/>
+        </w:rPr>
+        <w:t xml:space="preserve">) hai, 0 nahi. Doosri query: 5xx wali series </w:t>
+      </w:r>
+      <w:r>
+        <w:rPr>
+          <w:b/>
+          <w:bCs/>
+          <w:rFonts w:ascii="Calibri" w:cs="Calibri" w:eastAsia="Calibri" w:hAnsi="Calibri"/>
+        </w:rPr>
+        <w:t xml:space="preserve">exist hi nahi karti</w:t>
+      </w:r>
+      <w:r>
+        <w:rPr>
+          <w:rFonts w:ascii="Calibri" w:cs="Calibri" w:eastAsia="Calibri" w:hAnsi="Calibri"/>
+        </w:rPr>
+        <w:t xml:space="preserve">, kyunki app ne aaj tak ek bhi 5xx nahi diya.</w:t>
+      </w:r>
+    </w:p>
+    <w:p>
+      <w:pPr>
+        <w:spacing w:after="120"/>
+      </w:pPr>
+      <w:r>
+        <w:rPr>
+          <w:b/>
+          <w:bCs/>
+          <w:rFonts w:ascii="Calibri" w:cs="Calibri" w:eastAsia="Calibri" w:hAnsi="Calibri"/>
+        </w:rPr>
+        <w:t xml:space="preserve">Debug steps (har step ne kya rule out kiya):</w:t>
       </w:r>
     </w:p>
     <w:p>
@@ -30177,18 +30724,24 @@
       </w:pPr>
       <w:r>
         <w:rPr>
+          <w:rFonts w:ascii="Calibri" w:cs="Calibri" w:eastAsia="Calibri" w:hAnsi="Calibri"/>
+        </w:rPr>
+        <w:t xml:space="preserve">Dashboard JSON se har panel ki query nikaali → No-data wale sab </w:t>
+      </w:r>
+      <w:r>
+        <w:rPr>
           <w:color w:val="B0306A"/>
           <w:sz w:val="19"/>
           <w:szCs w:val="19"/>
           <w:rFonts w:ascii="Consolas" w:cs="Consolas" w:eastAsia="Consolas" w:hAnsi="Consolas"/>
         </w:rPr>
-        <w:t xml:space="preserve">configure.sh</w:t>
-      </w:r>
-      <w:r>
-        <w:rPr>
-          <w:rFonts w:ascii="Calibri" w:cs="Calibri" w:eastAsia="Calibri" w:hAnsi="Calibri"/>
-        </w:rPr>
-        <w:t xml:space="preserve"> </w:t>
+        <w:t xml:space="preserve">slo:sli_error:ratio_rate*</w:t>
+      </w:r>
+      <w:r>
+        <w:rPr>
+          <w:rFonts w:ascii="Calibri" w:cs="Calibri" w:eastAsia="Calibri" w:hAnsi="Calibri"/>
+        </w:rPr>
+        <w:t xml:space="preserve"> / </w:t>
       </w:r>
       <w:r>
         <w:rPr>
@@ -30197,42 +30750,13 @@
           <w:szCs w:val="19"/>
           <w:rFonts w:ascii="Consolas" w:cs="Consolas" w:eastAsia="Consolas" w:hAnsi="Consolas"/>
         </w:rPr>
-        <w:t xml:space="preserve">--alert-email</w:t>
-      </w:r>
-      <w:r>
-        <w:rPr>
-          <w:rFonts w:ascii="Calibri" w:cs="Calibri" w:eastAsia="Calibri" w:hAnsi="Calibri"/>
-        </w:rPr>
-        <w:t xml:space="preserve"> flag leta tha par </w:t>
-      </w:r>
-      <w:r>
-        <w:rPr>
-          <w:color w:val="B0306A"/>
-          <w:sz w:val="19"/>
-          <w:szCs w:val="19"/>
-          <w:rFonts w:ascii="Consolas" w:cs="Consolas" w:eastAsia="Consolas" w:hAnsi="Consolas"/>
-        </w:rPr>
-        <w:t xml:space="preserve">YOUR_ALERT_EMAIL</w:t>
-      </w:r>
-      <w:r>
-        <w:rPr>
-          <w:rFonts w:ascii="Calibri" w:cs="Calibri" w:eastAsia="Calibri" w:hAnsi="Calibri"/>
-        </w:rPr>
-        <w:t xml:space="preserve"> replace hi nahi karta tha. Script chalane se </w:t>
-      </w:r>
-      <w:r>
-        <w:rPr>
-          <w:b/>
-          <w:bCs/>
-          <w:rFonts w:ascii="Calibri" w:cs="Calibri" w:eastAsia="Calibri" w:hAnsi="Calibri"/>
-        </w:rPr>
-        <w:t xml:space="preserve">pehle padhne</w:t>
-      </w:r>
-      <w:r>
-        <w:rPr>
-          <w:rFonts w:ascii="Calibri" w:cs="Calibri" w:eastAsia="Calibri" w:hAnsi="Calibri"/>
-        </w:rPr>
-        <w:t xml:space="preserve"> pe pakda, sed line add ki. (Seekh: script chalane se pehle padho.)</w:t>
+        <w:t xml:space="preserve">slo:error_budget_remaining:ratio7d</w:t>
+      </w:r>
+      <w:r>
+        <w:rPr>
+          <w:rFonts w:ascii="Calibri" w:cs="Calibri" w:eastAsia="Calibri" w:hAnsi="Calibri"/>
+        </w:rPr>
+        <w:t xml:space="preserve"> pe the.</w:t>
       </w:r>
     </w:p>
     <w:p>
@@ -30248,7 +30772,7 @@
         <w:rPr>
           <w:rFonts w:ascii="Calibri" w:cs="Calibri" w:eastAsia="Calibri" w:hAnsi="Calibri"/>
         </w:rPr>
-        <w:t xml:space="preserve">Laptop pe </w:t>
+        <w:t xml:space="preserve">Rule ka formula dekha: </w:t>
       </w:r>
       <w:r>
         <w:rPr>
@@ -30257,13 +30781,13 @@
           <w:szCs w:val="19"/>
           <w:rFonts w:ascii="Consolas" w:cs="Consolas" w:eastAsia="Consolas" w:hAnsi="Consolas"/>
         </w:rPr>
-        <w:t xml:space="preserve">mvn clean</w:t>
-      </w:r>
-      <w:r>
-        <w:rPr>
-          <w:rFonts w:ascii="Calibri" w:cs="Calibri" w:eastAsia="Calibri" w:hAnsi="Calibri"/>
-        </w:rPr>
-        <w:t xml:space="preserve"> fail: "file used by another process" (purana jar locked). Process kill karne ke bajaye code ki copy alag folder mein build ki. (Seekh: unknown process blindly kill mat karo.)</w:t>
+        <w:t xml:space="preserve">sum(rate(5xx[w])) / sum(rate(all[w]))</w:t>
+      </w:r>
+      <w:r>
+        <w:rPr>
+          <w:rFonts w:ascii="Calibri" w:cs="Calibri" w:eastAsia="Calibri" w:hAnsi="Calibri"/>
+        </w:rPr>
+        <w:t xml:space="preserve">.</w:t>
       </w:r>
     </w:p>
     <w:p>
@@ -30279,22 +30803,7 @@
         <w:rPr>
           <w:rFonts w:ascii="Calibri" w:cs="Calibri" w:eastAsia="Calibri" w:hAnsi="Calibri"/>
         </w:rPr>
-        <w:t xml:space="preserve">Laptop pe bani Terraform </w:t>
-      </w:r>
-      <w:r>
-        <w:rPr>
-          <w:color w:val="B0306A"/>
-          <w:sz w:val="19"/>
-          <w:szCs w:val="19"/>
-          <w:rFonts w:ascii="Consolas" w:cs="Consolas" w:eastAsia="Consolas" w:hAnsi="Consolas"/>
-        </w:rPr>
-        <w:t xml:space="preserve">.terraform.lock.hcl</w:t>
-      </w:r>
-      <w:r>
-        <w:rPr>
-          <w:rFonts w:ascii="Calibri" w:cs="Calibri" w:eastAsia="Calibri" w:hAnsi="Calibri"/>
-        </w:rPr>
-        <w:t xml:space="preserve"> mein sirf Windows hashes the → Jenkins (Linux) pe fail hota. Push se pehle delete ki.</w:t>
+        <w:t xml:space="preserve">Prometheus API pe 5xx series count kiya → khaali. 🎯</w:t>
       </w:r>
     </w:p>
     <w:p>
@@ -30310,7 +30819,21 @@
         <w:rPr>
           <w:rFonts w:ascii="Calibri" w:cs="Calibri" w:eastAsia="Calibri" w:hAnsi="Calibri"/>
         </w:rPr>
-        <w:t xml:space="preserve">Commit author GitHub pe </w:t>
+        <w:t xml:space="preserve">Fixed formula pehle </w:t>
+      </w:r>
+      <w:r>
+        <w:rPr>
+          <w:b/>
+          <w:bCs/>
+          <w:rFonts w:ascii="Calibri" w:cs="Calibri" w:eastAsia="Calibri" w:hAnsi="Calibri"/>
+        </w:rPr>
+        <w:t xml:space="preserve">API pe test</w:t>
+      </w:r>
+      <w:r>
+        <w:rPr>
+          <w:rFonts w:ascii="Calibri" w:cs="Calibri" w:eastAsia="Calibri" w:hAnsi="Calibri"/>
+        </w:rPr>
+        <w:t xml:space="preserve"> kiya → </w:t>
       </w:r>
       <w:r>
         <w:rPr>
@@ -30319,43 +30842,46 @@
           <w:szCs w:val="19"/>
           <w:rFonts w:ascii="Consolas" w:cs="Consolas" w:eastAsia="Consolas" w:hAnsi="Consolas"/>
         </w:rPr>
-        <w:t xml:space="preserve">anuj725</w:t>
-      </w:r>
-      <w:r>
-        <w:rPr>
-          <w:rFonts w:ascii="Calibri" w:cs="Calibri" w:eastAsia="Calibri" w:hAnsi="Calibri"/>
-        </w:rPr>
-        <w:t xml:space="preserve"> dikha: GitHub author ko </w:t>
-      </w:r>
+        <w:t xml:space="preserve">0</w:t>
+      </w:r>
+      <w:r>
+        <w:rPr>
+          <w:rFonts w:ascii="Calibri" w:cs="Calibri" w:eastAsia="Calibri" w:hAnsi="Calibri"/>
+        </w:rPr>
+        <w:t xml:space="preserve"> aaya, tab Git mein daala.</w:t>
+      </w:r>
+    </w:p>
+    <w:p>
+      <w:pPr>
+        <w:spacing w:after="120"/>
+      </w:pPr>
       <w:r>
         <w:rPr>
           <w:b/>
           <w:bCs/>
           <w:rFonts w:ascii="Calibri" w:cs="Calibri" w:eastAsia="Calibri" w:hAnsi="Calibri"/>
         </w:rPr>
-        <w:t xml:space="preserve">email</w:t>
-      </w:r>
-      <w:r>
-        <w:rPr>
-          <w:rFonts w:ascii="Calibri" w:cs="Calibri" w:eastAsia="Calibri" w:hAnsi="Calibri"/>
-        </w:rPr>
-        <w:t xml:space="preserve"> se pehchanta hai, us email se juda account dikhta hai.</w:t>
-      </w:r>
-    </w:p>
-    <w:p>
-      <w:pPr>
-        <w:pStyle w:val="ListParagraph"/>
-        <w:numPr>
-          <w:ilvl w:val="0"/>
-          <w:numId w:val="35"/>
-        </w:numPr>
-        <w:spacing w:after="40"/>
-      </w:pPr>
-      <w:r>
-        <w:rPr>
-          <w:rFonts w:ascii="Calibri" w:cs="Calibri" w:eastAsia="Calibri" w:hAnsi="Calibri"/>
-        </w:rPr>
-        <w:t xml:space="preserve">(Batch 8) Sirf </w:t>
+        <w:t xml:space="preserve">Root cause:</w:t>
+      </w:r>
+      <w:r>
+        <w:rPr>
+          <w:rFonts w:ascii="Calibri" w:cs="Calibri" w:eastAsia="Calibri" w:hAnsi="Calibri"/>
+        </w:rPr>
+        <w:t xml:space="preserve"> PromQL mein </w:t>
+      </w:r>
+      <w:r>
+        <w:rPr>
+          <w:b/>
+          <w:bCs/>
+          <w:rFonts w:ascii="Calibri" w:cs="Calibri" w:eastAsia="Calibri" w:hAnsi="Calibri"/>
+        </w:rPr>
+        <w:t xml:space="preserve">absent series ≠ 0</w:t>
+      </w:r>
+      <w:r>
+        <w:rPr>
+          <w:rFonts w:ascii="Calibri" w:cs="Calibri" w:eastAsia="Calibri" w:hAnsi="Calibri"/>
+        </w:rPr>
+        <w:t xml:space="preserve">. Khaali set ka </w:t>
       </w:r>
       <w:r>
         <w:rPr>
@@ -30364,13 +30890,13 @@
           <w:szCs w:val="19"/>
           <w:rFonts w:ascii="Consolas" w:cs="Consolas" w:eastAsia="Consolas" w:hAnsi="Consolas"/>
         </w:rPr>
-        <w:t xml:space="preserve">kubeadm init</w:t>
-      </w:r>
-      <w:r>
-        <w:rPr>
-          <w:rFonts w:ascii="Calibri" w:cs="Calibri" w:eastAsia="Calibri" w:hAnsi="Calibri"/>
-        </w:rPr>
-        <w:t xml:space="preserve"> likha, bina </w:t>
+        <w:t xml:space="preserve">sum()</w:t>
+      </w:r>
+      <w:r>
+        <w:rPr>
+          <w:rFonts w:ascii="Calibri" w:cs="Calibri" w:eastAsia="Calibri" w:hAnsi="Calibri"/>
+        </w:rPr>
+        <w:t xml:space="preserve"> khaali hota hai, aur </w:t>
       </w:r>
       <w:r>
         <w:rPr>
@@ -30379,181 +30905,13 @@
           <w:szCs w:val="19"/>
           <w:rFonts w:ascii="Consolas" w:cs="Consolas" w:eastAsia="Consolas" w:hAnsi="Consolas"/>
         </w:rPr>
-        <w:t xml:space="preserve">sudo</w:t>
-      </w:r>
-      <w:r>
-        <w:rPr>
-          <w:rFonts w:ascii="Calibri" w:cs="Calibri" w:eastAsia="Calibri" w:hAnsi="Calibri"/>
-        </w:rPr>
-        <w:t xml:space="preserve"> aur flags ke → </w:t>
-      </w:r>
-      <w:r>
-        <w:rPr>
-          <w:color w:val="B0306A"/>
-          <w:sz w:val="19"/>
-          <w:szCs w:val="19"/>
-          <w:rFonts w:ascii="Consolas" w:cs="Consolas" w:eastAsia="Consolas" w:hAnsi="Consolas"/>
-        </w:rPr>
-        <w:t xml:space="preserve">[ERROR IsPrivilegedUser]: user is not running as root</w:t>
-      </w:r>
-      <w:r>
-        <w:rPr>
-          <w:rFonts w:ascii="Calibri" w:cs="Calibri" w:eastAsia="Calibri" w:hAnsi="Calibri"/>
-        </w:rPr>
-        <w:t xml:space="preserve">. Preflight pe ruka, kuch bana nahi. Poora command sudo + flags ke saath chalaya.</w:t>
-      </w:r>
-    </w:p>
-    <w:p>
-      <w:pPr>
-        <w:pStyle w:val="ListParagraph"/>
-        <w:numPr>
-          <w:ilvl w:val="0"/>
-          <w:numId w:val="35"/>
-        </w:numPr>
-        <w:spacing w:after="40"/>
-      </w:pPr>
-      <w:r>
-        <w:rPr>
-          <w:rFonts w:ascii="Calibri" w:cs="Calibri" w:eastAsia="Calibri" w:hAnsi="Calibri"/>
-        </w:rPr>
-        <w:t xml:space="preserve">(Batch 8) Docs ka </w:t>
-      </w:r>
-      <w:r>
-        <w:rPr>
-          <w:color w:val="B0306A"/>
-          <w:sz w:val="19"/>
-          <w:szCs w:val="19"/>
-          <w:rFonts w:ascii="Consolas" w:cs="Consolas" w:eastAsia="Consolas" w:hAnsi="Consolas"/>
-        </w:rPr>
-        <w:t xml:space="preserve">&lt;tera-token&gt;</w:t>
-      </w:r>
-      <w:r>
-        <w:rPr>
-          <w:rFonts w:ascii="Calibri" w:cs="Calibri" w:eastAsia="Calibri" w:hAnsi="Calibri"/>
-        </w:rPr>
-        <w:t xml:space="preserve"> placeholder waise hi paste kiya → </w:t>
-      </w:r>
-      <w:r>
-        <w:rPr>
-          <w:color w:val="B0306A"/>
-          <w:sz w:val="19"/>
-          <w:szCs w:val="19"/>
-          <w:rFonts w:ascii="Consolas" w:cs="Consolas" w:eastAsia="Consolas" w:hAnsi="Consolas"/>
-        </w:rPr>
-        <w:t xml:space="preserve">-bash: syntax error near unexpected token newline</w:t>
-      </w:r>
-      <w:r>
-        <w:rPr>
-          <w:rFonts w:ascii="Calibri" w:cs="Calibri" w:eastAsia="Calibri" w:hAnsi="Calibri"/>
-        </w:rPr>
-        <w:t xml:space="preserve">. Bash mein </w:t>
-      </w:r>
-      <w:r>
-        <w:rPr>
-          <w:color w:val="B0306A"/>
-          <w:sz w:val="19"/>
-          <w:szCs w:val="19"/>
-          <w:rFonts w:ascii="Consolas" w:cs="Consolas" w:eastAsia="Consolas" w:hAnsi="Consolas"/>
-        </w:rPr>
-        <w:t xml:space="preserve">&lt;</w:t>
-      </w:r>
-      <w:r>
-        <w:rPr>
-          <w:rFonts w:ascii="Calibri" w:cs="Calibri" w:eastAsia="Calibri" w:hAnsi="Calibri"/>
-        </w:rPr>
-        <w:t xml:space="preserve"> / </w:t>
-      </w:r>
-      <w:r>
-        <w:rPr>
-          <w:color w:val="B0306A"/>
-          <w:sz w:val="19"/>
-          <w:szCs w:val="19"/>
-          <w:rFonts w:ascii="Consolas" w:cs="Consolas" w:eastAsia="Consolas" w:hAnsi="Consolas"/>
-        </w:rPr>
-        <w:t xml:space="preserve">&gt;</w:t>
-      </w:r>
-      <w:r>
-        <w:rPr>
-          <w:rFonts w:ascii="Calibri" w:cs="Calibri" w:eastAsia="Calibri" w:hAnsi="Calibri"/>
-        </w:rPr>
-        <w:t xml:space="preserve"> redirection hain. Master pe </w:t>
-      </w:r>
-      <w:r>
-        <w:rPr>
-          <w:color w:val="B0306A"/>
-          <w:sz w:val="19"/>
-          <w:szCs w:val="19"/>
-          <w:rFonts w:ascii="Consolas" w:cs="Consolas" w:eastAsia="Consolas" w:hAnsi="Consolas"/>
-        </w:rPr>
-        <w:t xml:space="preserve">kubeadm token create --print-join-command</w:t>
-      </w:r>
-      <w:r>
-        <w:rPr>
-          <w:rFonts w:ascii="Calibri" w:cs="Calibri" w:eastAsia="Calibri" w:hAnsi="Calibri"/>
-        </w:rPr>
-        <w:t xml:space="preserve"> se asli line li.</w:t>
-      </w:r>
-    </w:p>
-    <w:p>
-      <w:pPr>
-        <w:pStyle w:val="ListParagraph"/>
-        <w:numPr>
-          <w:ilvl w:val="0"/>
-          <w:numId w:val="35"/>
-        </w:numPr>
-        <w:spacing w:after="40"/>
-      </w:pPr>
-      <w:r>
-        <w:rPr>
-          <w:rFonts w:ascii="Calibri" w:cs="Calibri" w:eastAsia="Calibri" w:hAnsi="Calibri"/>
-        </w:rPr>
-        <w:t xml:space="preserve">(Batch 8) Join token screenshot mein aa gaya → workers join hone ke baad </w:t>
-      </w:r>
-      <w:r>
-        <w:rPr>
-          <w:color w:val="B0306A"/>
-          <w:sz w:val="19"/>
-          <w:szCs w:val="19"/>
-          <w:rFonts w:ascii="Consolas" w:cs="Consolas" w:eastAsia="Consolas" w:hAnsi="Consolas"/>
-        </w:rPr>
-        <w:t xml:space="preserve">sudo kubeadm token delete &lt;id&gt;</w:t>
-      </w:r>
-      <w:r>
-        <w:rPr>
-          <w:rFonts w:ascii="Calibri" w:cs="Calibri" w:eastAsia="Calibri" w:hAnsi="Calibri"/>
-        </w:rPr>
-        <w:t xml:space="preserve"> se saare tokens delete kiye. Check: kube-system mein bootstrap-token secrets = 0.</w:t>
-      </w:r>
-    </w:p>
-    <w:p>
-      <w:pPr>
-        <w:pStyle w:val="ListParagraph"/>
-        <w:numPr>
-          <w:ilvl w:val="0"/>
-          <w:numId w:val="35"/>
-        </w:numPr>
-        <w:spacing w:after="40"/>
-      </w:pPr>
-      <w:r>
-        <w:rPr>
-          <w:rFonts w:ascii="Calibri" w:cs="Calibri" w:eastAsia="Calibri" w:hAnsi="Calibri"/>
-        </w:rPr>
-        <w:t xml:space="preserve">(Batch 9) Jenkins admin password yaad nahi tha → </w:t>
-      </w:r>
-      <w:r>
-        <w:rPr>
-          <w:color w:val="B0306A"/>
-          <w:sz w:val="19"/>
-          <w:szCs w:val="19"/>
-          <w:rFonts w:ascii="Consolas" w:cs="Consolas" w:eastAsia="Consolas" w:hAnsi="Consolas"/>
-        </w:rPr>
-        <w:t xml:space="preserve">init.groovy.d/reset-admin.groovy</w:t>
-      </w:r>
-      <w:r>
-        <w:rPr>
-          <w:rFonts w:ascii="Calibri" w:cs="Calibri" w:eastAsia="Calibri" w:hAnsi="Calibri"/>
-        </w:rPr>
-        <w:t xml:space="preserve"> se reset kiya, login ke </w:t>
+        <w:t xml:space="preserve">khaali / kuch bhi = khaali</w:t>
+      </w:r>
+      <w:r>
+        <w:rPr>
+          <w:rFonts w:ascii="Calibri" w:cs="Calibri" w:eastAsia="Calibri" w:hAnsi="Calibri"/>
+        </w:rPr>
+        <w:t xml:space="preserve">. Isliye rule kabhi value likhta hi nahi, aur service </w:t>
       </w:r>
       <w:r>
         <w:rPr>
@@ -30561,113 +30919,88 @@
           <w:bCs/>
           <w:rFonts w:ascii="Calibri" w:cs="Calibri" w:eastAsia="Calibri" w:hAnsi="Calibri"/>
         </w:rPr>
-        <w:t xml:space="preserve">turant baad folder delete</w:t>
-      </w:r>
-      <w:r>
-        <w:rPr>
-          <w:rFonts w:ascii="Calibri" w:cs="Calibri" w:eastAsia="Calibri" w:hAnsi="Calibri"/>
-        </w:rPr>
-        <w:t xml:space="preserve"> (plain-text password disk pe + har restart pe reset ho jaata).</w:t>
-      </w:r>
-    </w:p>
-    <w:p>
-      <w:pPr>
-        <w:pStyle w:val="ListParagraph"/>
-        <w:numPr>
-          <w:ilvl w:val="0"/>
-          <w:numId w:val="35"/>
-        </w:numPr>
-        <w:spacing w:after="40"/>
-      </w:pPr>
-      <w:r>
-        <w:rPr>
-          <w:rFonts w:ascii="Calibri" w:cs="Calibri" w:eastAsia="Calibri" w:hAnsi="Calibri"/>
-        </w:rPr>
-        <w:t xml:space="preserve">(Batch 9) Python se Windows pe files edit karne pe line endings CRLF ho gayi; repo ka </w:t>
-      </w:r>
-      <w:r>
-        <w:rPr>
-          <w:color w:val="B0306A"/>
-          <w:sz w:val="19"/>
-          <w:szCs w:val="19"/>
-          <w:rFonts w:ascii="Consolas" w:cs="Consolas" w:eastAsia="Consolas" w:hAnsi="Consolas"/>
-        </w:rPr>
-        <w:t xml:space="preserve">.gitattributes</w:t>
-      </w:r>
-      <w:r>
-        <w:rPr>
-          <w:rFonts w:ascii="Calibri" w:cs="Calibri" w:eastAsia="Calibri" w:hAnsi="Calibri"/>
-        </w:rPr>
-        <w:t xml:space="preserve"> (</w:t>
-      </w:r>
-      <w:r>
-        <w:rPr>
-          <w:color w:val="B0306A"/>
-          <w:sz w:val="19"/>
-          <w:szCs w:val="19"/>
-          <w:rFonts w:ascii="Consolas" w:cs="Consolas" w:eastAsia="Consolas" w:hAnsi="Consolas"/>
-        </w:rPr>
-        <w:t xml:space="preserve">eol=lf</w:t>
-      </w:r>
-      <w:r>
-        <w:rPr>
-          <w:rFonts w:ascii="Calibri" w:cs="Calibri" w:eastAsia="Calibri" w:hAnsi="Calibri"/>
-        </w:rPr>
-        <w:t xml:space="preserve">) commit pe theek kar deta, phir bhi </w:t>
-      </w:r>
-      <w:r>
-        <w:rPr>
-          <w:color w:val="B0306A"/>
-          <w:sz w:val="19"/>
-          <w:szCs w:val="19"/>
-          <w:rFonts w:ascii="Consolas" w:cs="Consolas" w:eastAsia="Consolas" w:hAnsi="Consolas"/>
-        </w:rPr>
-        <w:t xml:space="preserve">sed -i "s/\r$//"</w:t>
-      </w:r>
-      <w:r>
-        <w:rPr>
-          <w:rFonts w:ascii="Calibri" w:cs="Calibri" w:eastAsia="Calibri" w:hAnsi="Calibri"/>
-        </w:rPr>
-        <w:t xml:space="preserve"> se LF wapas kiya (shell scripts/user-data CRLF pe toot-te hain).</w:t>
-      </w:r>
-    </w:p>
-    <w:p>
-      <w:pPr>
-        <w:pStyle w:val="ListParagraph"/>
-        <w:numPr>
-          <w:ilvl w:val="0"/>
-          <w:numId w:val="35"/>
-        </w:numPr>
-        <w:spacing w:after="40"/>
-      </w:pPr>
-      <w:r>
-        <w:rPr>
-          <w:rFonts w:ascii="Calibri" w:cs="Calibri" w:eastAsia="Calibri" w:hAnsi="Calibri"/>
-        </w:rPr>
-        <w:t xml:space="preserve">(Batch 8) Guide mein Kubernetes v1.31 (EOL) aur Calico v3.28 the → shuru karne se pehle check kiya, </w:t>
-      </w:r>
+        <w:t xml:space="preserve">perfect ho to SLO andha</w:t>
+      </w:r>
+      <w:r>
+        <w:rPr>
+          <w:rFonts w:ascii="Calibri" w:cs="Calibri" w:eastAsia="Calibri" w:hAnsi="Calibri"/>
+        </w:rPr>
+        <w:t xml:space="preserve">: error budget track nahi hota, aur burn-rate alerts bhi tab tak "blind" rehte jab tak pehla 5xx na aaye.</w:t>
+      </w:r>
+    </w:p>
+    <w:p>
+      <w:pPr>
+        <w:spacing w:after="120"/>
+      </w:pPr>
       <w:r>
         <w:rPr>
           <w:b/>
           <w:bCs/>
           <w:rFonts w:ascii="Calibri" w:cs="Calibri" w:eastAsia="Calibri" w:hAnsi="Calibri"/>
         </w:rPr>
-        <w:t xml:space="preserve">v1.36 + Calico v3.33.0</w:t>
-      </w:r>
-      <w:r>
-        <w:rPr>
-          <w:rFonts w:ascii="Calibri" w:cs="Calibri" w:eastAsia="Calibri" w:hAnsi="Calibri"/>
-        </w:rPr>
-        <w:t xml:space="preserve"> kiya (Calico docs: 3.33 tested on k8s 1.35–1.37), Terraform defaults bhi. Seekh: copy-paste se pehle versions ki support window dekho.</w:t>
-      </w:r>
-    </w:p>
-    <w:p>
-      <w:pPr>
-        <w:pStyle w:val="Heading1"/>
+        <w:t xml:space="preserve">Fix:</w:t>
+      </w:r>
+    </w:p>
+    <w:p>
+      <w:pPr>
         <w:keepNext/>
-      </w:pPr>
-      <w:r>
-        <w:t xml:space="preserve">15. Production mein kya badloge?</w:t>
+        <w:keepLines/>
+        <w:pBdr>
+          <w:top w:val="single" w:color="D0D0D0" w:sz="4" w:space="4"/>
+          <w:left w:val="single" w:color="D0D0D0" w:sz="4" w:space="4"/>
+          <w:right w:val="single" w:color="D0D0D0" w:sz="4" w:space="4"/>
+        </w:pBdr>
+        <w:shd w:fill="F3F3F3" w:color="auto" w:val="clear"/>
+        <w:spacing w:before="80" w:after="0" w:line="240"/>
+      </w:pPr>
+      <w:r>
+        <w:rPr>
+          <w:sz w:val="17"/>
+          <w:szCs w:val="17"/>
+          <w:rFonts w:ascii="Consolas" w:cs="Consolas" w:eastAsia="Consolas" w:hAnsi="Consolas"/>
+        </w:rPr>
+        <w:t xml:space="preserve"># gitops apps/order-service/base/prometheusrule.yaml (8 availability SLI rules, 5m..7d)</w:t>
+      </w:r>
+    </w:p>
+    <w:p>
+      <w:pPr>
+        <w:keepNext/>
+        <w:keepLines/>
+        <w:pBdr>
+          <w:left w:val="single" w:color="D0D0D0" w:sz="4" w:space="4"/>
+          <w:right w:val="single" w:color="D0D0D0" w:sz="4" w:space="4"/>
+        </w:pBdr>
+        <w:shd w:fill="F3F3F3" w:color="auto" w:val="clear"/>
+        <w:spacing w:before="0" w:after="0" w:line="240"/>
+      </w:pPr>
+      <w:r>
+        <w:rPr>
+          <w:sz w:val="17"/>
+          <w:szCs w:val="17"/>
+          <w:rFonts w:ascii="Consolas" w:cs="Consolas" w:eastAsia="Consolas" w:hAnsi="Consolas"/>
+        </w:rPr>
+        <w:t xml:space="preserve">(sum(rate(http_server_requests_seconds_count{...,status=~"5.."}[1h])) or vector(0))</w:t>
+      </w:r>
+    </w:p>
+    <w:p>
+      <w:pPr>
+        <w:keepNext w:val="false"/>
+        <w:keepLines/>
+        <w:pBdr>
+          <w:left w:val="single" w:color="D0D0D0" w:sz="4" w:space="4"/>
+          <w:bottom w:val="single" w:color="D0D0D0" w:sz="4" w:space="4"/>
+          <w:right w:val="single" w:color="D0D0D0" w:sz="4" w:space="4"/>
+        </w:pBdr>
+        <w:shd w:fill="F3F3F3" w:color="auto" w:val="clear"/>
+        <w:spacing w:before="0" w:after="160" w:line="240"/>
+      </w:pPr>
+      <w:r>
+        <w:rPr>
+          <w:sz w:val="17"/>
+          <w:szCs w:val="17"/>
+          <w:rFonts w:ascii="Consolas" w:cs="Consolas" w:eastAsia="Consolas" w:hAnsi="Consolas"/>
+        </w:rPr>
+        <w:t xml:space="preserve">  / sum(rate(http_server_requests_seconds_count{...}[1h]))</w:t>
       </w:r>
     </w:p>
     <w:p>
@@ -30681,23 +31014,48 @@
       </w:pPr>
       <w:r>
         <w:rPr>
-          <w:rFonts w:ascii="Calibri" w:cs="Calibri" w:eastAsia="Calibri" w:hAnsi="Calibri"/>
-        </w:rPr>
-        <w:t xml:space="preserve">kubeadm → </w:t>
-      </w:r>
-      <w:r>
-        <w:rPr>
-          <w:b/>
-          <w:bCs/>
-          <w:rFonts w:ascii="Calibri" w:cs="Calibri" w:eastAsia="Calibri" w:hAnsi="Calibri"/>
-        </w:rPr>
-        <w:t xml:space="preserve">EKS</w:t>
-      </w:r>
-      <w:r>
-        <w:rPr>
-          <w:rFonts w:ascii="Calibri" w:cs="Calibri" w:eastAsia="Calibri" w:hAnsi="Calibri"/>
-        </w:rPr>
-        <w:t xml:space="preserve"> (managed control plane, managed node groups, IRSA/Pod Identity).</w:t>
+          <w:color w:val="B0306A"/>
+          <w:sz w:val="19"/>
+          <w:szCs w:val="19"/>
+          <w:rFonts w:ascii="Consolas" w:cs="Consolas" w:eastAsia="Consolas" w:hAnsi="Consolas"/>
+        </w:rPr>
+        <w:t xml:space="preserve">or vector(0)</w:t>
+      </w:r>
+      <w:r>
+        <w:rPr>
+          <w:rFonts w:ascii="Calibri" w:cs="Calibri" w:eastAsia="Calibri" w:hAnsi="Calibri"/>
+        </w:rPr>
+        <w:t xml:space="preserve">: left side khaali ho to ek label-less </w:t>
+      </w:r>
+      <w:r>
+        <w:rPr>
+          <w:color w:val="B0306A"/>
+          <w:sz w:val="19"/>
+          <w:szCs w:val="19"/>
+          <w:rFonts w:ascii="Consolas" w:cs="Consolas" w:eastAsia="Consolas" w:hAnsi="Consolas"/>
+        </w:rPr>
+        <w:t xml:space="preserve">0</w:t>
+      </w:r>
+      <w:r>
+        <w:rPr>
+          <w:rFonts w:ascii="Calibri" w:cs="Calibri" w:eastAsia="Calibri" w:hAnsi="Calibri"/>
+        </w:rPr>
+        <w:t xml:space="preserve"> de do. </w:t>
+      </w:r>
+      <w:r>
+        <w:rPr>
+          <w:color w:val="B0306A"/>
+          <w:sz w:val="19"/>
+          <w:szCs w:val="19"/>
+          <w:rFonts w:ascii="Consolas" w:cs="Consolas" w:eastAsia="Consolas" w:hAnsi="Consolas"/>
+        </w:rPr>
+        <w:t xml:space="preserve">sum()</w:t>
+      </w:r>
+      <w:r>
+        <w:rPr>
+          <w:rFonts w:ascii="Calibri" w:cs="Calibri" w:eastAsia="Calibri" w:hAnsi="Calibri"/>
+        </w:rPr>
+        <w:t xml:space="preserve"> ka result bhi label-less hota hai, to division match ho jaata hai.</w:t>
       </w:r>
     </w:p>
     <w:p>
@@ -30713,7 +31071,7 @@
         <w:rPr>
           <w:rFonts w:ascii="Calibri" w:cs="Calibri" w:eastAsia="Calibri" w:hAnsi="Calibri"/>
         </w:rPr>
-        <w:t xml:space="preserve">Nodes </w:t>
+        <w:t xml:space="preserve">Latency SLI ko zaroorat nahi: histogram buckets hamesha exist karte hain. Canary AnalysisTemplate </w:t>
       </w:r>
       <w:r>
         <w:rPr>
@@ -30721,27 +31079,28 @@
           <w:bCs/>
           <w:rFonts w:ascii="Calibri" w:cs="Calibri" w:eastAsia="Calibri" w:hAnsi="Calibri"/>
         </w:rPr>
-        <w:t xml:space="preserve">private subnets</w:t>
-      </w:r>
-      <w:r>
-        <w:rPr>
-          <w:rFonts w:ascii="Calibri" w:cs="Calibri" w:eastAsia="Calibri" w:hAnsi="Calibri"/>
-        </w:rPr>
-        <w:t xml:space="preserve"> + NAT, </w:t>
-      </w:r>
-      <w:r>
-        <w:rPr>
-          <w:b/>
-          <w:bCs/>
-          <w:rFonts w:ascii="Calibri" w:cs="Calibri" w:eastAsia="Calibri" w:hAnsi="Calibri"/>
-        </w:rPr>
-        <w:t xml:space="preserve">SSM</w:t>
-      </w:r>
-      <w:r>
-        <w:rPr>
-          <w:rFonts w:ascii="Calibri" w:cs="Calibri" w:eastAsia="Calibri" w:hAnsi="Calibri"/>
-        </w:rPr>
-        <w:t xml:space="preserve"> instead of SSH, private API endpoint.</w:t>
+        <w:t xml:space="preserve">success ratio</w:t>
+      </w:r>
+      <w:r>
+        <w:rPr>
+          <w:rFonts w:ascii="Calibri" w:cs="Calibri" w:eastAsia="Calibri" w:hAnsi="Calibri"/>
+        </w:rPr>
+        <w:t xml:space="preserve"> (</w:t>
+      </w:r>
+      <w:r>
+        <w:rPr>
+          <w:color w:val="B0306A"/>
+          <w:sz w:val="19"/>
+          <w:szCs w:val="19"/>
+          <w:rFonts w:ascii="Consolas" w:cs="Consolas" w:eastAsia="Consolas" w:hAnsi="Consolas"/>
+        </w:rPr>
+        <w:t xml:space="preserve">status!~"5.."</w:t>
+      </w:r>
+      <w:r>
+        <w:rPr>
+          <w:rFonts w:ascii="Calibri" w:cs="Calibri" w:eastAsia="Calibri" w:hAnsi="Calibri"/>
+        </w:rPr>
+        <w:t xml:space="preserve">) use karta hai, wo bhi safe.</w:t>
       </w:r>
     </w:p>
     <w:p>
@@ -30757,21 +31116,56 @@
         <w:rPr>
           <w:rFonts w:ascii="Calibri" w:cs="Calibri" w:eastAsia="Calibri" w:hAnsi="Calibri"/>
         </w:rPr>
-        <w:t xml:space="preserve">Docker Hub → </w:t>
-      </w:r>
+        <w:t xml:space="preserve">Result: </w:t>
+      </w:r>
+      <w:r>
+        <w:rPr>
+          <w:color w:val="B0306A"/>
+          <w:sz w:val="19"/>
+          <w:szCs w:val="19"/>
+          <w:rFonts w:ascii="Consolas" w:cs="Consolas" w:eastAsia="Consolas" w:hAnsi="Consolas"/>
+        </w:rPr>
+        <w:t xml:space="preserve">slo:sli_error:ratio_rate1h = 0</w:t>
+      </w:r>
+      <w:r>
+        <w:rPr>
+          <w:rFonts w:ascii="Calibri" w:cs="Calibri" w:eastAsia="Calibri" w:hAnsi="Calibri"/>
+        </w:rPr>
+        <w:t xml:space="preserve">, </w:t>
+      </w:r>
+      <w:r>
+        <w:rPr>
+          <w:color w:val="B0306A"/>
+          <w:sz w:val="19"/>
+          <w:szCs w:val="19"/>
+          <w:rFonts w:ascii="Consolas" w:cs="Consolas" w:eastAsia="Consolas" w:hAnsi="Consolas"/>
+        </w:rPr>
+        <w:t xml:space="preserve">error_budget_remaining = 1</w:t>
+      </w:r>
+      <w:r>
+        <w:rPr>
+          <w:rFonts w:ascii="Calibri" w:cs="Calibri" w:eastAsia="Calibri" w:hAnsi="Calibri"/>
+        </w:rPr>
+        <w:t xml:space="preserve"> → Grafana Availability 100%, budget 100%.</w:t>
+      </w:r>
+    </w:p>
+    <w:p>
+      <w:pPr>
+        <w:spacing w:after="120"/>
+      </w:pPr>
       <w:r>
         <w:rPr>
           <w:b/>
           <w:bCs/>
           <w:rFonts w:ascii="Calibri" w:cs="Calibri" w:eastAsia="Calibri" w:hAnsi="Calibri"/>
         </w:rPr>
-        <w:t xml:space="preserve">ECR</w:t>
-      </w:r>
-      <w:r>
-        <w:rPr>
-          <w:rFonts w:ascii="Calibri" w:cs="Calibri" w:eastAsia="Calibri" w:hAnsi="Calibri"/>
-        </w:rPr>
-        <w:t xml:space="preserve"> (private, scan on push, IAM pull), </w:t>
+        <w:t xml:space="preserve">Concept / seekh:</w:t>
+      </w:r>
+      <w:r>
+        <w:rPr>
+          <w:rFonts w:ascii="Calibri" w:cs="Calibri" w:eastAsia="Calibri" w:hAnsi="Calibri"/>
+        </w:rPr>
+        <w:t xml:space="preserve"> Monitoring ko </w:t>
       </w:r>
       <w:r>
         <w:rPr>
@@ -30779,217 +31173,13 @@
           <w:bCs/>
           <w:rFonts w:ascii="Calibri" w:cs="Calibri" w:eastAsia="Calibri" w:hAnsi="Calibri"/>
         </w:rPr>
-        <w:t xml:space="preserve">cosign</w:t>
-      </w:r>
-      <w:r>
-        <w:rPr>
-          <w:rFonts w:ascii="Calibri" w:cs="Calibri" w:eastAsia="Calibri" w:hAnsi="Calibri"/>
-        </w:rPr>
-        <w:t xml:space="preserve"> image signing + Kyverno `verifyImages`.</w:t>
-      </w:r>
-    </w:p>
-    <w:p>
-      <w:pPr>
-        <w:pStyle w:val="ListParagraph"/>
-        <w:numPr>
-          <w:ilvl w:val="0"/>
-          <w:numId w:val="36"/>
-        </w:numPr>
-        <w:spacing w:after="40"/>
-      </w:pPr>
-      <w:r>
-        <w:rPr>
-          <w:rFonts w:ascii="Calibri" w:cs="Calibri" w:eastAsia="Calibri" w:hAnsi="Calibri"/>
-        </w:rPr>
-        <w:t xml:space="preserve">NodePort → </w:t>
-      </w:r>
-      <w:r>
-        <w:rPr>
-          <w:b/>
-          <w:bCs/>
-          <w:rFonts w:ascii="Calibri" w:cs="Calibri" w:eastAsia="Calibri" w:hAnsi="Calibri"/>
-        </w:rPr>
-        <w:t xml:space="preserve">Ingress + ALB + TLS</w:t>
-      </w:r>
-      <w:r>
-        <w:rPr>
-          <w:rFonts w:ascii="Calibri" w:cs="Calibri" w:eastAsia="Calibri" w:hAnsi="Calibri"/>
-        </w:rPr>
-        <w:t xml:space="preserve"> (cert-manager / ACM), WAF.</w:t>
-      </w:r>
-    </w:p>
-    <w:p>
-      <w:pPr>
-        <w:pStyle w:val="ListParagraph"/>
-        <w:numPr>
-          <w:ilvl w:val="0"/>
-          <w:numId w:val="36"/>
-        </w:numPr>
-        <w:spacing w:after="40"/>
-      </w:pPr>
-      <w:r>
-        <w:rPr>
-          <w:b/>
-          <w:bCs/>
-          <w:rFonts w:ascii="Calibri" w:cs="Calibri" w:eastAsia="Calibri" w:hAnsi="Calibri"/>
-        </w:rPr>
-        <w:t xml:space="preserve">External Secrets Operator</w:t>
-      </w:r>
-      <w:r>
-        <w:rPr>
-          <w:rFonts w:ascii="Calibri" w:cs="Calibri" w:eastAsia="Calibri" w:hAnsi="Calibri"/>
-        </w:rPr>
-        <w:t xml:space="preserve"> + AWS Secrets Manager (Slack, Grafana, DB passwords).</w:t>
-      </w:r>
-    </w:p>
-    <w:p>
-      <w:pPr>
-        <w:pStyle w:val="ListParagraph"/>
-        <w:numPr>
-          <w:ilvl w:val="0"/>
-          <w:numId w:val="36"/>
-        </w:numPr>
-        <w:spacing w:after="40"/>
-      </w:pPr>
-      <w:r>
-        <w:rPr>
-          <w:rFonts w:ascii="Calibri" w:cs="Calibri" w:eastAsia="Calibri" w:hAnsi="Calibri"/>
-        </w:rPr>
-        <w:t xml:space="preserve">Prometheus </w:t>
-      </w:r>
-      <w:r>
-        <w:rPr>
-          <w:b/>
-          <w:bCs/>
-          <w:rFonts w:ascii="Calibri" w:cs="Calibri" w:eastAsia="Calibri" w:hAnsi="Calibri"/>
-        </w:rPr>
-        <w:t xml:space="preserve">persistent storage</w:t>
-      </w:r>
-      <w:r>
-        <w:rPr>
-          <w:rFonts w:ascii="Calibri" w:cs="Calibri" w:eastAsia="Calibri" w:hAnsi="Calibri"/>
-        </w:rPr>
-        <w:t xml:space="preserve"> (EBS CSI) ya </w:t>
-      </w:r>
-      <w:r>
-        <w:rPr>
-          <w:b/>
-          <w:bCs/>
-          <w:rFonts w:ascii="Calibri" w:cs="Calibri" w:eastAsia="Calibri" w:hAnsi="Calibri"/>
-        </w:rPr>
-        <w:t xml:space="preserve">Amazon Managed Prometheus/Grafana</w:t>
-      </w:r>
-      <w:r>
-        <w:rPr>
-          <w:rFonts w:ascii="Calibri" w:cs="Calibri" w:eastAsia="Calibri" w:hAnsi="Calibri"/>
-        </w:rPr>
-        <w:t xml:space="preserve">, Thanos for long-term.</w:t>
-      </w:r>
-    </w:p>
-    <w:p>
-      <w:pPr>
-        <w:pStyle w:val="ListParagraph"/>
-        <w:numPr>
-          <w:ilvl w:val="0"/>
-          <w:numId w:val="36"/>
-        </w:numPr>
-        <w:spacing w:after="40"/>
-      </w:pPr>
-      <w:r>
-        <w:rPr>
-          <w:rFonts w:ascii="Calibri" w:cs="Calibri" w:eastAsia="Calibri" w:hAnsi="Calibri"/>
-        </w:rPr>
-        <w:t xml:space="preserve">Jenkins: </w:t>
-      </w:r>
-      <w:r>
-        <w:rPr>
-          <w:b/>
-          <w:bCs/>
-          <w:rFonts w:ascii="Calibri" w:cs="Calibri" w:eastAsia="Calibri" w:hAnsi="Calibri"/>
-        </w:rPr>
-        <w:t xml:space="preserve">agents</w:t>
-      </w:r>
-      <w:r>
-        <w:rPr>
-          <w:rFonts w:ascii="Calibri" w:cs="Calibri" w:eastAsia="Calibri" w:hAnsi="Calibri"/>
-        </w:rPr>
-        <w:t xml:space="preserve"> (controller pe builds nahi), JCasC, HTTPS, least-privilege IAM; ya GitHub Actions with OIDC.</w:t>
-      </w:r>
-    </w:p>
-    <w:p>
-      <w:pPr>
-        <w:pStyle w:val="ListParagraph"/>
-        <w:numPr>
-          <w:ilvl w:val="0"/>
-          <w:numId w:val="36"/>
-        </w:numPr>
-        <w:spacing w:after="40"/>
-      </w:pPr>
-      <w:r>
-        <w:rPr>
-          <w:rFonts w:ascii="Calibri" w:cs="Calibri" w:eastAsia="Calibri" w:hAnsi="Calibri"/>
-        </w:rPr>
-        <w:t xml:space="preserve">Argo CD </w:t>
-      </w:r>
-      <w:r>
-        <w:rPr>
-          <w:b/>
-          <w:bCs/>
-          <w:rFonts w:ascii="Calibri" w:cs="Calibri" w:eastAsia="Calibri" w:hAnsi="Calibri"/>
-        </w:rPr>
-        <w:t xml:space="preserve">SSO + RBAC</w:t>
-      </w:r>
-      <w:r>
-        <w:rPr>
-          <w:rFonts w:ascii="Calibri" w:cs="Calibri" w:eastAsia="Calibri" w:hAnsi="Calibri"/>
-        </w:rPr>
-        <w:t xml:space="preserve">, Image Updater ya PR-based promotion with required reviews.</w:t>
-      </w:r>
-    </w:p>
-    <w:p>
-      <w:pPr>
-        <w:pStyle w:val="ListParagraph"/>
-        <w:numPr>
-          <w:ilvl w:val="0"/>
-          <w:numId w:val="36"/>
-        </w:numPr>
-        <w:spacing w:after="40"/>
-      </w:pPr>
-      <w:r>
-        <w:rPr>
-          <w:rFonts w:ascii="Calibri" w:cs="Calibri" w:eastAsia="Calibri" w:hAnsi="Calibri"/>
-        </w:rPr>
-        <w:t xml:space="preserve">etcd </w:t>
-      </w:r>
-      <w:r>
-        <w:rPr>
-          <w:b/>
-          <w:bCs/>
-          <w:rFonts w:ascii="Calibri" w:cs="Calibri" w:eastAsia="Calibri" w:hAnsi="Calibri"/>
-        </w:rPr>
-        <w:t xml:space="preserve">encryption at rest</w:t>
-      </w:r>
-      <w:r>
-        <w:rPr>
-          <w:rFonts w:ascii="Calibri" w:cs="Calibri" w:eastAsia="Calibri" w:hAnsi="Calibri"/>
-        </w:rPr>
-        <w:t xml:space="preserve">, kube-bench CIS scans, VPC Flow Logs, GuardDuty, CloudTrail.</w:t>
-      </w:r>
-    </w:p>
-    <w:p>
-      <w:pPr>
-        <w:pStyle w:val="ListParagraph"/>
-        <w:numPr>
-          <w:ilvl w:val="0"/>
-          <w:numId w:val="36"/>
-        </w:numPr>
-        <w:spacing w:after="40"/>
-      </w:pPr>
-      <w:r>
-        <w:rPr>
-          <w:rFonts w:ascii="Calibri" w:cs="Calibri" w:eastAsia="Calibri" w:hAnsi="Calibri"/>
-        </w:rPr>
-        <w:t xml:space="preserve">Traffic router (Istio/NGINX) for exact canary weights; PagerDuty for on-call.</w:t>
+        <w:t xml:space="preserve">healthy aur failing dono state</w:t>
+      </w:r>
+      <w:r>
+        <w:rPr>
+          <w:rFonts w:ascii="Calibri" w:cs="Calibri" w:eastAsia="Calibri" w:hAnsi="Calibri"/>
+        </w:rPr>
+        <w:t xml:space="preserve"> mein test karo. "No data" aksar "sab theek" nahi hota, balki query ka bug hota hai. Recording rules ka output API se verify karo.</w:t>
       </w:r>
     </w:p>
     <w:p>
@@ -31016,16 +31206,16 @@
           <w:iCs/>
           <w:rFonts w:ascii="Calibri" w:cs="Calibri" w:eastAsia="Calibri" w:hAnsi="Calibri"/>
         </w:rPr>
-        <w:t xml:space="preserve">For production I would move to EKS in private subnets, use ECR with image signing, put an ingress with TLS in front, manage secrets with External Secrets and Secrets Manager, give Prometheus persistent or managed storage, and run Jenkins builds on ephemeral agents with least-privilege IAM.</w:t>
-      </w:r>
-    </w:p>
-    <w:p>
-      <w:pPr>
-        <w:pStyle w:val="Heading1"/>
+        <w:t xml:space="preserve">Our availability SLI showed No data exactly when the service was perfect, because the 5xx counter series did not exist yet, and in PromQL a sum over nothing is an empty vector, not zero. I defaulted the numerator with or vector(0) in the recording rules after testing the expression against the Prometheus API, so the SLI reads 100% and the error budget is tracked from the first minute.</w:t>
+      </w:r>
+    </w:p>
+    <w:p>
+      <w:pPr>
+        <w:pStyle w:val="Heading3"/>
         <w:keepNext/>
       </w:pPr>
       <w:r>
-        <w:t xml:space="preserve">16. Resume bullets</w:t>
+        <w:t xml:space="preserve">Problem 18: Abort karne pe pipeline ne "failed verification" bola aur release rollback kar diya</w:t>
       </w:r>
     </w:p>
     <w:p>
@@ -31034,9 +31224,296 @@
       </w:pPr>
       <w:r>
         <w:rPr>
-          <w:rFonts w:ascii="Calibri" w:cs="Calibri" w:eastAsia="Calibri" w:hAnsi="Calibri"/>
-        </w:rPr>
-        <w:t xml:space="preserve">Deploy karke dekhne ke baad hi resume pe daalna, aur numbers apne asli results se replace karna.</w:t>
+          <w:b/>
+          <w:bCs/>
+          <w:rFonts w:ascii="Calibri" w:cs="Calibri" w:eastAsia="Calibri" w:hAnsi="Calibri"/>
+        </w:rPr>
+        <w:t xml:space="preserve">Symptom / output:</w:t>
+      </w:r>
+      <w:r>
+        <w:rPr>
+          <w:rFonts w:ascii="Calibri" w:cs="Calibri" w:eastAsia="Calibri" w:hAnsi="Calibri"/>
+        </w:rPr>
+        <w:t xml:space="preserve"> Slack </w:t>
+      </w:r>
+      <w:r>
+        <w:rPr>
+          <w:color w:val="B0306A"/>
+          <w:sz w:val="19"/>
+          <w:szCs w:val="19"/>
+          <w:rFonts w:ascii="Consolas" w:cs="Consolas" w:eastAsia="Consolas" w:hAnsi="Consolas"/>
+        </w:rPr>
+        <w:t xml:space="preserve">#deployment</w:t>
+      </w:r>
+      <w:r>
+        <w:rPr>
+          <w:rFonts w:ascii="Calibri" w:cs="Calibri" w:eastAsia="Calibri" w:hAnsi="Calibri"/>
+        </w:rPr>
+        <w:t xml:space="preserve">: </w:t>
+      </w:r>
+      <w:r>
+        <w:rPr>
+          <w:b/>
+          <w:bCs/>
+          <w:rFonts w:ascii="Calibri" w:cs="Calibri" w:eastAsia="Calibri" w:hAnsi="Calibri"/>
+        </w:rPr>
+        <w:t xml:space="preserve">⏪ dev rejected 7-5e0ae82 - failed post-deploy verification, GitOps commit reverted</w:t>
+      </w:r>
+      <w:r>
+        <w:rPr>
+          <w:rFonts w:ascii="Calibri" w:cs="Calibri" w:eastAsia="Calibri" w:hAnsi="Calibri"/>
+        </w:rPr>
+        <w:t xml:space="preserve"> aur </w:t>
+      </w:r>
+      <w:r>
+        <w:rPr>
+          <w:b/>
+          <w:bCs/>
+          <w:rFonts w:ascii="Calibri" w:cs="Calibri" w:eastAsia="Calibri" w:hAnsi="Calibri"/>
+        </w:rPr>
+        <w:t xml:space="preserve">🚫 build #7 was aborted</w:t>
+      </w:r>
+      <w:r>
+        <w:rPr>
+          <w:rFonts w:ascii="Calibri" w:cs="Calibri" w:eastAsia="Calibri" w:hAnsi="Calibri"/>
+        </w:rPr>
+        <w:t xml:space="preserve">. Gitops repo mein </w:t>
+      </w:r>
+      <w:r>
+        <w:rPr>
+          <w:color w:val="B0306A"/>
+          <w:sz w:val="19"/>
+          <w:szCs w:val="19"/>
+          <w:rFonts w:ascii="Consolas" w:cs="Consolas" w:eastAsia="Consolas" w:hAnsi="Consolas"/>
+        </w:rPr>
+        <w:t xml:space="preserve">promote(dev) 11:16</w:t>
+      </w:r>
+      <w:r>
+        <w:rPr>
+          <w:rFonts w:ascii="Calibri" w:cs="Calibri" w:eastAsia="Calibri" w:hAnsi="Calibri"/>
+        </w:rPr>
+        <w:t xml:space="preserve"> ke baad </w:t>
+      </w:r>
+      <w:r>
+        <w:rPr>
+          <w:color w:val="B0306A"/>
+          <w:sz w:val="19"/>
+          <w:szCs w:val="19"/>
+          <w:rFonts w:ascii="Consolas" w:cs="Consolas" w:eastAsia="Consolas" w:hAnsi="Consolas"/>
+        </w:rPr>
+        <w:t xml:space="preserve">rollback(dev): revert ... 11:23</w:t>
+      </w:r>
+      <w:r>
+        <w:rPr>
+          <w:rFonts w:ascii="Calibri" w:cs="Calibri" w:eastAsia="Calibri" w:hAnsi="Calibri"/>
+        </w:rPr>
+        <w:t xml:space="preserve">.</w:t>
+      </w:r>
+    </w:p>
+    <w:p>
+      <w:pPr>
+        <w:keepNext/>
+        <w:keepLines/>
+        <w:pBdr>
+          <w:top w:val="single" w:color="D0D0D0" w:sz="4" w:space="4"/>
+          <w:left w:val="single" w:color="D0D0D0" w:sz="4" w:space="4"/>
+          <w:right w:val="single" w:color="D0D0D0" w:sz="4" w:space="4"/>
+        </w:pBdr>
+        <w:shd w:fill="F3F3F3" w:color="auto" w:val="clear"/>
+        <w:spacing w:before="80" w:after="0" w:line="240"/>
+      </w:pPr>
+      <w:r>
+        <w:rPr>
+          <w:sz w:val="17"/>
+          <w:szCs w:val="17"/>
+          <w:rFonts w:ascii="Consolas" w:cs="Consolas" w:eastAsia="Consolas" w:hAnsi="Consolas"/>
+        </w:rPr>
+        <w:t xml:space="preserve">11:16:55  Waiting up to 900s for http://172.31.0.118:30080 to serve 7-5e0ae82</w:t>
+      </w:r>
+    </w:p>
+    <w:p>
+      <w:pPr>
+        <w:keepNext/>
+        <w:keepLines/>
+        <w:pBdr>
+          <w:left w:val="single" w:color="D0D0D0" w:sz="4" w:space="4"/>
+          <w:right w:val="single" w:color="D0D0D0" w:sz="4" w:space="4"/>
+        </w:pBdr>
+        <w:shd w:fill="F3F3F3" w:color="auto" w:val="clear"/>
+        <w:spacing w:before="0" w:after="0" w:line="240"/>
+      </w:pPr>
+      <w:r>
+        <w:rPr>
+          <w:sz w:val="17"/>
+          <w:szCs w:val="17"/>
+          <w:rFonts w:ascii="Consolas" w:cs="Consolas" w:eastAsia="Consolas" w:hAnsi="Consolas"/>
+        </w:rPr>
+        <w:t xml:space="preserve">11:16:55  11:16:55 not ready: version=6-5e0ae82 orders=200</w:t>
+      </w:r>
+    </w:p>
+    <w:p>
+      <w:pPr>
+        <w:keepNext/>
+        <w:keepLines/>
+        <w:pBdr>
+          <w:left w:val="single" w:color="D0D0D0" w:sz="4" w:space="4"/>
+          <w:right w:val="single" w:color="D0D0D0" w:sz="4" w:space="4"/>
+        </w:pBdr>
+        <w:shd w:fill="F3F3F3" w:color="auto" w:val="clear"/>
+        <w:spacing w:before="0" w:after="0" w:line="240"/>
+      </w:pPr>
+      <w:r>
+        <w:rPr>
+          <w:sz w:val="17"/>
+          <w:szCs w:val="17"/>
+          <w:rFonts w:ascii="Consolas" w:cs="Consolas" w:eastAsia="Consolas" w:hAnsi="Consolas"/>
+        </w:rPr>
+        <w:t xml:space="preserve">11:23:22  Sending interrupt signal to process</w:t>
+      </w:r>
+    </w:p>
+    <w:p>
+      <w:pPr>
+        <w:keepNext/>
+        <w:keepLines/>
+        <w:pBdr>
+          <w:left w:val="single" w:color="D0D0D0" w:sz="4" w:space="4"/>
+          <w:right w:val="single" w:color="D0D0D0" w:sz="4" w:space="4"/>
+        </w:pBdr>
+        <w:shd w:fill="F3F3F3" w:color="auto" w:val="clear"/>
+        <w:spacing w:before="0" w:after="0" w:line="240"/>
+      </w:pPr>
+      <w:r>
+        <w:rPr>
+          <w:sz w:val="17"/>
+          <w:szCs w:val="17"/>
+          <w:rFonts w:ascii="Consolas" w:cs="Consolas" w:eastAsia="Consolas" w:hAnsi="Consolas"/>
+        </w:rPr>
+        <w:t xml:space="preserve">11:23:28  Sending interrupt signal to process</w:t>
+      </w:r>
+    </w:p>
+    <w:p>
+      <w:pPr>
+        <w:keepNext w:val="false"/>
+        <w:keepLines/>
+        <w:pBdr>
+          <w:left w:val="single" w:color="D0D0D0" w:sz="4" w:space="4"/>
+          <w:bottom w:val="single" w:color="D0D0D0" w:sz="4" w:space="4"/>
+          <w:right w:val="single" w:color="D0D0D0" w:sz="4" w:space="4"/>
+        </w:pBdr>
+        <w:shd w:fill="F3F3F3" w:color="auto" w:val="clear"/>
+        <w:spacing w:before="0" w:after="160" w:line="240"/>
+      </w:pPr>
+      <w:r>
+        <w:rPr>
+          <w:sz w:val="17"/>
+          <w:szCs w:val="17"/>
+          <w:rFonts w:ascii="Consolas" w:cs="Consolas" w:eastAsia="Consolas" w:hAnsi="Consolas"/>
+        </w:rPr>
+        <w:t xml:space="preserve">11:23:31  Terminated</w:t>
+      </w:r>
+    </w:p>
+    <w:p>
+      <w:pPr>
+        <w:spacing w:after="120"/>
+      </w:pPr>
+      <w:r>
+        <w:rPr>
+          <w:b/>
+          <w:bCs/>
+          <w:rFonts w:ascii="Calibri" w:cs="Calibri" w:eastAsia="Calibri" w:hAnsi="Calibri"/>
+        </w:rPr>
+        <w:t xml:space="preserve">Output kaise padha:</w:t>
+      </w:r>
+      <w:r>
+        <w:rPr>
+          <w:rFonts w:ascii="Calibri" w:cs="Calibri" w:eastAsia="Calibri" w:hAnsi="Calibri"/>
+        </w:rPr>
+        <w:t xml:space="preserve"> </w:t>
+      </w:r>
+      <w:r>
+        <w:rPr>
+          <w:color w:val="B0306A"/>
+          <w:sz w:val="19"/>
+          <w:szCs w:val="19"/>
+          <w:rFonts w:ascii="Consolas" w:cs="Consolas" w:eastAsia="Consolas" w:hAnsi="Consolas"/>
+        </w:rPr>
+        <w:t xml:space="preserve">Sending interrupt signal to process</w:t>
+      </w:r>
+      <w:r>
+        <w:rPr>
+          <w:rFonts w:ascii="Calibri" w:cs="Calibri" w:eastAsia="Calibri" w:hAnsi="Calibri"/>
+        </w:rPr>
+        <w:t xml:space="preserve"> = Jenkins ka </w:t>
+      </w:r>
+      <w:r>
+        <w:rPr>
+          <w:b/>
+          <w:bCs/>
+          <w:rFonts w:ascii="Calibri" w:cs="Calibri" w:eastAsia="Calibri" w:hAnsi="Calibri"/>
+        </w:rPr>
+        <w:t xml:space="preserve">Abort</w:t>
+      </w:r>
+      <w:r>
+        <w:rPr>
+          <w:rFonts w:ascii="Calibri" w:cs="Calibri" w:eastAsia="Calibri" w:hAnsi="Calibri"/>
+        </w:rPr>
+        <w:t xml:space="preserve"> button. Script ne </w:t>
+      </w:r>
+      <w:r>
+        <w:rPr>
+          <w:color w:val="B0306A"/>
+          <w:sz w:val="19"/>
+          <w:szCs w:val="19"/>
+          <w:rFonts w:ascii="Consolas" w:cs="Consolas" w:eastAsia="Consolas" w:hAnsi="Consolas"/>
+        </w:rPr>
+        <w:t xml:space="preserve">FAILED: ... within 900s</w:t>
+      </w:r>
+      <w:r>
+        <w:rPr>
+          <w:rFonts w:ascii="Calibri" w:cs="Calibri" w:eastAsia="Calibri" w:hAnsi="Calibri"/>
+        </w:rPr>
+        <w:t xml:space="preserve"> kabhi nahi likha, aur 6m36s pe ruki jabki timeout 900s tha. Yaani verification fail </w:t>
+      </w:r>
+      <w:r>
+        <w:rPr>
+          <w:b/>
+          <w:bCs/>
+          <w:rFonts w:ascii="Calibri" w:cs="Calibri" w:eastAsia="Calibri" w:hAnsi="Calibri"/>
+        </w:rPr>
+        <w:t xml:space="preserve">nahi</w:t>
+      </w:r>
+      <w:r>
+        <w:rPr>
+          <w:rFonts w:ascii="Calibri" w:cs="Calibri" w:eastAsia="Calibri" w:hAnsi="Calibri"/>
+        </w:rPr>
+        <w:t xml:space="preserve"> hui, insaan ne roka. Cluster mein us release ka AnalysisRun </w:t>
+      </w:r>
+      <w:r>
+        <w:rPr>
+          <w:b/>
+          <w:bCs/>
+          <w:rFonts w:ascii="Calibri" w:cs="Calibri" w:eastAsia="Calibri" w:hAnsi="Calibri"/>
+        </w:rPr>
+        <w:t xml:space="preserve">Successful</w:t>
+      </w:r>
+      <w:r>
+        <w:rPr>
+          <w:rFonts w:ascii="Calibri" w:cs="Calibri" w:eastAsia="Calibri" w:hAnsi="Calibri"/>
+        </w:rPr>
+        <w:t xml:space="preserve"> tha.</w:t>
+      </w:r>
+    </w:p>
+    <w:p>
+      <w:pPr>
+        <w:spacing w:after="120"/>
+      </w:pPr>
+      <w:r>
+        <w:rPr>
+          <w:b/>
+          <w:bCs/>
+          <w:rFonts w:ascii="Calibri" w:cs="Calibri" w:eastAsia="Calibri" w:hAnsi="Calibri"/>
+        </w:rPr>
+        <w:t xml:space="preserve">Debug steps (har step ne kya rule out kiya):</w:t>
       </w:r>
     </w:p>
     <w:p>
@@ -31052,7 +31529,22 @@
         <w:rPr>
           <w:rFonts w:ascii="Calibri" w:cs="Calibri" w:eastAsia="Calibri" w:hAnsi="Calibri"/>
         </w:rPr>
-        <w:t xml:space="preserve">Built an end-to-end </w:t>
+        <w:t xml:space="preserve">Stage Logs: </w:t>
+      </w:r>
+      <w:r>
+        <w:rPr>
+          <w:color w:val="B0306A"/>
+          <w:sz w:val="19"/>
+          <w:szCs w:val="19"/>
+          <w:rFonts w:ascii="Consolas" w:cs="Consolas" w:eastAsia="Consolas" w:hAnsi="Consolas"/>
+        </w:rPr>
+        <w:t xml:space="preserve">verify-deployment.sh</w:t>
+      </w:r>
+      <w:r>
+        <w:rPr>
+          <w:rFonts w:ascii="Calibri" w:cs="Calibri" w:eastAsia="Calibri" w:hAnsi="Calibri"/>
+        </w:rPr>
+        <w:t xml:space="preserve"> self time </w:t>
       </w:r>
       <w:r>
         <w:rPr>
@@ -31060,27 +31552,13 @@
           <w:bCs/>
           <w:rFonts w:ascii="Calibri" w:cs="Calibri" w:eastAsia="Calibri" w:hAnsi="Calibri"/>
         </w:rPr>
-        <w:t xml:space="preserve">GitOps delivery platform</w:t>
-      </w:r>
-      <w:r>
-        <w:rPr>
-          <w:rFonts w:ascii="Calibri" w:cs="Calibri" w:eastAsia="Calibri" w:hAnsi="Calibri"/>
-        </w:rPr>
-        <w:t xml:space="preserve"> on AWS: Jenkins CI for a Java Spring Boot microservice with Trivy image scanning and immutable tags, promoted through dev, staging and prod by </w:t>
-      </w:r>
-      <w:r>
-        <w:rPr>
-          <w:b/>
-          <w:bCs/>
-          <w:rFonts w:ascii="Calibri" w:cs="Calibri" w:eastAsia="Calibri" w:hAnsi="Calibri"/>
-        </w:rPr>
-        <w:t xml:space="preserve">Argo CD</w:t>
-      </w:r>
-      <w:r>
-        <w:rPr>
-          <w:rFonts w:ascii="Calibri" w:cs="Calibri" w:eastAsia="Calibri" w:hAnsi="Calibri"/>
-        </w:rPr>
-        <w:t xml:space="preserve"> with manual approval gates.</w:t>
+        <w:t xml:space="preserve">6m36s</w:t>
+      </w:r>
+      <w:r>
+        <w:rPr>
+          <w:rFonts w:ascii="Calibri" w:cs="Calibri" w:eastAsia="Calibri" w:hAnsi="Calibri"/>
+        </w:rPr>
+        <w:t xml:space="preserve"> &lt; 900s. Script sirf deadline pe exit 1 karti hai, to ye asli failure nahi.</w:t>
       </w:r>
     </w:p>
     <w:p>
@@ -31096,49 +31574,7 @@
         <w:rPr>
           <w:rFonts w:ascii="Calibri" w:cs="Calibri" w:eastAsia="Calibri" w:hAnsi="Calibri"/>
         </w:rPr>
-        <w:t xml:space="preserve">Provisioned self-managed </w:t>
-      </w:r>
-      <w:r>
-        <w:rPr>
-          <w:b/>
-          <w:bCs/>
-          <w:rFonts w:ascii="Calibri" w:cs="Calibri" w:eastAsia="Calibri" w:hAnsi="Calibri"/>
-        </w:rPr>
-        <w:t xml:space="preserve">Kubernetes (kubeadm) clusters on EC2</w:t>
-      </w:r>
-      <w:r>
-        <w:rPr>
-          <w:rFonts w:ascii="Calibri" w:cs="Calibri" w:eastAsia="Calibri" w:hAnsi="Calibri"/>
-        </w:rPr>
-        <w:t xml:space="preserve"> with </w:t>
-      </w:r>
-      <w:r>
-        <w:rPr>
-          <w:b/>
-          <w:bCs/>
-          <w:rFonts w:ascii="Calibri" w:cs="Calibri" w:eastAsia="Calibri" w:hAnsi="Calibri"/>
-        </w:rPr>
-        <w:t xml:space="preserve">Terraform</w:t>
-      </w:r>
-      <w:r>
-        <w:rPr>
-          <w:rFonts w:ascii="Calibri" w:cs="Calibri" w:eastAsia="Calibri" w:hAnsi="Calibri"/>
-        </w:rPr>
-        <w:t xml:space="preserve"> modules, S3 remote state with native locking, and an infra pipeline that plans, </w:t>
-      </w:r>
-      <w:r>
-        <w:rPr>
-          <w:b/>
-          <w:bCs/>
-          <w:rFonts w:ascii="Calibri" w:cs="Calibri" w:eastAsia="Calibri" w:hAnsi="Calibri"/>
-        </w:rPr>
-        <w:t xml:space="preserve">policy-checks (OPA/conftest)</w:t>
-      </w:r>
-      <w:r>
-        <w:rPr>
-          <w:rFonts w:ascii="Calibri" w:cs="Calibri" w:eastAsia="Calibri" w:hAnsi="Calibri"/>
-        </w:rPr>
-        <w:t xml:space="preserve"> and applies per environment.</w:t>
+        <w:t xml:space="preserve">Console expand kiya → interrupt signal. Abort "Approval: staging" samajh ke dabaya gaya, lekin build abhi Deploy: dev ke verify mein tha (asli canary: Argo CD poll ~3 min + 25%/2m/50%/2m ≈ 8–9 min).</w:t>
       </w:r>
     </w:p>
     <w:p>
@@ -31154,7 +31590,7 @@
         <w:rPr>
           <w:rFonts w:ascii="Calibri" w:cs="Calibri" w:eastAsia="Calibri" w:hAnsi="Calibri"/>
         </w:rPr>
-        <w:t xml:space="preserve">Implemented </w:t>
+        <w:t xml:space="preserve">Beech mein nayi lines kyun nahi: script </w:t>
       </w:r>
       <w:r>
         <w:rPr>
@@ -31162,27 +31598,13 @@
           <w:bCs/>
           <w:rFonts w:ascii="Calibri" w:cs="Calibri" w:eastAsia="Calibri" w:hAnsi="Calibri"/>
         </w:rPr>
-        <w:t xml:space="preserve">progressive delivery</w:t>
-      </w:r>
-      <w:r>
-        <w:rPr>
-          <w:rFonts w:ascii="Calibri" w:cs="Calibri" w:eastAsia="Calibri" w:hAnsi="Calibri"/>
-        </w:rPr>
-        <w:t xml:space="preserve"> with Argo Rollouts canaries and Prometheus-based analysis, giving </w:t>
-      </w:r>
-      <w:r>
-        <w:rPr>
-          <w:b/>
-          <w:bCs/>
-          <w:rFonts w:ascii="Calibri" w:cs="Calibri" w:eastAsia="Calibri" w:hAnsi="Calibri"/>
-        </w:rPr>
-        <w:t xml:space="preserve">automatic rollback</w:t>
-      </w:r>
-      <w:r>
-        <w:rPr>
-          <w:rFonts w:ascii="Calibri" w:cs="Calibri" w:eastAsia="Calibri" w:hAnsi="Calibri"/>
-        </w:rPr>
-        <w:t xml:space="preserve"> of bad releases plus GitOps revert from the pipeline.</w:t>
+        <w:t xml:space="preserve">sirf status badalne pe</w:t>
+      </w:r>
+      <w:r>
+        <w:rPr>
+          <w:rFonts w:ascii="Calibri" w:cs="Calibri" w:eastAsia="Calibri" w:hAnsi="Calibri"/>
+        </w:rPr>
+        <w:t xml:space="preserve"> likhti hai; canary mein v6/v7 mix responses streak reset karte rahe, status "version=6" hi raha.</w:t>
       </w:r>
     </w:p>
     <w:p>
@@ -31198,7 +31620,37 @@
         <w:rPr>
           <w:rFonts w:ascii="Calibri" w:cs="Calibri" w:eastAsia="Calibri" w:hAnsi="Calibri"/>
         </w:rPr>
-        <w:t xml:space="preserve">Enforced </w:t>
+        <w:t xml:space="preserve">Jenkinsfile </w:t>
+      </w:r>
+      <w:r>
+        <w:rPr>
+          <w:color w:val="B0306A"/>
+          <w:sz w:val="19"/>
+          <w:szCs w:val="19"/>
+          <w:rFonts w:ascii="Consolas" w:cs="Consolas" w:eastAsia="Consolas" w:hAnsi="Consolas"/>
+        </w:rPr>
+        <w:t xml:space="preserve">promoteAndVerify</w:t>
+      </w:r>
+      <w:r>
+        <w:rPr>
+          <w:rFonts w:ascii="Calibri" w:cs="Calibri" w:eastAsia="Calibri" w:hAnsi="Calibri"/>
+        </w:rPr>
+        <w:t xml:space="preserve">: </w:t>
+      </w:r>
+      <w:r>
+        <w:rPr>
+          <w:color w:val="B0306A"/>
+          <w:sz w:val="19"/>
+          <w:szCs w:val="19"/>
+          <w:rFonts w:ascii="Consolas" w:cs="Consolas" w:eastAsia="Consolas" w:hAnsi="Consolas"/>
+        </w:rPr>
+        <w:t xml:space="preserve">catch (err)</w:t>
+      </w:r>
+      <w:r>
+        <w:rPr>
+          <w:rFonts w:ascii="Calibri" w:cs="Calibri" w:eastAsia="Calibri" w:hAnsi="Calibri"/>
+        </w:rPr>
+        <w:t xml:space="preserve"> </w:t>
       </w:r>
       <w:r>
         <w:rPr>
@@ -31206,43 +31658,62 @@
           <w:bCs/>
           <w:rFonts w:ascii="Calibri" w:cs="Calibri" w:eastAsia="Calibri" w:hAnsi="Calibri"/>
         </w:rPr>
-        <w:t xml:space="preserve">policy-as-code</w:t>
-      </w:r>
-      <w:r>
-        <w:rPr>
-          <w:rFonts w:ascii="Calibri" w:cs="Calibri" w:eastAsia="Calibri" w:hAnsi="Calibri"/>
-        </w:rPr>
-        <w:t xml:space="preserve"> in three layers (conftest on Terraform plans and manifests, Kyverno admission Audit → Enforce, Pod Security Admission restricted), and hardened nodes with IMDSv2, encrypted EBS, pinned kubeadm CA, audit logging and default-deny NetworkPolicies.</w:t>
-      </w:r>
-    </w:p>
-    <w:p>
-      <w:pPr>
-        <w:pStyle w:val="ListParagraph"/>
-        <w:numPr>
-          <w:ilvl w:val="0"/>
-          <w:numId w:val="37"/>
-        </w:numPr>
-        <w:spacing w:after="40"/>
-      </w:pPr>
-      <w:r>
-        <w:rPr>
-          <w:rFonts w:ascii="Calibri" w:cs="Calibri" w:eastAsia="Calibri" w:hAnsi="Calibri"/>
-        </w:rPr>
-        <w:t xml:space="preserve">Designed </w:t>
-      </w:r>
+        <w:t xml:space="preserve">har</w:t>
+      </w:r>
+      <w:r>
+        <w:rPr>
+          <w:rFonts w:ascii="Calibri" w:cs="Calibri" w:eastAsia="Calibri" w:hAnsi="Calibri"/>
+        </w:rPr>
+        <w:t xml:space="preserve"> exception pakadta hai, aur abort Jenkins mein </w:t>
+      </w:r>
+      <w:r>
+        <w:rPr>
+          <w:color w:val="B0306A"/>
+          <w:sz w:val="19"/>
+          <w:szCs w:val="19"/>
+          <w:rFonts w:ascii="Consolas" w:cs="Consolas" w:eastAsia="Consolas" w:hAnsi="Consolas"/>
+        </w:rPr>
+        <w:t xml:space="preserve">FlowInterruptedException</w:t>
+      </w:r>
+      <w:r>
+        <w:rPr>
+          <w:rFonts w:ascii="Calibri" w:cs="Calibri" w:eastAsia="Calibri" w:hAnsi="Calibri"/>
+        </w:rPr>
+        <w:t xml:space="preserve"> hota hai.</w:t>
+      </w:r>
+    </w:p>
+    <w:p>
+      <w:pPr>
+        <w:spacing w:after="120"/>
+      </w:pPr>
       <w:r>
         <w:rPr>
           <w:b/>
           <w:bCs/>
           <w:rFonts w:ascii="Calibri" w:cs="Calibri" w:eastAsia="Calibri" w:hAnsi="Calibri"/>
         </w:rPr>
-        <w:t xml:space="preserve">SLO-based multi-window burn-rate alerting</w:t>
-      </w:r>
-      <w:r>
-        <w:rPr>
-          <w:rFonts w:ascii="Calibri" w:cs="Calibri" w:eastAsia="Calibri" w:hAnsi="Calibri"/>
-        </w:rPr>
-        <w:t xml:space="preserve"> (99.5% availability) with Alertmanager grouping, inhibition and Slack routing, Grafana dashboards as code, and </w:t>
+        <w:t xml:space="preserve">Root cause:</w:t>
+      </w:r>
+      <w:r>
+        <w:rPr>
+          <w:rFonts w:ascii="Calibri" w:cs="Calibri" w:eastAsia="Calibri" w:hAnsi="Calibri"/>
+        </w:rPr>
+        <w:t xml:space="preserve"> Ek hi generic </w:t>
+      </w:r>
+      <w:r>
+        <w:rPr>
+          <w:color w:val="B0306A"/>
+          <w:sz w:val="19"/>
+          <w:szCs w:val="19"/>
+          <w:rFonts w:ascii="Consolas" w:cs="Consolas" w:eastAsia="Consolas" w:hAnsi="Consolas"/>
+        </w:rPr>
+        <w:t xml:space="preserve">catch</w:t>
+      </w:r>
+      <w:r>
+        <w:rPr>
+          <w:rFonts w:ascii="Calibri" w:cs="Calibri" w:eastAsia="Calibri" w:hAnsi="Calibri"/>
+        </w:rPr>
+        <w:t xml:space="preserve"> ne operator abort aur asli verification failure ko ek jaisa treat kiya → faltu GitOps revert + Slack pe </w:t>
       </w:r>
       <w:r>
         <w:rPr>
@@ -31250,22 +31721,148 @@
           <w:bCs/>
           <w:rFonts w:ascii="Calibri" w:cs="Calibri" w:eastAsia="Calibri" w:hAnsi="Calibri"/>
         </w:rPr>
-        <w:t xml:space="preserve">out-of-band CloudWatch composite alarms</w:t>
-      </w:r>
-      <w:r>
-        <w:rPr>
-          <w:rFonts w:ascii="Calibri" w:cs="Calibri" w:eastAsia="Calibri" w:hAnsi="Calibri"/>
-        </w:rPr>
-        <w:t xml:space="preserve"> with SNS and off-host audit logs.</w:t>
-      </w:r>
-    </w:p>
-    <w:p>
-      <w:pPr>
-        <w:pStyle w:val="Heading1"/>
+        <w:t xml:space="preserve">galat</w:t>
+      </w:r>
+      <w:r>
+        <w:rPr>
+          <w:rFonts w:ascii="Calibri" w:cs="Calibri" w:eastAsia="Calibri" w:hAnsi="Calibri"/>
+        </w:rPr>
+        <w:t xml:space="preserve"> reason.</w:t>
+      </w:r>
+    </w:p>
+    <w:p>
+      <w:pPr>
+        <w:spacing w:after="120"/>
+      </w:pPr>
+      <w:r>
+        <w:rPr>
+          <w:b/>
+          <w:bCs/>
+          <w:rFonts w:ascii="Calibri" w:cs="Calibri" w:eastAsia="Calibri" w:hAnsi="Calibri"/>
+        </w:rPr>
+        <w:t xml:space="preserve">Fix:</w:t>
+      </w:r>
+    </w:p>
+    <w:p>
+      <w:pPr>
         <w:keepNext/>
-      </w:pPr>
-      <w:r>
-        <w:t xml:space="preserve">17. Interview se pehle checklist</w:t>
+        <w:keepLines/>
+        <w:pBdr>
+          <w:top w:val="single" w:color="D0D0D0" w:sz="4" w:space="4"/>
+          <w:left w:val="single" w:color="D0D0D0" w:sz="4" w:space="4"/>
+          <w:right w:val="single" w:color="D0D0D0" w:sz="4" w:space="4"/>
+        </w:pBdr>
+        <w:shd w:fill="F3F3F3" w:color="auto" w:val="clear"/>
+        <w:spacing w:before="80" w:after="0" w:line="240"/>
+      </w:pPr>
+      <w:r>
+        <w:rPr>
+          <w:sz w:val="17"/>
+          <w:szCs w:val="17"/>
+          <w:rFonts w:ascii="Consolas" w:cs="Consolas" w:eastAsia="Consolas" w:hAnsi="Consolas"/>
+        </w:rPr>
+        <w:t xml:space="preserve">} catch (org.jenkinsci.plugins.workflow.steps.FlowInterruptedException aborted) {</w:t>
+      </w:r>
+    </w:p>
+    <w:p>
+      <w:pPr>
+        <w:keepNext/>
+        <w:keepLines/>
+        <w:pBdr>
+          <w:left w:val="single" w:color="D0D0D0" w:sz="4" w:space="4"/>
+          <w:right w:val="single" w:color="D0D0D0" w:sz="4" w:space="4"/>
+        </w:pBdr>
+        <w:shd w:fill="F3F3F3" w:color="auto" w:val="clear"/>
+        <w:spacing w:before="0" w:after="0" w:line="240"/>
+      </w:pPr>
+      <w:r>
+        <w:rPr>
+          <w:sz w:val="17"/>
+          <w:szCs w:val="17"/>
+          <w:rFonts w:ascii="Consolas" w:cs="Consolas" w:eastAsia="Consolas" w:hAnsi="Consolas"/>
+        </w:rPr>
+        <w:t xml:space="preserve">    // A person (or a timeout) aborted the build mid-verification. That says nothing</w:t>
+      </w:r>
+    </w:p>
+    <w:p>
+      <w:pPr>
+        <w:keepNext/>
+        <w:keepLines/>
+        <w:pBdr>
+          <w:left w:val="single" w:color="D0D0D0" w:sz="4" w:space="4"/>
+          <w:right w:val="single" w:color="D0D0D0" w:sz="4" w:space="4"/>
+        </w:pBdr>
+        <w:shd w:fill="F3F3F3" w:color="auto" w:val="clear"/>
+        <w:spacing w:before="0" w:after="0" w:line="240"/>
+      </w:pPr>
+      <w:r>
+        <w:rPr>
+          <w:sz w:val="17"/>
+          <w:szCs w:val="17"/>
+          <w:rFonts w:ascii="Consolas" w:cs="Consolas" w:eastAsia="Consolas" w:hAnsi="Consolas"/>
+        </w:rPr>
+        <w:t xml:space="preserve">    // about the release, so don't revert it or report it as a failed verification.</w:t>
+      </w:r>
+    </w:p>
+    <w:p>
+      <w:pPr>
+        <w:keepNext/>
+        <w:keepLines/>
+        <w:pBdr>
+          <w:left w:val="single" w:color="D0D0D0" w:sz="4" w:space="4"/>
+          <w:right w:val="single" w:color="D0D0D0" w:sz="4" w:space="4"/>
+        </w:pBdr>
+        <w:shd w:fill="F3F3F3" w:color="auto" w:val="clear"/>
+        <w:spacing w:before="0" w:after="0" w:line="240"/>
+      </w:pPr>
+      <w:r>
+        <w:rPr>
+          <w:sz w:val="17"/>
+          <w:szCs w:val="17"/>
+          <w:rFonts w:ascii="Consolas" w:cs="Consolas" w:eastAsia="Consolas" w:hAnsi="Consolas"/>
+        </w:rPr>
+        <w:t xml:space="preserve">    throw aborted</w:t>
+      </w:r>
+    </w:p>
+    <w:p>
+      <w:pPr>
+        <w:keepNext/>
+        <w:keepLines/>
+        <w:pBdr>
+          <w:left w:val="single" w:color="D0D0D0" w:sz="4" w:space="4"/>
+          <w:right w:val="single" w:color="D0D0D0" w:sz="4" w:space="4"/>
+        </w:pBdr>
+        <w:shd w:fill="F3F3F3" w:color="auto" w:val="clear"/>
+        <w:spacing w:before="0" w:after="0" w:line="240"/>
+      </w:pPr>
+      <w:r>
+        <w:rPr>
+          <w:sz w:val="17"/>
+          <w:szCs w:val="17"/>
+          <w:rFonts w:ascii="Consolas" w:cs="Consolas" w:eastAsia="Consolas" w:hAnsi="Consolas"/>
+        </w:rPr>
+        <w:t xml:space="preserve">} catch (err) {</w:t>
+      </w:r>
+    </w:p>
+    <w:p>
+      <w:pPr>
+        <w:keepNext w:val="false"/>
+        <w:keepLines/>
+        <w:pBdr>
+          <w:left w:val="single" w:color="D0D0D0" w:sz="4" w:space="4"/>
+          <w:bottom w:val="single" w:color="D0D0D0" w:sz="4" w:space="4"/>
+          <w:right w:val="single" w:color="D0D0D0" w:sz="4" w:space="4"/>
+        </w:pBdr>
+        <w:shd w:fill="F3F3F3" w:color="auto" w:val="clear"/>
+        <w:spacing w:before="0" w:after="160" w:line="240"/>
+      </w:pPr>
+      <w:r>
+        <w:rPr>
+          <w:sz w:val="17"/>
+          <w:szCs w:val="17"/>
+          <w:rFonts w:ascii="Consolas" w:cs="Consolas" w:eastAsia="Consolas" w:hAnsi="Consolas"/>
+        </w:rPr>
+        <w:t xml:space="preserve">    ... rollback.sh + Slack "failed verification" ...</w:t>
       </w:r>
     </w:p>
     <w:p>
@@ -31281,7 +31878,7 @@
         <w:rPr>
           <w:rFonts w:ascii="Calibri" w:cs="Calibri" w:eastAsia="Calibri" w:hAnsi="Calibri"/>
         </w:rPr>
-        <w:t xml:space="preserve">30-second intro </w:t>
+        <w:t xml:space="preserve">Specific catch generic se </w:t>
       </w:r>
       <w:r>
         <w:rPr>
@@ -31289,13 +31886,13 @@
           <w:bCs/>
           <w:rFonts w:ascii="Calibri" w:cs="Calibri" w:eastAsia="Calibri" w:hAnsi="Calibri"/>
         </w:rPr>
-        <w:t xml:space="preserve">bina dekhe</w:t>
-      </w:r>
-      <w:r>
-        <w:rPr>
-          <w:rFonts w:ascii="Calibri" w:cs="Calibri" w:eastAsia="Calibri" w:hAnsi="Calibri"/>
-        </w:rPr>
-        <w:t xml:space="preserve"> bol sakta hoon (section 1).</w:t>
+        <w:t xml:space="preserve">pehle</w:t>
+      </w:r>
+      <w:r>
+        <w:rPr>
+          <w:rFonts w:ascii="Calibri" w:cs="Calibri" w:eastAsia="Calibri" w:hAnsi="Calibri"/>
+        </w:rPr>
+        <w:t xml:space="preserve">; Groovy pehla matching catch chalata hai.</w:t>
       </w:r>
     </w:p>
     <w:p>
@@ -31309,23 +31906,18 @@
       </w:pPr>
       <w:r>
         <w:rPr>
-          <w:rFonts w:ascii="Calibri" w:cs="Calibri" w:eastAsia="Calibri" w:hAnsi="Calibri"/>
-        </w:rPr>
-        <w:t xml:space="preserve">Big-picture diagram whiteboard pe </w:t>
-      </w:r>
-      <w:r>
-        <w:rPr>
-          <w:b/>
-          <w:bCs/>
-          <w:rFonts w:ascii="Calibri" w:cs="Calibri" w:eastAsia="Calibri" w:hAnsi="Calibri"/>
-        </w:rPr>
-        <w:t xml:space="preserve">khud bana</w:t>
-      </w:r>
-      <w:r>
-        <w:rPr>
-          <w:rFonts w:ascii="Calibri" w:cs="Calibri" w:eastAsia="Calibri" w:hAnsi="Calibri"/>
-        </w:rPr>
-        <w:t xml:space="preserve"> sakta hoon (section 3.1).</w:t>
+          <w:color w:val="B0306A"/>
+          <w:sz w:val="19"/>
+          <w:szCs w:val="19"/>
+          <w:rFonts w:ascii="Consolas" w:cs="Consolas" w:eastAsia="Consolas" w:hAnsi="Consolas"/>
+        </w:rPr>
+        <w:t xml:space="preserve">throw aborted</w:t>
+      </w:r>
+      <w:r>
+        <w:rPr>
+          <w:rFonts w:ascii="Calibri" w:cs="Calibri" w:eastAsia="Calibri" w:hAnsi="Calibri"/>
+        </w:rPr>
+        <w:t xml:space="preserve">: build "Aborted" hi dikhta hai, aur post { aborted } ka 🚫 message jaata hai.</w:t>
       </w:r>
     </w:p>
     <w:p>
@@ -31341,7 +31933,90 @@
         <w:rPr>
           <w:rFonts w:ascii="Calibri" w:cs="Calibri" w:eastAsia="Calibri" w:hAnsi="Calibri"/>
         </w:rPr>
-        <w:t xml:space="preserve">Commit → prod ke 16 steps sequence mein bata sakta hoon (3.4).</w:t>
+        <w:t xml:space="preserve">Verify: build #8 (8-9d28fde), canary 25/50/100 + AnalysisRun Successful, approval pe Abort → </w:t>
+      </w:r>
+      <w:r>
+        <w:rPr>
+          <w:b/>
+          <w:bCs/>
+          <w:rFonts w:ascii="Calibri" w:cs="Calibri" w:eastAsia="Calibri" w:hAnsi="Calibri"/>
+        </w:rPr>
+        <w:t xml:space="preserve">koi rollback commit nahi</w:t>
+      </w:r>
+      <w:r>
+        <w:rPr>
+          <w:rFonts w:ascii="Calibri" w:cs="Calibri" w:eastAsia="Calibri" w:hAnsi="Calibri"/>
+        </w:rPr>
+        <w:t xml:space="preserve">.</w:t>
+      </w:r>
+    </w:p>
+    <w:p>
+      <w:pPr>
+        <w:spacing w:after="120"/>
+      </w:pPr>
+      <w:r>
+        <w:rPr>
+          <w:b/>
+          <w:bCs/>
+          <w:rFonts w:ascii="Calibri" w:cs="Calibri" w:eastAsia="Calibri" w:hAnsi="Calibri"/>
+        </w:rPr>
+        <w:t xml:space="preserve">Concept / seekh:</w:t>
+      </w:r>
+      <w:r>
+        <w:rPr>
+          <w:rFonts w:ascii="Calibri" w:cs="Calibri" w:eastAsia="Calibri" w:hAnsi="Calibri"/>
+        </w:rPr>
+        <w:t xml:space="preserve"> Error handling mein </w:t>
+      </w:r>
+      <w:r>
+        <w:rPr>
+          <w:b/>
+          <w:bCs/>
+          <w:rFonts w:ascii="Calibri" w:cs="Calibri" w:eastAsia="Calibri" w:hAnsi="Calibri"/>
+        </w:rPr>
+        <w:t xml:space="preserve">"kisne roka" vs "kya toota"</w:t>
+      </w:r>
+      <w:r>
+        <w:rPr>
+          <w:rFonts w:ascii="Calibri" w:cs="Calibri" w:eastAsia="Calibri" w:hAnsi="Calibri"/>
+        </w:rPr>
+        <w:t xml:space="preserve"> alag rakho. Galat alert koi alert na hone se bhi bura hai, kyunki on-call galat disha mein debug karta hai. Canary analysis phir bhi cluster mein release ki suraksha karta hai.</w:t>
+      </w:r>
+    </w:p>
+    <w:p>
+      <w:pPr>
+        <w:pBdr>
+          <w:left w:val="single" w:color="2E75B6" w:sz="18" w:space="8"/>
+        </w:pBdr>
+        <w:shd w:fill="EAF2FA" w:color="auto" w:val="clear"/>
+        <w:spacing w:before="80" w:after="160"/>
+        <w:ind w:left="200" w:right="120"/>
+      </w:pPr>
+      <w:r>
+        <w:rPr>
+          <w:b/>
+          <w:bCs/>
+          <w:color w:val="1F4E79"/>
+          <w:rFonts w:ascii="Calibri" w:cs="Calibri" w:eastAsia="Calibri" w:hAnsi="Calibri"/>
+        </w:rPr>
+        <w:t xml:space="preserve">Bolne ke liye:  </w:t>
+      </w:r>
+      <w:r>
+        <w:rPr>
+          <w:i/>
+          <w:iCs/>
+          <w:rFonts w:ascii="Calibri" w:cs="Calibri" w:eastAsia="Calibri" w:hAnsi="Calibri"/>
+        </w:rPr>
+        <w:t xml:space="preserve">During a test, an operator abort in the middle of post-deploy verification was caught by the same handler as a failed check, so the pipeline reverted a healthy release and posted failed verification to Slack. I made the pipeline rethrow FlowInterruptedException before the generic handler, verified it with a full canary run, and now an abort neither rolls back nor produces a misleading alert.</w:t>
+      </w:r>
+    </w:p>
+    <w:p>
+      <w:pPr>
+        <w:pStyle w:val="Heading3"/>
+        <w:keepNext/>
+      </w:pPr>
+      <w:r>
+        <w:t xml:space="preserve">Chhoti cheezein jo bhi pakdi gayi</w:t>
       </w:r>
     </w:p>
     <w:p>
@@ -31349,15 +32024,68 @@
         <w:pStyle w:val="ListParagraph"/>
         <w:numPr>
           <w:ilvl w:val="0"/>
-          <w:numId w:val="38"/>
+          <w:numId w:val="39"/>
         </w:numPr>
         <w:spacing w:after="40"/>
       </w:pPr>
       <w:r>
         <w:rPr>
-          <w:rFonts w:ascii="Calibri" w:cs="Calibri" w:eastAsia="Calibri" w:hAnsi="Calibri"/>
-        </w:rPr>
-        <w:t xml:space="preserve">Har connection ka "kaise" aur "auth" bata sakta hoon (section 4).</w:t>
+          <w:color w:val="B0306A"/>
+          <w:sz w:val="19"/>
+          <w:szCs w:val="19"/>
+          <w:rFonts w:ascii="Consolas" w:cs="Consolas" w:eastAsia="Consolas" w:hAnsi="Consolas"/>
+        </w:rPr>
+        <w:t xml:space="preserve">configure.sh</w:t>
+      </w:r>
+      <w:r>
+        <w:rPr>
+          <w:rFonts w:ascii="Calibri" w:cs="Calibri" w:eastAsia="Calibri" w:hAnsi="Calibri"/>
+        </w:rPr>
+        <w:t xml:space="preserve"> </w:t>
+      </w:r>
+      <w:r>
+        <w:rPr>
+          <w:color w:val="B0306A"/>
+          <w:sz w:val="19"/>
+          <w:szCs w:val="19"/>
+          <w:rFonts w:ascii="Consolas" w:cs="Consolas" w:eastAsia="Consolas" w:hAnsi="Consolas"/>
+        </w:rPr>
+        <w:t xml:space="preserve">--alert-email</w:t>
+      </w:r>
+      <w:r>
+        <w:rPr>
+          <w:rFonts w:ascii="Calibri" w:cs="Calibri" w:eastAsia="Calibri" w:hAnsi="Calibri"/>
+        </w:rPr>
+        <w:t xml:space="preserve"> flag leta tha par </w:t>
+      </w:r>
+      <w:r>
+        <w:rPr>
+          <w:color w:val="B0306A"/>
+          <w:sz w:val="19"/>
+          <w:szCs w:val="19"/>
+          <w:rFonts w:ascii="Consolas" w:cs="Consolas" w:eastAsia="Consolas" w:hAnsi="Consolas"/>
+        </w:rPr>
+        <w:t xml:space="preserve">YOUR_ALERT_EMAIL</w:t>
+      </w:r>
+      <w:r>
+        <w:rPr>
+          <w:rFonts w:ascii="Calibri" w:cs="Calibri" w:eastAsia="Calibri" w:hAnsi="Calibri"/>
+        </w:rPr>
+        <w:t xml:space="preserve"> replace hi nahi karta tha. Script chalane se </w:t>
+      </w:r>
+      <w:r>
+        <w:rPr>
+          <w:b/>
+          <w:bCs/>
+          <w:rFonts w:ascii="Calibri" w:cs="Calibri" w:eastAsia="Calibri" w:hAnsi="Calibri"/>
+        </w:rPr>
+        <w:t xml:space="preserve">pehle padhne</w:t>
+      </w:r>
+      <w:r>
+        <w:rPr>
+          <w:rFonts w:ascii="Calibri" w:cs="Calibri" w:eastAsia="Calibri" w:hAnsi="Calibri"/>
+        </w:rPr>
+        <w:t xml:space="preserve"> pe pakda, sed line add ki. (Seekh: script chalane se pehle padho.)</w:t>
       </w:r>
     </w:p>
     <w:p>
@@ -31365,7 +32093,7 @@
         <w:pStyle w:val="ListParagraph"/>
         <w:numPr>
           <w:ilvl w:val="0"/>
-          <w:numId w:val="38"/>
+          <w:numId w:val="39"/>
         </w:numPr>
         <w:spacing w:after="40"/>
       </w:pPr>
@@ -31373,7 +32101,22 @@
         <w:rPr>
           <w:rFonts w:ascii="Calibri" w:cs="Calibri" w:eastAsia="Calibri" w:hAnsi="Calibri"/>
         </w:rPr>
-        <w:t xml:space="preserve">Har design decision ka "kyun" aur trade-off (section 8).</w:t>
+        <w:t xml:space="preserve">Laptop pe </w:t>
+      </w:r>
+      <w:r>
+        <w:rPr>
+          <w:color w:val="B0306A"/>
+          <w:sz w:val="19"/>
+          <w:szCs w:val="19"/>
+          <w:rFonts w:ascii="Consolas" w:cs="Consolas" w:eastAsia="Consolas" w:hAnsi="Consolas"/>
+        </w:rPr>
+        <w:t xml:space="preserve">mvn clean</w:t>
+      </w:r>
+      <w:r>
+        <w:rPr>
+          <w:rFonts w:ascii="Calibri" w:cs="Calibri" w:eastAsia="Calibri" w:hAnsi="Calibri"/>
+        </w:rPr>
+        <w:t xml:space="preserve"> fail: "file used by another process" (purana jar locked). Process kill karne ke bajaye code ki copy alag folder mein build ki. (Seekh: unknown process blindly kill mat karo.)</w:t>
       </w:r>
     </w:p>
     <w:p>
@@ -31381,7 +32124,7 @@
         <w:pStyle w:val="ListParagraph"/>
         <w:numPr>
           <w:ilvl w:val="0"/>
-          <w:numId w:val="38"/>
+          <w:numId w:val="39"/>
         </w:numPr>
         <w:spacing w:after="40"/>
       </w:pPr>
@@ -31389,7 +32132,22 @@
         <w:rPr>
           <w:rFonts w:ascii="Calibri" w:cs="Calibri" w:eastAsia="Calibri" w:hAnsi="Calibri"/>
         </w:rPr>
-        <w:t xml:space="preserve">docker group, IMDSv2, kubeadm join, GitOps pull, canary analysis, burn rate: ye 6 concepts 1 minute mein samjha sakta hoon.</w:t>
+        <w:t xml:space="preserve">Laptop pe bani Terraform </w:t>
+      </w:r>
+      <w:r>
+        <w:rPr>
+          <w:color w:val="B0306A"/>
+          <w:sz w:val="19"/>
+          <w:szCs w:val="19"/>
+          <w:rFonts w:ascii="Consolas" w:cs="Consolas" w:eastAsia="Consolas" w:hAnsi="Consolas"/>
+        </w:rPr>
+        <w:t xml:space="preserve">.terraform.lock.hcl</w:t>
+      </w:r>
+      <w:r>
+        <w:rPr>
+          <w:rFonts w:ascii="Calibri" w:cs="Calibri" w:eastAsia="Calibri" w:hAnsi="Calibri"/>
+        </w:rPr>
+        <w:t xml:space="preserve"> mein sirf Windows hashes the → Jenkins (Linux) pe fail hota. Push se pehle delete ki.</w:t>
       </w:r>
     </w:p>
     <w:p>
@@ -31397,7 +32155,7 @@
         <w:pStyle w:val="ListParagraph"/>
         <w:numPr>
           <w:ilvl w:val="0"/>
-          <w:numId w:val="38"/>
+          <w:numId w:val="39"/>
         </w:numPr>
         <w:spacing w:after="40"/>
       </w:pPr>
@@ -31405,7 +32163,36 @@
         <w:rPr>
           <w:rFonts w:ascii="Calibri" w:cs="Calibri" w:eastAsia="Calibri" w:hAnsi="Calibri"/>
         </w:rPr>
-        <w:t xml:space="preserve">Rollback demo (`SIMULATE_BAD_RELEASE`) ka flow aur asli output.</w:t>
+        <w:t xml:space="preserve">Commit author GitHub pe </w:t>
+      </w:r>
+      <w:r>
+        <w:rPr>
+          <w:color w:val="B0306A"/>
+          <w:sz w:val="19"/>
+          <w:szCs w:val="19"/>
+          <w:rFonts w:ascii="Consolas" w:cs="Consolas" w:eastAsia="Consolas" w:hAnsi="Consolas"/>
+        </w:rPr>
+        <w:t xml:space="preserve">anuj725</w:t>
+      </w:r>
+      <w:r>
+        <w:rPr>
+          <w:rFonts w:ascii="Calibri" w:cs="Calibri" w:eastAsia="Calibri" w:hAnsi="Calibri"/>
+        </w:rPr>
+        <w:t xml:space="preserve"> dikha: GitHub author ko </w:t>
+      </w:r>
+      <w:r>
+        <w:rPr>
+          <w:b/>
+          <w:bCs/>
+          <w:rFonts w:ascii="Calibri" w:cs="Calibri" w:eastAsia="Calibri" w:hAnsi="Calibri"/>
+        </w:rPr>
+        <w:t xml:space="preserve">email</w:t>
+      </w:r>
+      <w:r>
+        <w:rPr>
+          <w:rFonts w:ascii="Calibri" w:cs="Calibri" w:eastAsia="Calibri" w:hAnsi="Calibri"/>
+        </w:rPr>
+        <w:t xml:space="preserve"> se pehchanta hai, us email se juda account dikhta hai.</w:t>
       </w:r>
     </w:p>
     <w:p>
@@ -31413,23 +32200,60 @@
         <w:pStyle w:val="ListParagraph"/>
         <w:numPr>
           <w:ilvl w:val="0"/>
-          <w:numId w:val="38"/>
+          <w:numId w:val="39"/>
         </w:numPr>
         <w:spacing w:after="40"/>
       </w:pPr>
       <w:r>
         <w:rPr>
-          <w:b/>
-          <w:bCs/>
-          <w:rFonts w:ascii="Calibri" w:cs="Calibri" w:eastAsia="Calibri" w:hAnsi="Calibri"/>
-        </w:rPr>
-        <w:t xml:space="preserve">Project deploy karke dekha hai</w:t>
-      </w:r>
-      <w:r>
-        <w:rPr>
-          <w:rFonts w:ascii="Calibri" w:cs="Calibri" w:eastAsia="Calibri" w:hAnsi="Calibri"/>
-        </w:rPr>
-        <w:t xml:space="preserve">, screenshots ready hain (Jenkins stage view, Argo CD tree, Rollout abort, Grafana dashboard, Slack alert, CloudWatch email).</w:t>
+          <w:rFonts w:ascii="Calibri" w:cs="Calibri" w:eastAsia="Calibri" w:hAnsi="Calibri"/>
+        </w:rPr>
+        <w:t xml:space="preserve">(Batch 8) Sirf </w:t>
+      </w:r>
+      <w:r>
+        <w:rPr>
+          <w:color w:val="B0306A"/>
+          <w:sz w:val="19"/>
+          <w:szCs w:val="19"/>
+          <w:rFonts w:ascii="Consolas" w:cs="Consolas" w:eastAsia="Consolas" w:hAnsi="Consolas"/>
+        </w:rPr>
+        <w:t xml:space="preserve">kubeadm init</w:t>
+      </w:r>
+      <w:r>
+        <w:rPr>
+          <w:rFonts w:ascii="Calibri" w:cs="Calibri" w:eastAsia="Calibri" w:hAnsi="Calibri"/>
+        </w:rPr>
+        <w:t xml:space="preserve"> likha, bina </w:t>
+      </w:r>
+      <w:r>
+        <w:rPr>
+          <w:color w:val="B0306A"/>
+          <w:sz w:val="19"/>
+          <w:szCs w:val="19"/>
+          <w:rFonts w:ascii="Consolas" w:cs="Consolas" w:eastAsia="Consolas" w:hAnsi="Consolas"/>
+        </w:rPr>
+        <w:t xml:space="preserve">sudo</w:t>
+      </w:r>
+      <w:r>
+        <w:rPr>
+          <w:rFonts w:ascii="Calibri" w:cs="Calibri" w:eastAsia="Calibri" w:hAnsi="Calibri"/>
+        </w:rPr>
+        <w:t xml:space="preserve"> aur flags ke → </w:t>
+      </w:r>
+      <w:r>
+        <w:rPr>
+          <w:color w:val="B0306A"/>
+          <w:sz w:val="19"/>
+          <w:szCs w:val="19"/>
+          <w:rFonts w:ascii="Consolas" w:cs="Consolas" w:eastAsia="Consolas" w:hAnsi="Consolas"/>
+        </w:rPr>
+        <w:t xml:space="preserve">[ERROR IsPrivilegedUser]: user is not running as root</w:t>
+      </w:r>
+      <w:r>
+        <w:rPr>
+          <w:rFonts w:ascii="Calibri" w:cs="Calibri" w:eastAsia="Calibri" w:hAnsi="Calibri"/>
+        </w:rPr>
+        <w:t xml:space="preserve">. Preflight pe ruka, kuch bana nahi. Poora command sudo + flags ke saath chalaya.</w:t>
       </w:r>
     </w:p>
     <w:p>
@@ -31437,7 +32261,7 @@
         <w:pStyle w:val="ListParagraph"/>
         <w:numPr>
           <w:ilvl w:val="0"/>
-          <w:numId w:val="38"/>
+          <w:numId w:val="39"/>
         </w:numPr>
         <w:spacing w:after="40"/>
       </w:pPr>
@@ -31445,7 +32269,82 @@
         <w:rPr>
           <w:rFonts w:ascii="Calibri" w:cs="Calibri" w:eastAsia="Calibri" w:hAnsi="Calibri"/>
         </w:rPr>
-        <w:t xml:space="preserve">Section 14.2 mein apne asli problems likhe hain.</w:t>
+        <w:t xml:space="preserve">(Batch 8) Docs ka </w:t>
+      </w:r>
+      <w:r>
+        <w:rPr>
+          <w:color w:val="B0306A"/>
+          <w:sz w:val="19"/>
+          <w:szCs w:val="19"/>
+          <w:rFonts w:ascii="Consolas" w:cs="Consolas" w:eastAsia="Consolas" w:hAnsi="Consolas"/>
+        </w:rPr>
+        <w:t xml:space="preserve">&lt;tera-token&gt;</w:t>
+      </w:r>
+      <w:r>
+        <w:rPr>
+          <w:rFonts w:ascii="Calibri" w:cs="Calibri" w:eastAsia="Calibri" w:hAnsi="Calibri"/>
+        </w:rPr>
+        <w:t xml:space="preserve"> placeholder waise hi paste kiya → </w:t>
+      </w:r>
+      <w:r>
+        <w:rPr>
+          <w:color w:val="B0306A"/>
+          <w:sz w:val="19"/>
+          <w:szCs w:val="19"/>
+          <w:rFonts w:ascii="Consolas" w:cs="Consolas" w:eastAsia="Consolas" w:hAnsi="Consolas"/>
+        </w:rPr>
+        <w:t xml:space="preserve">-bash: syntax error near unexpected token newline</w:t>
+      </w:r>
+      <w:r>
+        <w:rPr>
+          <w:rFonts w:ascii="Calibri" w:cs="Calibri" w:eastAsia="Calibri" w:hAnsi="Calibri"/>
+        </w:rPr>
+        <w:t xml:space="preserve">. Bash mein </w:t>
+      </w:r>
+      <w:r>
+        <w:rPr>
+          <w:color w:val="B0306A"/>
+          <w:sz w:val="19"/>
+          <w:szCs w:val="19"/>
+          <w:rFonts w:ascii="Consolas" w:cs="Consolas" w:eastAsia="Consolas" w:hAnsi="Consolas"/>
+        </w:rPr>
+        <w:t xml:space="preserve">&lt;</w:t>
+      </w:r>
+      <w:r>
+        <w:rPr>
+          <w:rFonts w:ascii="Calibri" w:cs="Calibri" w:eastAsia="Calibri" w:hAnsi="Calibri"/>
+        </w:rPr>
+        <w:t xml:space="preserve"> / </w:t>
+      </w:r>
+      <w:r>
+        <w:rPr>
+          <w:color w:val="B0306A"/>
+          <w:sz w:val="19"/>
+          <w:szCs w:val="19"/>
+          <w:rFonts w:ascii="Consolas" w:cs="Consolas" w:eastAsia="Consolas" w:hAnsi="Consolas"/>
+        </w:rPr>
+        <w:t xml:space="preserve">&gt;</w:t>
+      </w:r>
+      <w:r>
+        <w:rPr>
+          <w:rFonts w:ascii="Calibri" w:cs="Calibri" w:eastAsia="Calibri" w:hAnsi="Calibri"/>
+        </w:rPr>
+        <w:t xml:space="preserve"> redirection hain. Master pe </w:t>
+      </w:r>
+      <w:r>
+        <w:rPr>
+          <w:color w:val="B0306A"/>
+          <w:sz w:val="19"/>
+          <w:szCs w:val="19"/>
+          <w:rFonts w:ascii="Consolas" w:cs="Consolas" w:eastAsia="Consolas" w:hAnsi="Consolas"/>
+        </w:rPr>
+        <w:t xml:space="preserve">kubeadm token create --print-join-command</w:t>
+      </w:r>
+      <w:r>
+        <w:rPr>
+          <w:rFonts w:ascii="Calibri" w:cs="Calibri" w:eastAsia="Calibri" w:hAnsi="Calibri"/>
+        </w:rPr>
+        <w:t xml:space="preserve"> se asli line li.</w:t>
       </w:r>
     </w:p>
     <w:p>
@@ -31453,7 +32352,7 @@
         <w:pStyle w:val="ListParagraph"/>
         <w:numPr>
           <w:ilvl w:val="0"/>
-          <w:numId w:val="38"/>
+          <w:numId w:val="39"/>
         </w:numPr>
         <w:spacing w:after="40"/>
       </w:pPr>
@@ -31461,7 +32360,22 @@
         <w:rPr>
           <w:rFonts w:ascii="Calibri" w:cs="Calibri" w:eastAsia="Calibri" w:hAnsi="Calibri"/>
         </w:rPr>
-        <w:t xml:space="preserve">Asli kharcha Cost Explorer se pata hai.</w:t>
+        <w:t xml:space="preserve">(Batch 8) Join token screenshot mein aa gaya → workers join hone ke baad </w:t>
+      </w:r>
+      <w:r>
+        <w:rPr>
+          <w:color w:val="B0306A"/>
+          <w:sz w:val="19"/>
+          <w:szCs w:val="19"/>
+          <w:rFonts w:ascii="Consolas" w:cs="Consolas" w:eastAsia="Consolas" w:hAnsi="Consolas"/>
+        </w:rPr>
+        <w:t xml:space="preserve">sudo kubeadm token delete &lt;id&gt;</w:t>
+      </w:r>
+      <w:r>
+        <w:rPr>
+          <w:rFonts w:ascii="Calibri" w:cs="Calibri" w:eastAsia="Calibri" w:hAnsi="Calibri"/>
+        </w:rPr>
+        <w:t xml:space="preserve"> se saare tokens delete kiye. Check: kube-system mein bootstrap-token secrets = 0.</w:t>
       </w:r>
     </w:p>
     <w:p>
@@ -31469,7 +32383,7 @@
         <w:pStyle w:val="ListParagraph"/>
         <w:numPr>
           <w:ilvl w:val="0"/>
-          <w:numId w:val="38"/>
+          <w:numId w:val="39"/>
         </w:numPr>
         <w:spacing w:after="40"/>
       </w:pPr>
@@ -31477,12 +32391,308 @@
         <w:rPr>
           <w:rFonts w:ascii="Calibri" w:cs="Calibri" w:eastAsia="Calibri" w:hAnsi="Calibri"/>
         </w:rPr>
-        <w:t xml:space="preserve">GitHub repo public, README saaf, aur saare resources destroy kiye hain (bill nahi chal raha).</w:t>
-      </w:r>
-    </w:p>
-    <w:p>
-      <w:r>
-        <w:br w:type="page"/>
+        <w:t xml:space="preserve">(Batch 9) Jenkins admin password yaad nahi tha → </w:t>
+      </w:r>
+      <w:r>
+        <w:rPr>
+          <w:color w:val="B0306A"/>
+          <w:sz w:val="19"/>
+          <w:szCs w:val="19"/>
+          <w:rFonts w:ascii="Consolas" w:cs="Consolas" w:eastAsia="Consolas" w:hAnsi="Consolas"/>
+        </w:rPr>
+        <w:t xml:space="preserve">init.groovy.d/reset-admin.groovy</w:t>
+      </w:r>
+      <w:r>
+        <w:rPr>
+          <w:rFonts w:ascii="Calibri" w:cs="Calibri" w:eastAsia="Calibri" w:hAnsi="Calibri"/>
+        </w:rPr>
+        <w:t xml:space="preserve"> se reset kiya, login ke </w:t>
+      </w:r>
+      <w:r>
+        <w:rPr>
+          <w:b/>
+          <w:bCs/>
+          <w:rFonts w:ascii="Calibri" w:cs="Calibri" w:eastAsia="Calibri" w:hAnsi="Calibri"/>
+        </w:rPr>
+        <w:t xml:space="preserve">turant baad folder delete</w:t>
+      </w:r>
+      <w:r>
+        <w:rPr>
+          <w:rFonts w:ascii="Calibri" w:cs="Calibri" w:eastAsia="Calibri" w:hAnsi="Calibri"/>
+        </w:rPr>
+        <w:t xml:space="preserve"> (plain-text password disk pe + har restart pe reset ho jaata).</w:t>
+      </w:r>
+    </w:p>
+    <w:p>
+      <w:pPr>
+        <w:pStyle w:val="ListParagraph"/>
+        <w:numPr>
+          <w:ilvl w:val="0"/>
+          <w:numId w:val="39"/>
+        </w:numPr>
+        <w:spacing w:after="40"/>
+      </w:pPr>
+      <w:r>
+        <w:rPr>
+          <w:rFonts w:ascii="Calibri" w:cs="Calibri" w:eastAsia="Calibri" w:hAnsi="Calibri"/>
+        </w:rPr>
+        <w:t xml:space="preserve">(Batch 9) Python se Windows pe files edit karne pe line endings CRLF ho gayi; repo ka </w:t>
+      </w:r>
+      <w:r>
+        <w:rPr>
+          <w:color w:val="B0306A"/>
+          <w:sz w:val="19"/>
+          <w:szCs w:val="19"/>
+          <w:rFonts w:ascii="Consolas" w:cs="Consolas" w:eastAsia="Consolas" w:hAnsi="Consolas"/>
+        </w:rPr>
+        <w:t xml:space="preserve">.gitattributes</w:t>
+      </w:r>
+      <w:r>
+        <w:rPr>
+          <w:rFonts w:ascii="Calibri" w:cs="Calibri" w:eastAsia="Calibri" w:hAnsi="Calibri"/>
+        </w:rPr>
+        <w:t xml:space="preserve"> (</w:t>
+      </w:r>
+      <w:r>
+        <w:rPr>
+          <w:color w:val="B0306A"/>
+          <w:sz w:val="19"/>
+          <w:szCs w:val="19"/>
+          <w:rFonts w:ascii="Consolas" w:cs="Consolas" w:eastAsia="Consolas" w:hAnsi="Consolas"/>
+        </w:rPr>
+        <w:t xml:space="preserve">eol=lf</w:t>
+      </w:r>
+      <w:r>
+        <w:rPr>
+          <w:rFonts w:ascii="Calibri" w:cs="Calibri" w:eastAsia="Calibri" w:hAnsi="Calibri"/>
+        </w:rPr>
+        <w:t xml:space="preserve">) commit pe theek kar deta, phir bhi </w:t>
+      </w:r>
+      <w:r>
+        <w:rPr>
+          <w:color w:val="B0306A"/>
+          <w:sz w:val="19"/>
+          <w:szCs w:val="19"/>
+          <w:rFonts w:ascii="Consolas" w:cs="Consolas" w:eastAsia="Consolas" w:hAnsi="Consolas"/>
+        </w:rPr>
+        <w:t xml:space="preserve">sed -i "s/\r$//"</w:t>
+      </w:r>
+      <w:r>
+        <w:rPr>
+          <w:rFonts w:ascii="Calibri" w:cs="Calibri" w:eastAsia="Calibri" w:hAnsi="Calibri"/>
+        </w:rPr>
+        <w:t xml:space="preserve"> se LF wapas kiya (shell scripts/user-data CRLF pe toot-te hain).</w:t>
+      </w:r>
+    </w:p>
+    <w:p>
+      <w:pPr>
+        <w:pStyle w:val="ListParagraph"/>
+        <w:numPr>
+          <w:ilvl w:val="0"/>
+          <w:numId w:val="39"/>
+        </w:numPr>
+        <w:spacing w:after="40"/>
+      </w:pPr>
+      <w:r>
+        <w:rPr>
+          <w:rFonts w:ascii="Calibri" w:cs="Calibri" w:eastAsia="Calibri" w:hAnsi="Calibri"/>
+        </w:rPr>
+        <w:t xml:space="preserve">(Batch 10) Gitops push </w:t>
+      </w:r>
+      <w:r>
+        <w:rPr>
+          <w:b/>
+          <w:bCs/>
+          <w:rFonts w:ascii="Calibri" w:cs="Calibri" w:eastAsia="Calibri" w:hAnsi="Calibri"/>
+        </w:rPr>
+        <w:t xml:space="preserve">rejected (non-fast-forward)</w:t>
+      </w:r>
+      <w:r>
+        <w:rPr>
+          <w:rFonts w:ascii="Calibri" w:cs="Calibri" w:eastAsia="Calibri" w:hAnsi="Calibri"/>
+        </w:rPr>
+        <w:t xml:space="preserve">: Jenkins ne beech mein </w:t>
+      </w:r>
+      <w:r>
+        <w:rPr>
+          <w:color w:val="B0306A"/>
+          <w:sz w:val="19"/>
+          <w:szCs w:val="19"/>
+          <w:rFonts w:ascii="Consolas" w:cs="Consolas" w:eastAsia="Consolas" w:hAnsi="Consolas"/>
+        </w:rPr>
+        <w:t xml:space="preserve">promote(dev)</w:t>
+      </w:r>
+      <w:r>
+        <w:rPr>
+          <w:rFonts w:ascii="Calibri" w:cs="Calibri" w:eastAsia="Calibri" w:hAnsi="Calibri"/>
+        </w:rPr>
+        <w:t xml:space="preserve"> commit kiya tha. Gitops repo mein do likhne wale hain (main + Jenkins) → hamesha </w:t>
+      </w:r>
+      <w:r>
+        <w:rPr>
+          <w:color w:val="B0306A"/>
+          <w:sz w:val="19"/>
+          <w:szCs w:val="19"/>
+          <w:rFonts w:ascii="Consolas" w:cs="Consolas" w:eastAsia="Consolas" w:hAnsi="Consolas"/>
+        </w:rPr>
+        <w:t xml:space="preserve">git pull --rebase</w:t>
+      </w:r>
+      <w:r>
+        <w:rPr>
+          <w:rFonts w:ascii="Calibri" w:cs="Calibri" w:eastAsia="Calibri" w:hAnsi="Calibri"/>
+        </w:rPr>
+        <w:t xml:space="preserve"> phir push.</w:t>
+      </w:r>
+    </w:p>
+    <w:p>
+      <w:pPr>
+        <w:pStyle w:val="ListParagraph"/>
+        <w:numPr>
+          <w:ilvl w:val="0"/>
+          <w:numId w:val="39"/>
+        </w:numPr>
+        <w:spacing w:after="40"/>
+      </w:pPr>
+      <w:r>
+        <w:rPr>
+          <w:rFonts w:ascii="Calibri" w:cs="Calibri" w:eastAsia="Calibri" w:hAnsi="Calibri"/>
+        </w:rPr>
+        <w:t xml:space="preserve">(Batch 10) Grafana password aur Slack webhook URL screenshot mein aaye → dono </w:t>
+      </w:r>
+      <w:r>
+        <w:rPr>
+          <w:b/>
+          <w:bCs/>
+          <w:rFonts w:ascii="Calibri" w:cs="Calibri" w:eastAsia="Calibri" w:hAnsi="Calibri"/>
+        </w:rPr>
+        <w:t xml:space="preserve">rotate</w:t>
+      </w:r>
+      <w:r>
+        <w:rPr>
+          <w:rFonts w:ascii="Calibri" w:cs="Calibri" w:eastAsia="Calibri" w:hAnsi="Calibri"/>
+        </w:rPr>
+        <w:t xml:space="preserve"> kiye. Naya tareeka: </w:t>
+      </w:r>
+      <w:r>
+        <w:rPr>
+          <w:color w:val="B0306A"/>
+          <w:sz w:val="19"/>
+          <w:szCs w:val="19"/>
+          <w:rFonts w:ascii="Consolas" w:cs="Consolas" w:eastAsia="Consolas" w:hAnsi="Consolas"/>
+        </w:rPr>
+        <w:t xml:space="preserve">kubectl ... | base64 -d | clip</w:t>
+      </w:r>
+      <w:r>
+        <w:rPr>
+          <w:rFonts w:ascii="Calibri" w:cs="Calibri" w:eastAsia="Calibri" w:hAnsi="Calibri"/>
+        </w:rPr>
+        <w:t xml:space="preserve"> (screen pe dikhe bina clipboard) aur </w:t>
+      </w:r>
+      <w:r>
+        <w:rPr>
+          <w:color w:val="B0306A"/>
+          <w:sz w:val="19"/>
+          <w:szCs w:val="19"/>
+          <w:rFonts w:ascii="Consolas" w:cs="Consolas" w:eastAsia="Consolas" w:hAnsi="Consolas"/>
+        </w:rPr>
+        <w:t xml:space="preserve">read -rs SLACK_URL</w:t>
+      </w:r>
+      <w:r>
+        <w:rPr>
+          <w:rFonts w:ascii="Calibri" w:cs="Calibri" w:eastAsia="Calibri" w:hAnsi="Calibri"/>
+        </w:rPr>
+        <w:t xml:space="preserve"> (type kiya hua na dikhe, na history mein jaaye).</w:t>
+      </w:r>
+    </w:p>
+    <w:p>
+      <w:pPr>
+        <w:pStyle w:val="ListParagraph"/>
+        <w:numPr>
+          <w:ilvl w:val="0"/>
+          <w:numId w:val="39"/>
+        </w:numPr>
+        <w:spacing w:after="40"/>
+      </w:pPr>
+      <w:r>
+        <w:rPr>
+          <w:rFonts w:ascii="Calibri" w:cs="Calibri" w:eastAsia="Calibri" w:hAnsi="Calibri"/>
+        </w:rPr>
+        <w:t xml:space="preserve">(Batch 10) Jenkins credential "Username with password" form mein bhar raha tha; Jenkins ne khud hint diya "did you mean secret text?". Jenkinsfile </w:t>
+      </w:r>
+      <w:r>
+        <w:rPr>
+          <w:color w:val="B0306A"/>
+          <w:sz w:val="19"/>
+          <w:szCs w:val="19"/>
+          <w:rFonts w:ascii="Consolas" w:cs="Consolas" w:eastAsia="Consolas" w:hAnsi="Consolas"/>
+        </w:rPr>
+        <w:t xml:space="preserve">string(credentialsId: ...)</w:t>
+      </w:r>
+      <w:r>
+        <w:rPr>
+          <w:rFonts w:ascii="Calibri" w:cs="Calibri" w:eastAsia="Calibri" w:hAnsi="Calibri"/>
+        </w:rPr>
+        <w:t xml:space="preserve"> sirf </w:t>
+      </w:r>
+      <w:r>
+        <w:rPr>
+          <w:b/>
+          <w:bCs/>
+          <w:rFonts w:ascii="Calibri" w:cs="Calibri" w:eastAsia="Calibri" w:hAnsi="Calibri"/>
+        </w:rPr>
+        <w:t xml:space="preserve">Secret text</w:t>
+      </w:r>
+      <w:r>
+        <w:rPr>
+          <w:rFonts w:ascii="Calibri" w:cs="Calibri" w:eastAsia="Calibri" w:hAnsi="Calibri"/>
+        </w:rPr>
+        <w:t xml:space="preserve"> padhta hai.</w:t>
+      </w:r>
+    </w:p>
+    <w:p>
+      <w:pPr>
+        <w:pStyle w:val="ListParagraph"/>
+        <w:numPr>
+          <w:ilvl w:val="0"/>
+          <w:numId w:val="39"/>
+        </w:numPr>
+        <w:spacing w:after="40"/>
+      </w:pPr>
+      <w:r>
+        <w:rPr>
+          <w:rFonts w:ascii="Calibri" w:cs="Calibri" w:eastAsia="Calibri" w:hAnsi="Calibri"/>
+        </w:rPr>
+        <w:t xml:space="preserve">(Batch 10) Grafana "invalid password": secret sahi tha (API login 200), browser ne purana password auto-fill kiya tha.</w:t>
+      </w:r>
+    </w:p>
+    <w:p>
+      <w:pPr>
+        <w:pStyle w:val="ListParagraph"/>
+        <w:numPr>
+          <w:ilvl w:val="0"/>
+          <w:numId w:val="39"/>
+        </w:numPr>
+        <w:spacing w:after="40"/>
+      </w:pPr>
+      <w:r>
+        <w:rPr>
+          <w:rFonts w:ascii="Calibri" w:cs="Calibri" w:eastAsia="Calibri" w:hAnsi="Calibri"/>
+        </w:rPr>
+        <w:t xml:space="preserve">(Batch 8) Guide mein Kubernetes v1.31 (EOL) aur Calico v3.28 the → shuru karne se pehle check kiya, </w:t>
+      </w:r>
+      <w:r>
+        <w:rPr>
+          <w:b/>
+          <w:bCs/>
+          <w:rFonts w:ascii="Calibri" w:cs="Calibri" w:eastAsia="Calibri" w:hAnsi="Calibri"/>
+        </w:rPr>
+        <w:t xml:space="preserve">v1.36 + Calico v3.33.0</w:t>
+      </w:r>
+      <w:r>
+        <w:rPr>
+          <w:rFonts w:ascii="Calibri" w:cs="Calibri" w:eastAsia="Calibri" w:hAnsi="Calibri"/>
+        </w:rPr>
+        <w:t xml:space="preserve"> kiya (Calico docs: 3.33 tested on k8s 1.35–1.37), Terraform defaults bhi. Seekh: copy-paste se pehle versions ki support window dekho.</w:t>
       </w:r>
     </w:p>
     <w:p>
@@ -31491,7 +32701,831 @@
         <w:keepNext/>
       </w:pPr>
       <w:r>
-        <w:t xml:space="preserve">18. Actual build walkthrough: maine ye project kaise banaya (Batch 1–9)</w:t>
+        <w:t xml:space="preserve">15. Production mein kya badloge?</w:t>
+      </w:r>
+    </w:p>
+    <w:p>
+      <w:pPr>
+        <w:pStyle w:val="ListParagraph"/>
+        <w:numPr>
+          <w:ilvl w:val="0"/>
+          <w:numId w:val="40"/>
+        </w:numPr>
+        <w:spacing w:after="40"/>
+      </w:pPr>
+      <w:r>
+        <w:rPr>
+          <w:rFonts w:ascii="Calibri" w:cs="Calibri" w:eastAsia="Calibri" w:hAnsi="Calibri"/>
+        </w:rPr>
+        <w:t xml:space="preserve">kubeadm → </w:t>
+      </w:r>
+      <w:r>
+        <w:rPr>
+          <w:b/>
+          <w:bCs/>
+          <w:rFonts w:ascii="Calibri" w:cs="Calibri" w:eastAsia="Calibri" w:hAnsi="Calibri"/>
+        </w:rPr>
+        <w:t xml:space="preserve">EKS</w:t>
+      </w:r>
+      <w:r>
+        <w:rPr>
+          <w:rFonts w:ascii="Calibri" w:cs="Calibri" w:eastAsia="Calibri" w:hAnsi="Calibri"/>
+        </w:rPr>
+        <w:t xml:space="preserve"> (managed control plane, managed node groups, IRSA/Pod Identity).</w:t>
+      </w:r>
+    </w:p>
+    <w:p>
+      <w:pPr>
+        <w:pStyle w:val="ListParagraph"/>
+        <w:numPr>
+          <w:ilvl w:val="0"/>
+          <w:numId w:val="40"/>
+        </w:numPr>
+        <w:spacing w:after="40"/>
+      </w:pPr>
+      <w:r>
+        <w:rPr>
+          <w:rFonts w:ascii="Calibri" w:cs="Calibri" w:eastAsia="Calibri" w:hAnsi="Calibri"/>
+        </w:rPr>
+        <w:t xml:space="preserve">Nodes </w:t>
+      </w:r>
+      <w:r>
+        <w:rPr>
+          <w:b/>
+          <w:bCs/>
+          <w:rFonts w:ascii="Calibri" w:cs="Calibri" w:eastAsia="Calibri" w:hAnsi="Calibri"/>
+        </w:rPr>
+        <w:t xml:space="preserve">private subnets</w:t>
+      </w:r>
+      <w:r>
+        <w:rPr>
+          <w:rFonts w:ascii="Calibri" w:cs="Calibri" w:eastAsia="Calibri" w:hAnsi="Calibri"/>
+        </w:rPr>
+        <w:t xml:space="preserve"> + NAT, </w:t>
+      </w:r>
+      <w:r>
+        <w:rPr>
+          <w:b/>
+          <w:bCs/>
+          <w:rFonts w:ascii="Calibri" w:cs="Calibri" w:eastAsia="Calibri" w:hAnsi="Calibri"/>
+        </w:rPr>
+        <w:t xml:space="preserve">SSM</w:t>
+      </w:r>
+      <w:r>
+        <w:rPr>
+          <w:rFonts w:ascii="Calibri" w:cs="Calibri" w:eastAsia="Calibri" w:hAnsi="Calibri"/>
+        </w:rPr>
+        <w:t xml:space="preserve"> instead of SSH, private API endpoint.</w:t>
+      </w:r>
+    </w:p>
+    <w:p>
+      <w:pPr>
+        <w:pStyle w:val="ListParagraph"/>
+        <w:numPr>
+          <w:ilvl w:val="0"/>
+          <w:numId w:val="40"/>
+        </w:numPr>
+        <w:spacing w:after="40"/>
+      </w:pPr>
+      <w:r>
+        <w:rPr>
+          <w:rFonts w:ascii="Calibri" w:cs="Calibri" w:eastAsia="Calibri" w:hAnsi="Calibri"/>
+        </w:rPr>
+        <w:t xml:space="preserve">Docker Hub → </w:t>
+      </w:r>
+      <w:r>
+        <w:rPr>
+          <w:b/>
+          <w:bCs/>
+          <w:rFonts w:ascii="Calibri" w:cs="Calibri" w:eastAsia="Calibri" w:hAnsi="Calibri"/>
+        </w:rPr>
+        <w:t xml:space="preserve">ECR</w:t>
+      </w:r>
+      <w:r>
+        <w:rPr>
+          <w:rFonts w:ascii="Calibri" w:cs="Calibri" w:eastAsia="Calibri" w:hAnsi="Calibri"/>
+        </w:rPr>
+        <w:t xml:space="preserve"> (private, scan on push, IAM pull), </w:t>
+      </w:r>
+      <w:r>
+        <w:rPr>
+          <w:b/>
+          <w:bCs/>
+          <w:rFonts w:ascii="Calibri" w:cs="Calibri" w:eastAsia="Calibri" w:hAnsi="Calibri"/>
+        </w:rPr>
+        <w:t xml:space="preserve">cosign</w:t>
+      </w:r>
+      <w:r>
+        <w:rPr>
+          <w:rFonts w:ascii="Calibri" w:cs="Calibri" w:eastAsia="Calibri" w:hAnsi="Calibri"/>
+        </w:rPr>
+        <w:t xml:space="preserve"> image signing + Kyverno `verifyImages`.</w:t>
+      </w:r>
+    </w:p>
+    <w:p>
+      <w:pPr>
+        <w:pStyle w:val="ListParagraph"/>
+        <w:numPr>
+          <w:ilvl w:val="0"/>
+          <w:numId w:val="40"/>
+        </w:numPr>
+        <w:spacing w:after="40"/>
+      </w:pPr>
+      <w:r>
+        <w:rPr>
+          <w:rFonts w:ascii="Calibri" w:cs="Calibri" w:eastAsia="Calibri" w:hAnsi="Calibri"/>
+        </w:rPr>
+        <w:t xml:space="preserve">NodePort → </w:t>
+      </w:r>
+      <w:r>
+        <w:rPr>
+          <w:b/>
+          <w:bCs/>
+          <w:rFonts w:ascii="Calibri" w:cs="Calibri" w:eastAsia="Calibri" w:hAnsi="Calibri"/>
+        </w:rPr>
+        <w:t xml:space="preserve">Ingress + ALB + TLS</w:t>
+      </w:r>
+      <w:r>
+        <w:rPr>
+          <w:rFonts w:ascii="Calibri" w:cs="Calibri" w:eastAsia="Calibri" w:hAnsi="Calibri"/>
+        </w:rPr>
+        <w:t xml:space="preserve"> (cert-manager / ACM), WAF.</w:t>
+      </w:r>
+    </w:p>
+    <w:p>
+      <w:pPr>
+        <w:pStyle w:val="ListParagraph"/>
+        <w:numPr>
+          <w:ilvl w:val="0"/>
+          <w:numId w:val="40"/>
+        </w:numPr>
+        <w:spacing w:after="40"/>
+      </w:pPr>
+      <w:r>
+        <w:rPr>
+          <w:b/>
+          <w:bCs/>
+          <w:rFonts w:ascii="Calibri" w:cs="Calibri" w:eastAsia="Calibri" w:hAnsi="Calibri"/>
+        </w:rPr>
+        <w:t xml:space="preserve">External Secrets Operator</w:t>
+      </w:r>
+      <w:r>
+        <w:rPr>
+          <w:rFonts w:ascii="Calibri" w:cs="Calibri" w:eastAsia="Calibri" w:hAnsi="Calibri"/>
+        </w:rPr>
+        <w:t xml:space="preserve"> + AWS Secrets Manager (Slack, Grafana, DB passwords).</w:t>
+      </w:r>
+    </w:p>
+    <w:p>
+      <w:pPr>
+        <w:pStyle w:val="ListParagraph"/>
+        <w:numPr>
+          <w:ilvl w:val="0"/>
+          <w:numId w:val="40"/>
+        </w:numPr>
+        <w:spacing w:after="40"/>
+      </w:pPr>
+      <w:r>
+        <w:rPr>
+          <w:rFonts w:ascii="Calibri" w:cs="Calibri" w:eastAsia="Calibri" w:hAnsi="Calibri"/>
+        </w:rPr>
+        <w:t xml:space="preserve">Prometheus </w:t>
+      </w:r>
+      <w:r>
+        <w:rPr>
+          <w:b/>
+          <w:bCs/>
+          <w:rFonts w:ascii="Calibri" w:cs="Calibri" w:eastAsia="Calibri" w:hAnsi="Calibri"/>
+        </w:rPr>
+        <w:t xml:space="preserve">persistent storage</w:t>
+      </w:r>
+      <w:r>
+        <w:rPr>
+          <w:rFonts w:ascii="Calibri" w:cs="Calibri" w:eastAsia="Calibri" w:hAnsi="Calibri"/>
+        </w:rPr>
+        <w:t xml:space="preserve"> (EBS CSI) ya </w:t>
+      </w:r>
+      <w:r>
+        <w:rPr>
+          <w:b/>
+          <w:bCs/>
+          <w:rFonts w:ascii="Calibri" w:cs="Calibri" w:eastAsia="Calibri" w:hAnsi="Calibri"/>
+        </w:rPr>
+        <w:t xml:space="preserve">Amazon Managed Prometheus/Grafana</w:t>
+      </w:r>
+      <w:r>
+        <w:rPr>
+          <w:rFonts w:ascii="Calibri" w:cs="Calibri" w:eastAsia="Calibri" w:hAnsi="Calibri"/>
+        </w:rPr>
+        <w:t xml:space="preserve">, Thanos for long-term.</w:t>
+      </w:r>
+    </w:p>
+    <w:p>
+      <w:pPr>
+        <w:pStyle w:val="ListParagraph"/>
+        <w:numPr>
+          <w:ilvl w:val="0"/>
+          <w:numId w:val="40"/>
+        </w:numPr>
+        <w:spacing w:after="40"/>
+      </w:pPr>
+      <w:r>
+        <w:rPr>
+          <w:rFonts w:ascii="Calibri" w:cs="Calibri" w:eastAsia="Calibri" w:hAnsi="Calibri"/>
+        </w:rPr>
+        <w:t xml:space="preserve">Jenkins: </w:t>
+      </w:r>
+      <w:r>
+        <w:rPr>
+          <w:b/>
+          <w:bCs/>
+          <w:rFonts w:ascii="Calibri" w:cs="Calibri" w:eastAsia="Calibri" w:hAnsi="Calibri"/>
+        </w:rPr>
+        <w:t xml:space="preserve">agents</w:t>
+      </w:r>
+      <w:r>
+        <w:rPr>
+          <w:rFonts w:ascii="Calibri" w:cs="Calibri" w:eastAsia="Calibri" w:hAnsi="Calibri"/>
+        </w:rPr>
+        <w:t xml:space="preserve"> (controller pe builds nahi), JCasC, HTTPS, least-privilege IAM; ya GitHub Actions with OIDC.</w:t>
+      </w:r>
+    </w:p>
+    <w:p>
+      <w:pPr>
+        <w:pStyle w:val="ListParagraph"/>
+        <w:numPr>
+          <w:ilvl w:val="0"/>
+          <w:numId w:val="40"/>
+        </w:numPr>
+        <w:spacing w:after="40"/>
+      </w:pPr>
+      <w:r>
+        <w:rPr>
+          <w:rFonts w:ascii="Calibri" w:cs="Calibri" w:eastAsia="Calibri" w:hAnsi="Calibri"/>
+        </w:rPr>
+        <w:t xml:space="preserve">Argo CD </w:t>
+      </w:r>
+      <w:r>
+        <w:rPr>
+          <w:b/>
+          <w:bCs/>
+          <w:rFonts w:ascii="Calibri" w:cs="Calibri" w:eastAsia="Calibri" w:hAnsi="Calibri"/>
+        </w:rPr>
+        <w:t xml:space="preserve">SSO + RBAC</w:t>
+      </w:r>
+      <w:r>
+        <w:rPr>
+          <w:rFonts w:ascii="Calibri" w:cs="Calibri" w:eastAsia="Calibri" w:hAnsi="Calibri"/>
+        </w:rPr>
+        <w:t xml:space="preserve">, Image Updater ya PR-based promotion with required reviews.</w:t>
+      </w:r>
+    </w:p>
+    <w:p>
+      <w:pPr>
+        <w:pStyle w:val="ListParagraph"/>
+        <w:numPr>
+          <w:ilvl w:val="0"/>
+          <w:numId w:val="40"/>
+        </w:numPr>
+        <w:spacing w:after="40"/>
+      </w:pPr>
+      <w:r>
+        <w:rPr>
+          <w:rFonts w:ascii="Calibri" w:cs="Calibri" w:eastAsia="Calibri" w:hAnsi="Calibri"/>
+        </w:rPr>
+        <w:t xml:space="preserve">etcd </w:t>
+      </w:r>
+      <w:r>
+        <w:rPr>
+          <w:b/>
+          <w:bCs/>
+          <w:rFonts w:ascii="Calibri" w:cs="Calibri" w:eastAsia="Calibri" w:hAnsi="Calibri"/>
+        </w:rPr>
+        <w:t xml:space="preserve">encryption at rest</w:t>
+      </w:r>
+      <w:r>
+        <w:rPr>
+          <w:rFonts w:ascii="Calibri" w:cs="Calibri" w:eastAsia="Calibri" w:hAnsi="Calibri"/>
+        </w:rPr>
+        <w:t xml:space="preserve">, kube-bench CIS scans, VPC Flow Logs, GuardDuty, CloudTrail.</w:t>
+      </w:r>
+    </w:p>
+    <w:p>
+      <w:pPr>
+        <w:pStyle w:val="ListParagraph"/>
+        <w:numPr>
+          <w:ilvl w:val="0"/>
+          <w:numId w:val="40"/>
+        </w:numPr>
+        <w:spacing w:after="40"/>
+      </w:pPr>
+      <w:r>
+        <w:rPr>
+          <w:rFonts w:ascii="Calibri" w:cs="Calibri" w:eastAsia="Calibri" w:hAnsi="Calibri"/>
+        </w:rPr>
+        <w:t xml:space="preserve">Traffic router (Istio/NGINX) for exact canary weights; PagerDuty for on-call.</w:t>
+      </w:r>
+    </w:p>
+    <w:p>
+      <w:pPr>
+        <w:pBdr>
+          <w:left w:val="single" w:color="2E75B6" w:sz="18" w:space="8"/>
+        </w:pBdr>
+        <w:shd w:fill="EAF2FA" w:color="auto" w:val="clear"/>
+        <w:spacing w:before="80" w:after="160"/>
+        <w:ind w:left="200" w:right="120"/>
+      </w:pPr>
+      <w:r>
+        <w:rPr>
+          <w:b/>
+          <w:bCs/>
+          <w:color w:val="1F4E79"/>
+          <w:rFonts w:ascii="Calibri" w:cs="Calibri" w:eastAsia="Calibri" w:hAnsi="Calibri"/>
+        </w:rPr>
+        <w:t xml:space="preserve">Bolne ke liye:  </w:t>
+      </w:r>
+      <w:r>
+        <w:rPr>
+          <w:i/>
+          <w:iCs/>
+          <w:rFonts w:ascii="Calibri" w:cs="Calibri" w:eastAsia="Calibri" w:hAnsi="Calibri"/>
+        </w:rPr>
+        <w:t xml:space="preserve">For production I would move to EKS in private subnets, use ECR with image signing, put an ingress with TLS in front, manage secrets with External Secrets and Secrets Manager, give Prometheus persistent or managed storage, and run Jenkins builds on ephemeral agents with least-privilege IAM.</w:t>
+      </w:r>
+    </w:p>
+    <w:p>
+      <w:pPr>
+        <w:pStyle w:val="Heading1"/>
+        <w:keepNext/>
+      </w:pPr>
+      <w:r>
+        <w:t xml:space="preserve">16. Resume bullets</w:t>
+      </w:r>
+    </w:p>
+    <w:p>
+      <w:pPr>
+        <w:spacing w:after="120"/>
+      </w:pPr>
+      <w:r>
+        <w:rPr>
+          <w:rFonts w:ascii="Calibri" w:cs="Calibri" w:eastAsia="Calibri" w:hAnsi="Calibri"/>
+        </w:rPr>
+        <w:t xml:space="preserve">Deploy karke dekhne ke baad hi resume pe daalna, aur numbers apne asli results se replace karna.</w:t>
+      </w:r>
+    </w:p>
+    <w:p>
+      <w:pPr>
+        <w:pStyle w:val="ListParagraph"/>
+        <w:numPr>
+          <w:ilvl w:val="0"/>
+          <w:numId w:val="41"/>
+        </w:numPr>
+        <w:spacing w:after="40"/>
+      </w:pPr>
+      <w:r>
+        <w:rPr>
+          <w:rFonts w:ascii="Calibri" w:cs="Calibri" w:eastAsia="Calibri" w:hAnsi="Calibri"/>
+        </w:rPr>
+        <w:t xml:space="preserve">Built an end-to-end </w:t>
+      </w:r>
+      <w:r>
+        <w:rPr>
+          <w:b/>
+          <w:bCs/>
+          <w:rFonts w:ascii="Calibri" w:cs="Calibri" w:eastAsia="Calibri" w:hAnsi="Calibri"/>
+        </w:rPr>
+        <w:t xml:space="preserve">GitOps delivery platform</w:t>
+      </w:r>
+      <w:r>
+        <w:rPr>
+          <w:rFonts w:ascii="Calibri" w:cs="Calibri" w:eastAsia="Calibri" w:hAnsi="Calibri"/>
+        </w:rPr>
+        <w:t xml:space="preserve"> on AWS: Jenkins CI for a Java Spring Boot microservice with Trivy image scanning and immutable tags, promoted through dev, staging and prod by </w:t>
+      </w:r>
+      <w:r>
+        <w:rPr>
+          <w:b/>
+          <w:bCs/>
+          <w:rFonts w:ascii="Calibri" w:cs="Calibri" w:eastAsia="Calibri" w:hAnsi="Calibri"/>
+        </w:rPr>
+        <w:t xml:space="preserve">Argo CD</w:t>
+      </w:r>
+      <w:r>
+        <w:rPr>
+          <w:rFonts w:ascii="Calibri" w:cs="Calibri" w:eastAsia="Calibri" w:hAnsi="Calibri"/>
+        </w:rPr>
+        <w:t xml:space="preserve"> with manual approval gates.</w:t>
+      </w:r>
+    </w:p>
+    <w:p>
+      <w:pPr>
+        <w:pStyle w:val="ListParagraph"/>
+        <w:numPr>
+          <w:ilvl w:val="0"/>
+          <w:numId w:val="41"/>
+        </w:numPr>
+        <w:spacing w:after="40"/>
+      </w:pPr>
+      <w:r>
+        <w:rPr>
+          <w:rFonts w:ascii="Calibri" w:cs="Calibri" w:eastAsia="Calibri" w:hAnsi="Calibri"/>
+        </w:rPr>
+        <w:t xml:space="preserve">Provisioned self-managed </w:t>
+      </w:r>
+      <w:r>
+        <w:rPr>
+          <w:b/>
+          <w:bCs/>
+          <w:rFonts w:ascii="Calibri" w:cs="Calibri" w:eastAsia="Calibri" w:hAnsi="Calibri"/>
+        </w:rPr>
+        <w:t xml:space="preserve">Kubernetes (kubeadm) clusters on EC2</w:t>
+      </w:r>
+      <w:r>
+        <w:rPr>
+          <w:rFonts w:ascii="Calibri" w:cs="Calibri" w:eastAsia="Calibri" w:hAnsi="Calibri"/>
+        </w:rPr>
+        <w:t xml:space="preserve"> with </w:t>
+      </w:r>
+      <w:r>
+        <w:rPr>
+          <w:b/>
+          <w:bCs/>
+          <w:rFonts w:ascii="Calibri" w:cs="Calibri" w:eastAsia="Calibri" w:hAnsi="Calibri"/>
+        </w:rPr>
+        <w:t xml:space="preserve">Terraform</w:t>
+      </w:r>
+      <w:r>
+        <w:rPr>
+          <w:rFonts w:ascii="Calibri" w:cs="Calibri" w:eastAsia="Calibri" w:hAnsi="Calibri"/>
+        </w:rPr>
+        <w:t xml:space="preserve"> modules, S3 remote state with native locking, and an infra pipeline that plans, </w:t>
+      </w:r>
+      <w:r>
+        <w:rPr>
+          <w:b/>
+          <w:bCs/>
+          <w:rFonts w:ascii="Calibri" w:cs="Calibri" w:eastAsia="Calibri" w:hAnsi="Calibri"/>
+        </w:rPr>
+        <w:t xml:space="preserve">policy-checks (OPA/conftest)</w:t>
+      </w:r>
+      <w:r>
+        <w:rPr>
+          <w:rFonts w:ascii="Calibri" w:cs="Calibri" w:eastAsia="Calibri" w:hAnsi="Calibri"/>
+        </w:rPr>
+        <w:t xml:space="preserve"> and applies per environment.</w:t>
+      </w:r>
+    </w:p>
+    <w:p>
+      <w:pPr>
+        <w:pStyle w:val="ListParagraph"/>
+        <w:numPr>
+          <w:ilvl w:val="0"/>
+          <w:numId w:val="41"/>
+        </w:numPr>
+        <w:spacing w:after="40"/>
+      </w:pPr>
+      <w:r>
+        <w:rPr>
+          <w:rFonts w:ascii="Calibri" w:cs="Calibri" w:eastAsia="Calibri" w:hAnsi="Calibri"/>
+        </w:rPr>
+        <w:t xml:space="preserve">Implemented </w:t>
+      </w:r>
+      <w:r>
+        <w:rPr>
+          <w:b/>
+          <w:bCs/>
+          <w:rFonts w:ascii="Calibri" w:cs="Calibri" w:eastAsia="Calibri" w:hAnsi="Calibri"/>
+        </w:rPr>
+        <w:t xml:space="preserve">progressive delivery</w:t>
+      </w:r>
+      <w:r>
+        <w:rPr>
+          <w:rFonts w:ascii="Calibri" w:cs="Calibri" w:eastAsia="Calibri" w:hAnsi="Calibri"/>
+        </w:rPr>
+        <w:t xml:space="preserve"> with Argo Rollouts canaries and Prometheus-based analysis, giving </w:t>
+      </w:r>
+      <w:r>
+        <w:rPr>
+          <w:b/>
+          <w:bCs/>
+          <w:rFonts w:ascii="Calibri" w:cs="Calibri" w:eastAsia="Calibri" w:hAnsi="Calibri"/>
+        </w:rPr>
+        <w:t xml:space="preserve">automatic rollback</w:t>
+      </w:r>
+      <w:r>
+        <w:rPr>
+          <w:rFonts w:ascii="Calibri" w:cs="Calibri" w:eastAsia="Calibri" w:hAnsi="Calibri"/>
+        </w:rPr>
+        <w:t xml:space="preserve"> of bad releases plus GitOps revert from the pipeline.</w:t>
+      </w:r>
+    </w:p>
+    <w:p>
+      <w:pPr>
+        <w:pStyle w:val="ListParagraph"/>
+        <w:numPr>
+          <w:ilvl w:val="0"/>
+          <w:numId w:val="41"/>
+        </w:numPr>
+        <w:spacing w:after="40"/>
+      </w:pPr>
+      <w:r>
+        <w:rPr>
+          <w:rFonts w:ascii="Calibri" w:cs="Calibri" w:eastAsia="Calibri" w:hAnsi="Calibri"/>
+        </w:rPr>
+        <w:t xml:space="preserve">Enforced </w:t>
+      </w:r>
+      <w:r>
+        <w:rPr>
+          <w:b/>
+          <w:bCs/>
+          <w:rFonts w:ascii="Calibri" w:cs="Calibri" w:eastAsia="Calibri" w:hAnsi="Calibri"/>
+        </w:rPr>
+        <w:t xml:space="preserve">policy-as-code</w:t>
+      </w:r>
+      <w:r>
+        <w:rPr>
+          <w:rFonts w:ascii="Calibri" w:cs="Calibri" w:eastAsia="Calibri" w:hAnsi="Calibri"/>
+        </w:rPr>
+        <w:t xml:space="preserve"> in three layers (conftest on Terraform plans and manifests, Kyverno admission Audit → Enforce, Pod Security Admission restricted), and hardened nodes with IMDSv2, encrypted EBS, pinned kubeadm CA, audit logging and default-deny NetworkPolicies.</w:t>
+      </w:r>
+    </w:p>
+    <w:p>
+      <w:pPr>
+        <w:pStyle w:val="ListParagraph"/>
+        <w:numPr>
+          <w:ilvl w:val="0"/>
+          <w:numId w:val="41"/>
+        </w:numPr>
+        <w:spacing w:after="40"/>
+      </w:pPr>
+      <w:r>
+        <w:rPr>
+          <w:rFonts w:ascii="Calibri" w:cs="Calibri" w:eastAsia="Calibri" w:hAnsi="Calibri"/>
+        </w:rPr>
+        <w:t xml:space="preserve">Designed </w:t>
+      </w:r>
+      <w:r>
+        <w:rPr>
+          <w:b/>
+          <w:bCs/>
+          <w:rFonts w:ascii="Calibri" w:cs="Calibri" w:eastAsia="Calibri" w:hAnsi="Calibri"/>
+        </w:rPr>
+        <w:t xml:space="preserve">SLO-based multi-window burn-rate alerting</w:t>
+      </w:r>
+      <w:r>
+        <w:rPr>
+          <w:rFonts w:ascii="Calibri" w:cs="Calibri" w:eastAsia="Calibri" w:hAnsi="Calibri"/>
+        </w:rPr>
+        <w:t xml:space="preserve"> (99.5% availability) with Alertmanager grouping, inhibition and Slack routing, Grafana dashboards as code, and </w:t>
+      </w:r>
+      <w:r>
+        <w:rPr>
+          <w:b/>
+          <w:bCs/>
+          <w:rFonts w:ascii="Calibri" w:cs="Calibri" w:eastAsia="Calibri" w:hAnsi="Calibri"/>
+        </w:rPr>
+        <w:t xml:space="preserve">out-of-band CloudWatch composite alarms</w:t>
+      </w:r>
+      <w:r>
+        <w:rPr>
+          <w:rFonts w:ascii="Calibri" w:cs="Calibri" w:eastAsia="Calibri" w:hAnsi="Calibri"/>
+        </w:rPr>
+        <w:t xml:space="preserve"> with SNS and off-host audit logs.</w:t>
+      </w:r>
+    </w:p>
+    <w:p>
+      <w:pPr>
+        <w:pStyle w:val="Heading1"/>
+        <w:keepNext/>
+      </w:pPr>
+      <w:r>
+        <w:t xml:space="preserve">17. Interview se pehle checklist</w:t>
+      </w:r>
+    </w:p>
+    <w:p>
+      <w:pPr>
+        <w:pStyle w:val="ListParagraph"/>
+        <w:numPr>
+          <w:ilvl w:val="0"/>
+          <w:numId w:val="42"/>
+        </w:numPr>
+        <w:spacing w:after="40"/>
+      </w:pPr>
+      <w:r>
+        <w:rPr>
+          <w:rFonts w:ascii="Calibri" w:cs="Calibri" w:eastAsia="Calibri" w:hAnsi="Calibri"/>
+        </w:rPr>
+        <w:t xml:space="preserve">30-second intro </w:t>
+      </w:r>
+      <w:r>
+        <w:rPr>
+          <w:b/>
+          <w:bCs/>
+          <w:rFonts w:ascii="Calibri" w:cs="Calibri" w:eastAsia="Calibri" w:hAnsi="Calibri"/>
+        </w:rPr>
+        <w:t xml:space="preserve">bina dekhe</w:t>
+      </w:r>
+      <w:r>
+        <w:rPr>
+          <w:rFonts w:ascii="Calibri" w:cs="Calibri" w:eastAsia="Calibri" w:hAnsi="Calibri"/>
+        </w:rPr>
+        <w:t xml:space="preserve"> bol sakta hoon (section 1).</w:t>
+      </w:r>
+    </w:p>
+    <w:p>
+      <w:pPr>
+        <w:pStyle w:val="ListParagraph"/>
+        <w:numPr>
+          <w:ilvl w:val="0"/>
+          <w:numId w:val="42"/>
+        </w:numPr>
+        <w:spacing w:after="40"/>
+      </w:pPr>
+      <w:r>
+        <w:rPr>
+          <w:rFonts w:ascii="Calibri" w:cs="Calibri" w:eastAsia="Calibri" w:hAnsi="Calibri"/>
+        </w:rPr>
+        <w:t xml:space="preserve">Big-picture diagram whiteboard pe </w:t>
+      </w:r>
+      <w:r>
+        <w:rPr>
+          <w:b/>
+          <w:bCs/>
+          <w:rFonts w:ascii="Calibri" w:cs="Calibri" w:eastAsia="Calibri" w:hAnsi="Calibri"/>
+        </w:rPr>
+        <w:t xml:space="preserve">khud bana</w:t>
+      </w:r>
+      <w:r>
+        <w:rPr>
+          <w:rFonts w:ascii="Calibri" w:cs="Calibri" w:eastAsia="Calibri" w:hAnsi="Calibri"/>
+        </w:rPr>
+        <w:t xml:space="preserve"> sakta hoon (section 3.1).</w:t>
+      </w:r>
+    </w:p>
+    <w:p>
+      <w:pPr>
+        <w:pStyle w:val="ListParagraph"/>
+        <w:numPr>
+          <w:ilvl w:val="0"/>
+          <w:numId w:val="42"/>
+        </w:numPr>
+        <w:spacing w:after="40"/>
+      </w:pPr>
+      <w:r>
+        <w:rPr>
+          <w:rFonts w:ascii="Calibri" w:cs="Calibri" w:eastAsia="Calibri" w:hAnsi="Calibri"/>
+        </w:rPr>
+        <w:t xml:space="preserve">Commit → prod ke 16 steps sequence mein bata sakta hoon (3.4).</w:t>
+      </w:r>
+    </w:p>
+    <w:p>
+      <w:pPr>
+        <w:pStyle w:val="ListParagraph"/>
+        <w:numPr>
+          <w:ilvl w:val="0"/>
+          <w:numId w:val="42"/>
+        </w:numPr>
+        <w:spacing w:after="40"/>
+      </w:pPr>
+      <w:r>
+        <w:rPr>
+          <w:rFonts w:ascii="Calibri" w:cs="Calibri" w:eastAsia="Calibri" w:hAnsi="Calibri"/>
+        </w:rPr>
+        <w:t xml:space="preserve">Har connection ka "kaise" aur "auth" bata sakta hoon (section 4).</w:t>
+      </w:r>
+    </w:p>
+    <w:p>
+      <w:pPr>
+        <w:pStyle w:val="ListParagraph"/>
+        <w:numPr>
+          <w:ilvl w:val="0"/>
+          <w:numId w:val="42"/>
+        </w:numPr>
+        <w:spacing w:after="40"/>
+      </w:pPr>
+      <w:r>
+        <w:rPr>
+          <w:rFonts w:ascii="Calibri" w:cs="Calibri" w:eastAsia="Calibri" w:hAnsi="Calibri"/>
+        </w:rPr>
+        <w:t xml:space="preserve">Har design decision ka "kyun" aur trade-off (section 8).</w:t>
+      </w:r>
+    </w:p>
+    <w:p>
+      <w:pPr>
+        <w:pStyle w:val="ListParagraph"/>
+        <w:numPr>
+          <w:ilvl w:val="0"/>
+          <w:numId w:val="42"/>
+        </w:numPr>
+        <w:spacing w:after="40"/>
+      </w:pPr>
+      <w:r>
+        <w:rPr>
+          <w:rFonts w:ascii="Calibri" w:cs="Calibri" w:eastAsia="Calibri" w:hAnsi="Calibri"/>
+        </w:rPr>
+        <w:t xml:space="preserve">docker group, IMDSv2, kubeadm join, GitOps pull, canary analysis, burn rate: ye 6 concepts 1 minute mein samjha sakta hoon.</w:t>
+      </w:r>
+    </w:p>
+    <w:p>
+      <w:pPr>
+        <w:pStyle w:val="ListParagraph"/>
+        <w:numPr>
+          <w:ilvl w:val="0"/>
+          <w:numId w:val="42"/>
+        </w:numPr>
+        <w:spacing w:after="40"/>
+      </w:pPr>
+      <w:r>
+        <w:rPr>
+          <w:rFonts w:ascii="Calibri" w:cs="Calibri" w:eastAsia="Calibri" w:hAnsi="Calibri"/>
+        </w:rPr>
+        <w:t xml:space="preserve">Rollback demo (`SIMULATE_BAD_RELEASE`) ka flow aur asli output.</w:t>
+      </w:r>
+    </w:p>
+    <w:p>
+      <w:pPr>
+        <w:pStyle w:val="ListParagraph"/>
+        <w:numPr>
+          <w:ilvl w:val="0"/>
+          <w:numId w:val="42"/>
+        </w:numPr>
+        <w:spacing w:after="40"/>
+      </w:pPr>
+      <w:r>
+        <w:rPr>
+          <w:b/>
+          <w:bCs/>
+          <w:rFonts w:ascii="Calibri" w:cs="Calibri" w:eastAsia="Calibri" w:hAnsi="Calibri"/>
+        </w:rPr>
+        <w:t xml:space="preserve">Project deploy karke dekha hai</w:t>
+      </w:r>
+      <w:r>
+        <w:rPr>
+          <w:rFonts w:ascii="Calibri" w:cs="Calibri" w:eastAsia="Calibri" w:hAnsi="Calibri"/>
+        </w:rPr>
+        <w:t xml:space="preserve">, screenshots ready hain (Jenkins stage view, Argo CD tree, Rollout abort, Grafana dashboard, Slack alert, CloudWatch email).</w:t>
+      </w:r>
+    </w:p>
+    <w:p>
+      <w:pPr>
+        <w:pStyle w:val="ListParagraph"/>
+        <w:numPr>
+          <w:ilvl w:val="0"/>
+          <w:numId w:val="42"/>
+        </w:numPr>
+        <w:spacing w:after="40"/>
+      </w:pPr>
+      <w:r>
+        <w:rPr>
+          <w:rFonts w:ascii="Calibri" w:cs="Calibri" w:eastAsia="Calibri" w:hAnsi="Calibri"/>
+        </w:rPr>
+        <w:t xml:space="preserve">Section 14.2 mein apne asli problems likhe hain.</w:t>
+      </w:r>
+    </w:p>
+    <w:p>
+      <w:pPr>
+        <w:pStyle w:val="ListParagraph"/>
+        <w:numPr>
+          <w:ilvl w:val="0"/>
+          <w:numId w:val="42"/>
+        </w:numPr>
+        <w:spacing w:after="40"/>
+      </w:pPr>
+      <w:r>
+        <w:rPr>
+          <w:rFonts w:ascii="Calibri" w:cs="Calibri" w:eastAsia="Calibri" w:hAnsi="Calibri"/>
+        </w:rPr>
+        <w:t xml:space="preserve">Asli kharcha Cost Explorer se pata hai.</w:t>
+      </w:r>
+    </w:p>
+    <w:p>
+      <w:pPr>
+        <w:pStyle w:val="ListParagraph"/>
+        <w:numPr>
+          <w:ilvl w:val="0"/>
+          <w:numId w:val="42"/>
+        </w:numPr>
+        <w:spacing w:after="40"/>
+      </w:pPr>
+      <w:r>
+        <w:rPr>
+          <w:rFonts w:ascii="Calibri" w:cs="Calibri" w:eastAsia="Calibri" w:hAnsi="Calibri"/>
+        </w:rPr>
+        <w:t xml:space="preserve">GitHub repo public, README saaf, aur saare resources destroy kiye hain (bill nahi chal raha).</w:t>
+      </w:r>
+    </w:p>
+    <w:p>
+      <w:r>
+        <w:br w:type="page"/>
+      </w:r>
+    </w:p>
+    <w:p>
+      <w:pPr>
+        <w:pStyle w:val="Heading1"/>
+        <w:keepNext/>
+      </w:pPr>
+      <w:r>
+        <w:t xml:space="preserve">18. Actual build walkthrough: maine ye project kaise banaya (Batch 1–10)</w:t>
       </w:r>
     </w:p>
     <w:p>
@@ -32252,7 +34286,7 @@
                 <w:szCs w:val="19"/>
                 <w:rFonts w:ascii="Calibri" w:cs="Calibri" w:eastAsia="Calibri" w:hAnsi="Calibri"/>
               </w:rPr>
-              <w:t xml:space="preserve">10–13 (baaki)</w:t>
+              <w:t xml:space="preserve">10</w:t>
             </w:r>
           </w:p>
         </w:tc>
@@ -32282,7 +34316,7 @@
                 <w:szCs w:val="19"/>
                 <w:rFonts w:ascii="Calibri" w:cs="Calibri" w:eastAsia="Calibri" w:hAnsi="Calibri"/>
               </w:rPr>
-              <w:t xml:space="preserve">Monitoring + Slack alerts, policies + rollback demo, staging/prod, cleanup</w:t>
+              <w:t xml:space="preserve">Prometheus, Grafana, Slack alerts (#alerts-dev), Jenkins → Slack (#deployment), test alert, pehla asli canary</w:t>
             </w:r>
           </w:p>
         </w:tc>
@@ -32295,6 +34329,104 @@
               <w:bottom w:val="single" w:color="BFC8D2" w:sz="4"/>
               <w:right w:val="single" w:color="BFC8D2" w:sz="4"/>
             </w:tcBorders>
+            <w:tcMar>
+              <w:top w:type="dxa" w:w="50"/>
+              <w:left w:type="dxa" w:w="90"/>
+              <w:bottom w:type="dxa" w:w="50"/>
+              <w:right w:type="dxa" w:w="90"/>
+            </w:tcMar>
+          </w:tcPr>
+          <w:p>
+            <w:pPr>
+              <w:spacing w:before="0" w:after="0"/>
+            </w:pPr>
+            <w:r>
+              <w:rPr>
+                <w:sz w:val="19"/>
+                <w:szCs w:val="19"/>
+                <w:rFonts w:ascii="Calibri" w:cs="Calibri" w:eastAsia="Calibri" w:hAnsi="Calibri"/>
+              </w:rPr>
+              <w:t xml:space="preserve">Alerts Slack pe; build #8 canary pass</w:t>
+            </w:r>
+          </w:p>
+        </w:tc>
+      </w:tr>
+      <w:tr>
+        <w:trPr>
+          <w:cantSplit/>
+        </w:trPr>
+        <w:tc>
+          <w:tcPr>
+            <w:tcW w:type="dxa" w:w="1349"/>
+            <w:tcBorders>
+              <w:top w:val="single" w:color="BFC8D2" w:sz="4"/>
+              <w:left w:val="single" w:color="BFC8D2" w:sz="4"/>
+              <w:bottom w:val="single" w:color="BFC8D2" w:sz="4"/>
+              <w:right w:val="single" w:color="BFC8D2" w:sz="4"/>
+            </w:tcBorders>
+            <w:shd w:fill="F5F8FC" w:color="auto" w:val="clear"/>
+            <w:tcMar>
+              <w:top w:type="dxa" w:w="50"/>
+              <w:left w:type="dxa" w:w="90"/>
+              <w:bottom w:type="dxa" w:w="50"/>
+              <w:right w:type="dxa" w:w="90"/>
+            </w:tcMar>
+          </w:tcPr>
+          <w:p>
+            <w:pPr>
+              <w:spacing w:before="0" w:after="0"/>
+            </w:pPr>
+            <w:r>
+              <w:rPr>
+                <w:sz w:val="19"/>
+                <w:szCs w:val="19"/>
+                <w:rFonts w:ascii="Calibri" w:cs="Calibri" w:eastAsia="Calibri" w:hAnsi="Calibri"/>
+              </w:rPr>
+              <w:t xml:space="preserve">11–13 (baaki)</w:t>
+            </w:r>
+          </w:p>
+        </w:tc>
+        <w:tc>
+          <w:tcPr>
+            <w:tcW w:type="dxa" w:w="5397"/>
+            <w:tcBorders>
+              <w:top w:val="single" w:color="BFC8D2" w:sz="4"/>
+              <w:left w:val="single" w:color="BFC8D2" w:sz="4"/>
+              <w:bottom w:val="single" w:color="BFC8D2" w:sz="4"/>
+              <w:right w:val="single" w:color="BFC8D2" w:sz="4"/>
+            </w:tcBorders>
+            <w:shd w:fill="F5F8FC" w:color="auto" w:val="clear"/>
+            <w:tcMar>
+              <w:top w:type="dxa" w:w="50"/>
+              <w:left w:type="dxa" w:w="90"/>
+              <w:bottom w:type="dxa" w:w="50"/>
+              <w:right w:type="dxa" w:w="90"/>
+            </w:tcMar>
+          </w:tcPr>
+          <w:p>
+            <w:pPr>
+              <w:spacing w:before="0" w:after="0"/>
+            </w:pPr>
+            <w:r>
+              <w:rPr>
+                <w:sz w:val="19"/>
+                <w:szCs w:val="19"/>
+                <w:rFonts w:ascii="Calibri" w:cs="Calibri" w:eastAsia="Calibri" w:hAnsi="Calibri"/>
+              </w:rPr>
+              <w:t xml:space="preserve">Rollback demo + policies + drift, staging/prod, cleanup</w:t>
+            </w:r>
+          </w:p>
+        </w:tc>
+        <w:tc>
+          <w:tcPr>
+            <w:tcW w:type="dxa" w:w="2892"/>
+            <w:tcBorders>
+              <w:top w:val="single" w:color="BFC8D2" w:sz="4"/>
+              <w:left w:val="single" w:color="BFC8D2" w:sz="4"/>
+              <w:bottom w:val="single" w:color="BFC8D2" w:sz="4"/>
+              <w:right w:val="single" w:color="BFC8D2" w:sz="4"/>
+            </w:tcBorders>
+            <w:shd w:fill="F5F8FC" w:color="auto" w:val="clear"/>
             <w:tcMar>
               <w:top w:type="dxa" w:w="50"/>
               <w:left w:type="dxa" w:w="90"/>
@@ -32337,7 +34469,7 @@
         <w:pStyle w:val="ListParagraph"/>
         <w:numPr>
           <w:ilvl w:val="0"/>
-          <w:numId w:val="39"/>
+          <w:numId w:val="43"/>
         </w:numPr>
         <w:spacing w:after="40"/>
       </w:pPr>
@@ -32390,7 +34522,7 @@
         <w:pStyle w:val="ListParagraph"/>
         <w:numPr>
           <w:ilvl w:val="0"/>
-          <w:numId w:val="39"/>
+          <w:numId w:val="43"/>
         </w:numPr>
         <w:spacing w:after="40"/>
       </w:pPr>
@@ -32459,7 +34591,7 @@
         <w:pStyle w:val="ListParagraph"/>
         <w:numPr>
           <w:ilvl w:val="0"/>
-          <w:numId w:val="39"/>
+          <w:numId w:val="43"/>
         </w:numPr>
         <w:spacing w:after="40"/>
       </w:pPr>
@@ -32497,7 +34629,7 @@
         <w:pStyle w:val="ListParagraph"/>
         <w:numPr>
           <w:ilvl w:val="0"/>
-          <w:numId w:val="39"/>
+          <w:numId w:val="43"/>
         </w:numPr>
         <w:spacing w:after="40"/>
       </w:pPr>
@@ -32535,7 +34667,7 @@
         <w:pStyle w:val="ListParagraph"/>
         <w:numPr>
           <w:ilvl w:val="0"/>
-          <w:numId w:val="39"/>
+          <w:numId w:val="43"/>
         </w:numPr>
         <w:spacing w:after="40"/>
       </w:pPr>
@@ -32587,7 +34719,7 @@
         <w:pStyle w:val="ListParagraph"/>
         <w:numPr>
           <w:ilvl w:val="0"/>
-          <w:numId w:val="39"/>
+          <w:numId w:val="43"/>
         </w:numPr>
         <w:spacing w:after="40"/>
       </w:pPr>
@@ -32680,7 +34812,7 @@
         <w:pStyle w:val="ListParagraph"/>
         <w:numPr>
           <w:ilvl w:val="0"/>
-          <w:numId w:val="40"/>
+          <w:numId w:val="44"/>
         </w:numPr>
         <w:spacing w:after="40"/>
       </w:pPr>
@@ -32704,7 +34836,7 @@
         <w:pStyle w:val="ListParagraph"/>
         <w:numPr>
           <w:ilvl w:val="0"/>
-          <w:numId w:val="40"/>
+          <w:numId w:val="44"/>
         </w:numPr>
         <w:spacing w:after="40"/>
       </w:pPr>
@@ -32728,7 +34860,7 @@
         <w:pStyle w:val="ListParagraph"/>
         <w:numPr>
           <w:ilvl w:val="0"/>
-          <w:numId w:val="40"/>
+          <w:numId w:val="44"/>
         </w:numPr>
         <w:spacing w:after="40"/>
       </w:pPr>
@@ -32752,7 +34884,7 @@
         <w:pStyle w:val="ListParagraph"/>
         <w:numPr>
           <w:ilvl w:val="0"/>
-          <w:numId w:val="40"/>
+          <w:numId w:val="44"/>
         </w:numPr>
         <w:spacing w:after="40"/>
       </w:pPr>
@@ -32791,7 +34923,7 @@
         <w:pStyle w:val="ListParagraph"/>
         <w:numPr>
           <w:ilvl w:val="0"/>
-          <w:numId w:val="40"/>
+          <w:numId w:val="44"/>
         </w:numPr>
         <w:spacing w:after="40"/>
       </w:pPr>
@@ -32815,7 +34947,7 @@
         <w:pStyle w:val="ListParagraph"/>
         <w:numPr>
           <w:ilvl w:val="0"/>
-          <w:numId w:val="40"/>
+          <w:numId w:val="44"/>
         </w:numPr>
         <w:spacing w:after="40"/>
       </w:pPr>
@@ -32910,7 +35042,7 @@
         <w:pStyle w:val="ListParagraph"/>
         <w:numPr>
           <w:ilvl w:val="0"/>
-          <w:numId w:val="41"/>
+          <w:numId w:val="45"/>
         </w:numPr>
         <w:spacing w:after="40"/>
       </w:pPr>
@@ -32956,7 +35088,7 @@
         <w:pStyle w:val="ListParagraph"/>
         <w:numPr>
           <w:ilvl w:val="0"/>
-          <w:numId w:val="41"/>
+          <w:numId w:val="45"/>
         </w:numPr>
         <w:spacing w:after="40"/>
       </w:pPr>
@@ -33009,7 +35141,7 @@
         <w:pStyle w:val="ListParagraph"/>
         <w:numPr>
           <w:ilvl w:val="0"/>
-          <w:numId w:val="41"/>
+          <w:numId w:val="45"/>
         </w:numPr>
         <w:spacing w:after="40"/>
       </w:pPr>
@@ -33077,7 +35209,7 @@
         <w:pStyle w:val="ListParagraph"/>
         <w:numPr>
           <w:ilvl w:val="0"/>
-          <w:numId w:val="41"/>
+          <w:numId w:val="45"/>
         </w:numPr>
         <w:spacing w:after="40"/>
       </w:pPr>
@@ -33608,7 +35740,7 @@
         <w:pStyle w:val="ListParagraph"/>
         <w:numPr>
           <w:ilvl w:val="0"/>
-          <w:numId w:val="42"/>
+          <w:numId w:val="46"/>
         </w:numPr>
         <w:spacing w:after="40"/>
       </w:pPr>
@@ -33648,7 +35780,7 @@
         <w:pStyle w:val="ListParagraph"/>
         <w:numPr>
           <w:ilvl w:val="0"/>
-          <w:numId w:val="42"/>
+          <w:numId w:val="46"/>
         </w:numPr>
         <w:spacing w:after="40"/>
       </w:pPr>
@@ -33688,7 +35820,7 @@
         <w:pStyle w:val="ListParagraph"/>
         <w:numPr>
           <w:ilvl w:val="0"/>
-          <w:numId w:val="42"/>
+          <w:numId w:val="46"/>
         </w:numPr>
         <w:spacing w:after="40"/>
       </w:pPr>
@@ -35322,7 +37454,7 @@
         <w:pStyle w:val="ListParagraph"/>
         <w:numPr>
           <w:ilvl w:val="0"/>
-          <w:numId w:val="43"/>
+          <w:numId w:val="47"/>
         </w:numPr>
         <w:spacing w:after="40"/>
       </w:pPr>
@@ -35360,7 +37492,7 @@
         <w:pStyle w:val="ListParagraph"/>
         <w:numPr>
           <w:ilvl w:val="0"/>
-          <w:numId w:val="43"/>
+          <w:numId w:val="47"/>
         </w:numPr>
         <w:spacing w:after="40"/>
       </w:pPr>
@@ -35384,7 +37516,7 @@
         <w:pStyle w:val="ListParagraph"/>
         <w:numPr>
           <w:ilvl w:val="0"/>
-          <w:numId w:val="43"/>
+          <w:numId w:val="47"/>
         </w:numPr>
         <w:spacing w:after="40"/>
       </w:pPr>
@@ -35422,7 +37554,7 @@
         <w:pStyle w:val="ListParagraph"/>
         <w:numPr>
           <w:ilvl w:val="0"/>
-          <w:numId w:val="43"/>
+          <w:numId w:val="47"/>
         </w:numPr>
         <w:spacing w:after="40"/>
       </w:pPr>
@@ -35555,7 +37687,7 @@
         <w:pStyle w:val="ListParagraph"/>
         <w:numPr>
           <w:ilvl w:val="0"/>
-          <w:numId w:val="43"/>
+          <w:numId w:val="47"/>
         </w:numPr>
         <w:spacing w:after="40"/>
       </w:pPr>
@@ -37596,7 +39728,7 @@
         <w:pStyle w:val="ListParagraph"/>
         <w:numPr>
           <w:ilvl w:val="0"/>
-          <w:numId w:val="44"/>
+          <w:numId w:val="48"/>
         </w:numPr>
         <w:spacing w:after="40"/>
       </w:pPr>
@@ -37621,7 +39753,7 @@
         <w:pStyle w:val="ListParagraph"/>
         <w:numPr>
           <w:ilvl w:val="0"/>
-          <w:numId w:val="44"/>
+          <w:numId w:val="48"/>
         </w:numPr>
         <w:spacing w:after="40"/>
       </w:pPr>
@@ -37646,7 +39778,7 @@
         <w:pStyle w:val="ListParagraph"/>
         <w:numPr>
           <w:ilvl w:val="0"/>
-          <w:numId w:val="44"/>
+          <w:numId w:val="48"/>
         </w:numPr>
         <w:spacing w:after="40"/>
       </w:pPr>
@@ -37686,7 +39818,7 @@
         <w:pStyle w:val="ListParagraph"/>
         <w:numPr>
           <w:ilvl w:val="0"/>
-          <w:numId w:val="44"/>
+          <w:numId w:val="48"/>
         </w:numPr>
         <w:spacing w:after="40"/>
       </w:pPr>
@@ -39320,7 +41452,7 @@
         <w:pStyle w:val="ListParagraph"/>
         <w:numPr>
           <w:ilvl w:val="0"/>
-          <w:numId w:val="45"/>
+          <w:numId w:val="49"/>
         </w:numPr>
         <w:spacing w:after="40"/>
       </w:pPr>
@@ -39360,7 +41492,7 @@
         <w:pStyle w:val="ListParagraph"/>
         <w:numPr>
           <w:ilvl w:val="0"/>
-          <w:numId w:val="45"/>
+          <w:numId w:val="49"/>
         </w:numPr>
         <w:spacing w:after="40"/>
       </w:pPr>
@@ -39376,7 +41508,7 @@
         <w:pStyle w:val="ListParagraph"/>
         <w:numPr>
           <w:ilvl w:val="0"/>
-          <w:numId w:val="45"/>
+          <w:numId w:val="49"/>
         </w:numPr>
         <w:spacing w:after="40"/>
       </w:pPr>
@@ -39407,7 +41539,7 @@
         <w:pStyle w:val="ListParagraph"/>
         <w:numPr>
           <w:ilvl w:val="0"/>
-          <w:numId w:val="45"/>
+          <w:numId w:val="49"/>
         </w:numPr>
         <w:spacing w:after="40"/>
       </w:pPr>
@@ -39559,7 +41691,7 @@
         <w:pStyle w:val="ListParagraph"/>
         <w:numPr>
           <w:ilvl w:val="0"/>
-          <w:numId w:val="46"/>
+          <w:numId w:val="50"/>
         </w:numPr>
         <w:spacing w:after="40"/>
       </w:pPr>
@@ -39575,7 +41707,7 @@
         <w:pStyle w:val="ListParagraph"/>
         <w:numPr>
           <w:ilvl w:val="0"/>
-          <w:numId w:val="46"/>
+          <w:numId w:val="50"/>
         </w:numPr>
         <w:spacing w:after="40"/>
       </w:pPr>
@@ -39599,7 +41731,7 @@
         <w:pStyle w:val="ListParagraph"/>
         <w:numPr>
           <w:ilvl w:val="0"/>
-          <w:numId w:val="46"/>
+          <w:numId w:val="50"/>
         </w:numPr>
         <w:spacing w:after="40"/>
       </w:pPr>
@@ -40825,7 +42957,7 @@
         <w:pStyle w:val="ListParagraph"/>
         <w:numPr>
           <w:ilvl w:val="0"/>
-          <w:numId w:val="47"/>
+          <w:numId w:val="51"/>
         </w:numPr>
         <w:spacing w:after="40"/>
       </w:pPr>
@@ -40850,7 +42982,7 @@
         <w:pStyle w:val="ListParagraph"/>
         <w:numPr>
           <w:ilvl w:val="0"/>
-          <w:numId w:val="47"/>
+          <w:numId w:val="51"/>
         </w:numPr>
         <w:spacing w:after="40"/>
       </w:pPr>
@@ -40875,7 +43007,7 @@
         <w:pStyle w:val="ListParagraph"/>
         <w:numPr>
           <w:ilvl w:val="0"/>
-          <w:numId w:val="47"/>
+          <w:numId w:val="51"/>
         </w:numPr>
         <w:spacing w:after="40"/>
       </w:pPr>
@@ -41030,7 +43162,7 @@
         <w:pStyle w:val="ListParagraph"/>
         <w:numPr>
           <w:ilvl w:val="0"/>
-          <w:numId w:val="48"/>
+          <w:numId w:val="52"/>
         </w:numPr>
         <w:spacing w:after="40"/>
       </w:pPr>
@@ -41046,7 +43178,7 @@
         <w:pStyle w:val="ListParagraph"/>
         <w:numPr>
           <w:ilvl w:val="0"/>
-          <w:numId w:val="48"/>
+          <w:numId w:val="52"/>
         </w:numPr>
         <w:spacing w:after="40"/>
       </w:pPr>
@@ -41062,7 +43194,7 @@
         <w:pStyle w:val="ListParagraph"/>
         <w:numPr>
           <w:ilvl w:val="0"/>
-          <w:numId w:val="48"/>
+          <w:numId w:val="52"/>
         </w:numPr>
         <w:spacing w:after="40"/>
       </w:pPr>
@@ -41101,7 +43233,7 @@
         <w:pStyle w:val="ListParagraph"/>
         <w:numPr>
           <w:ilvl w:val="0"/>
-          <w:numId w:val="48"/>
+          <w:numId w:val="52"/>
         </w:numPr>
         <w:spacing w:after="40"/>
       </w:pPr>
@@ -41977,7 +44109,7 @@
         <w:pStyle w:val="ListParagraph"/>
         <w:numPr>
           <w:ilvl w:val="0"/>
-          <w:numId w:val="49"/>
+          <w:numId w:val="53"/>
         </w:numPr>
         <w:spacing w:after="40"/>
       </w:pPr>
@@ -42031,7 +44163,7 @@
         <w:pStyle w:val="ListParagraph"/>
         <w:numPr>
           <w:ilvl w:val="0"/>
-          <w:numId w:val="49"/>
+          <w:numId w:val="53"/>
         </w:numPr>
         <w:spacing w:after="40"/>
       </w:pPr>
@@ -42055,7 +44187,7 @@
         <w:pStyle w:val="ListParagraph"/>
         <w:numPr>
           <w:ilvl w:val="0"/>
-          <w:numId w:val="49"/>
+          <w:numId w:val="53"/>
         </w:numPr>
         <w:spacing w:after="40"/>
       </w:pPr>
@@ -42079,7 +44211,7 @@
         <w:pStyle w:val="ListParagraph"/>
         <w:numPr>
           <w:ilvl w:val="0"/>
-          <w:numId w:val="49"/>
+          <w:numId w:val="53"/>
         </w:numPr>
         <w:spacing w:after="40"/>
       </w:pPr>
@@ -42103,7 +44235,7 @@
         <w:pStyle w:val="ListParagraph"/>
         <w:numPr>
           <w:ilvl w:val="0"/>
-          <w:numId w:val="49"/>
+          <w:numId w:val="53"/>
         </w:numPr>
         <w:spacing w:after="40"/>
       </w:pPr>
@@ -42156,7 +44288,7 @@
         <w:pStyle w:val="ListParagraph"/>
         <w:numPr>
           <w:ilvl w:val="0"/>
-          <w:numId w:val="49"/>
+          <w:numId w:val="53"/>
         </w:numPr>
         <w:spacing w:after="40"/>
       </w:pPr>
@@ -42194,7 +44326,7 @@
         <w:pStyle w:val="ListParagraph"/>
         <w:numPr>
           <w:ilvl w:val="0"/>
-          <w:numId w:val="49"/>
+          <w:numId w:val="53"/>
         </w:numPr>
         <w:spacing w:after="40"/>
       </w:pPr>
@@ -43095,7 +45227,7 @@
         <w:pStyle w:val="ListParagraph"/>
         <w:numPr>
           <w:ilvl w:val="0"/>
-          <w:numId w:val="50"/>
+          <w:numId w:val="54"/>
         </w:numPr>
         <w:spacing w:after="40"/>
       </w:pPr>
@@ -43111,7 +45243,7 @@
         <w:pStyle w:val="ListParagraph"/>
         <w:numPr>
           <w:ilvl w:val="0"/>
-          <w:numId w:val="50"/>
+          <w:numId w:val="54"/>
         </w:numPr>
         <w:spacing w:after="40"/>
       </w:pPr>
@@ -43749,6 +45881,2072 @@
           <w:rFonts w:ascii="Calibri" w:cs="Calibri" w:eastAsia="Calibri" w:hAnsi="Calibri"/>
         </w:rPr>
         <w:t xml:space="preserve">A merge to main builds and scans the image, then Jenkins only commits the new tag to the GitOps repo. Argo CD in the dev cluster pulls that change and Argo Rollouts deploys it; Jenkins then verifies health over the NodePort before pausing for a human approval to promote to staging. Jenkins never holds cluster credentials, and everything in the cluster, including the monitoring stack and policy engine, is declared in Git through an app-of-apps.</w:t>
+      </w:r>
+    </w:p>
+    <w:p>
+      <w:pPr>
+        <w:pStyle w:val="Heading2"/>
+        <w:keepNext/>
+      </w:pPr>
+      <w:r>
+        <w:t xml:space="preserve">Batch 10: Monitoring + Slack alerting (G1–G11)</w:t>
+      </w:r>
+    </w:p>
+    <w:p>
+      <w:pPr>
+        <w:spacing w:after="120"/>
+      </w:pPr>
+      <w:r>
+        <w:rPr>
+          <w:b/>
+          <w:bCs/>
+          <w:rFonts w:ascii="Calibri" w:cs="Calibri" w:eastAsia="Calibri" w:hAnsi="Calibri"/>
+        </w:rPr>
+        <w:t xml:space="preserve">Step 0: pehle read-only health check</w:t>
+      </w:r>
+      <w:r>
+        <w:rPr>
+          <w:rFonts w:ascii="Calibri" w:cs="Calibri" w:eastAsia="Calibri" w:hAnsi="Calibri"/>
+        </w:rPr>
+        <w:t xml:space="preserve"> (Prometheus API, NodePort 30090): 14 scrape jobs sab UP (apiserver, kubelet, node-exporter, order-service, argocd, argo-rollouts, kyverno, coredns…), custom rule groups loaded (</w:t>
+      </w:r>
+      <w:r>
+        <w:rPr>
+          <w:color w:val="B0306A"/>
+          <w:sz w:val="19"/>
+          <w:szCs w:val="19"/>
+          <w:rFonts w:ascii="Consolas" w:cs="Consolas" w:eastAsia="Consolas" w:hAnsi="Consolas"/>
+        </w:rPr>
+        <w:t xml:space="preserve">order-service.sli/.alerts/.slo-alerts</w:t>
+      </w:r>
+      <w:r>
+        <w:rPr>
+          <w:rFonts w:ascii="Calibri" w:cs="Calibri" w:eastAsia="Calibri" w:hAnsi="Calibri"/>
+        </w:rPr>
+        <w:t xml:space="preserve">, platform rules), </w:t>
+      </w:r>
+      <w:r>
+        <w:rPr>
+          <w:color w:val="B0306A"/>
+          <w:sz w:val="19"/>
+          <w:szCs w:val="19"/>
+          <w:rFonts w:ascii="Consolas" w:cs="Consolas" w:eastAsia="Consolas" w:hAnsi="Consolas"/>
+        </w:rPr>
+        <w:t xml:space="preserve">orders_placed_total</w:t>
+      </w:r>
+      <w:r>
+        <w:rPr>
+          <w:rFonts w:ascii="Calibri" w:cs="Calibri" w:eastAsia="Calibri" w:hAnsi="Calibri"/>
+        </w:rPr>
+        <w:t xml:space="preserve"> ≈ 0.9/s (traffic-generator). Firing: Watchdog (normal) + </w:t>
+      </w:r>
+      <w:r>
+        <w:rPr>
+          <w:color w:val="B0306A"/>
+          <w:sz w:val="19"/>
+          <w:szCs w:val="19"/>
+          <w:rFonts w:ascii="Consolas" w:cs="Consolas" w:eastAsia="Consolas" w:hAnsi="Consolas"/>
+        </w:rPr>
+        <w:t xml:space="preserve">AlertmanagerFailedToSendAlerts</w:t>
+      </w:r>
+      <w:r>
+        <w:rPr>
+          <w:rFonts w:ascii="Calibri" w:cs="Calibri" w:eastAsia="Calibri" w:hAnsi="Calibri"/>
+        </w:rPr>
+        <w:t xml:space="preserve"> (Slack URL placeholder tha = expected).</w:t>
+      </w:r>
+    </w:p>
+    <w:p>
+      <w:pPr>
+        <w:pStyle w:val="Heading3"/>
+        <w:keepNext/>
+      </w:pPr>
+      <w:r>
+        <w:t xml:space="preserve">Part A: Prometheus + Grafana</w:t>
+      </w:r>
+    </w:p>
+    <w:p>
+      <w:pPr>
+        <w:keepNext/>
+        <w:keepLines/>
+        <w:pBdr>
+          <w:top w:val="single" w:color="D0D0D0" w:sz="4" w:space="4"/>
+          <w:left w:val="single" w:color="D0D0D0" w:sz="4" w:space="4"/>
+          <w:right w:val="single" w:color="D0D0D0" w:sz="4" w:space="4"/>
+        </w:pBdr>
+        <w:shd w:fill="F3F3F3" w:color="auto" w:val="clear"/>
+        <w:spacing w:before="80" w:after="0" w:line="240"/>
+      </w:pPr>
+      <w:r>
+        <w:rPr>
+          <w:sz w:val="17"/>
+          <w:szCs w:val="17"/>
+          <w:rFonts w:ascii="Consolas" w:cs="Consolas" w:eastAsia="Consolas" w:hAnsi="Consolas"/>
+        </w:rPr>
+        <w:t xml:space="preserve"># Prometheus: http://&lt;WORKER_PUBLIC_IP&gt;:30090  → Status → Target health; Query:</w:t>
+      </w:r>
+    </w:p>
+    <w:p>
+      <w:pPr>
+        <w:keepNext/>
+        <w:keepLines/>
+        <w:pBdr>
+          <w:left w:val="single" w:color="D0D0D0" w:sz="4" w:space="4"/>
+          <w:right w:val="single" w:color="D0D0D0" w:sz="4" w:space="4"/>
+        </w:pBdr>
+        <w:shd w:fill="F3F3F3" w:color="auto" w:val="clear"/>
+        <w:spacing w:before="0" w:after="0" w:line="240"/>
+      </w:pPr>
+      <w:r>
+        <w:rPr>
+          <w:sz w:val="17"/>
+          <w:szCs w:val="17"/>
+          <w:rFonts w:ascii="Consolas" w:cs="Consolas" w:eastAsia="Consolas" w:hAnsi="Consolas"/>
+        </w:rPr>
+        <w:t xml:space="preserve">sum(rate(orders_placed_total[5m]))</w:t>
+      </w:r>
+    </w:p>
+    <w:p>
+      <w:pPr>
+        <w:keepNext/>
+        <w:keepLines/>
+        <w:pBdr>
+          <w:left w:val="single" w:color="D0D0D0" w:sz="4" w:space="4"/>
+          <w:right w:val="single" w:color="D0D0D0" w:sz="4" w:space="4"/>
+        </w:pBdr>
+        <w:shd w:fill="F3F3F3" w:color="auto" w:val="clear"/>
+        <w:spacing w:before="0" w:after="0" w:line="240"/>
+      </w:pPr>
+      <w:r>
+        <w:rPr>
+          <w:sz w:val="17"/>
+          <w:szCs w:val="17"/>
+          <w:rFonts w:ascii="Consolas" w:cs="Consolas" w:eastAsia="Consolas" w:hAnsi="Consolas"/>
+        </w:rPr>
+        <w:t xml:space="preserve"># Grafana password (screen pe dikhaye bina clipboard mein):</w:t>
+      </w:r>
+    </w:p>
+    <w:p>
+      <w:pPr>
+        <w:keepNext/>
+        <w:keepLines/>
+        <w:pBdr>
+          <w:left w:val="single" w:color="D0D0D0" w:sz="4" w:space="4"/>
+          <w:right w:val="single" w:color="D0D0D0" w:sz="4" w:space="4"/>
+        </w:pBdr>
+        <w:shd w:fill="F3F3F3" w:color="auto" w:val="clear"/>
+        <w:spacing w:before="0" w:after="0" w:line="240"/>
+      </w:pPr>
+      <w:r>
+        <w:rPr>
+          <w:sz w:val="17"/>
+          <w:szCs w:val="17"/>
+          <w:rFonts w:ascii="Consolas" w:cs="Consolas" w:eastAsia="Consolas" w:hAnsi="Consolas"/>
+        </w:rPr>
+        <w:t xml:space="preserve">kubectl -n monitoring get secret grafana-admin -o jsonpath='{.data.admin-password}' | base64 -d | clip</w:t>
+      </w:r>
+    </w:p>
+    <w:p>
+      <w:pPr>
+        <w:keepNext w:val="false"/>
+        <w:keepLines/>
+        <w:pBdr>
+          <w:left w:val="single" w:color="D0D0D0" w:sz="4" w:space="4"/>
+          <w:bottom w:val="single" w:color="D0D0D0" w:sz="4" w:space="4"/>
+          <w:right w:val="single" w:color="D0D0D0" w:sz="4" w:space="4"/>
+        </w:pBdr>
+        <w:shd w:fill="F3F3F3" w:color="auto" w:val="clear"/>
+        <w:spacing w:before="0" w:after="160" w:line="240"/>
+      </w:pPr>
+      <w:r>
+        <w:rPr>
+          <w:sz w:val="17"/>
+          <w:szCs w:val="17"/>
+          <w:rFonts w:ascii="Consolas" w:cs="Consolas" w:eastAsia="Consolas" w:hAnsi="Consolas"/>
+        </w:rPr>
+        <w:t xml:space="preserve"># Grafana: http://&lt;WORKER_PUBLIC_IP&gt;:30300  (admin)</w:t>
+      </w:r>
+    </w:p>
+    <w:p>
+      <w:pPr>
+        <w:pStyle w:val="ListParagraph"/>
+        <w:numPr>
+          <w:ilvl w:val="0"/>
+          <w:numId w:val="55"/>
+        </w:numPr>
+        <w:spacing w:after="40"/>
+      </w:pPr>
+      <w:r>
+        <w:rPr>
+          <w:b/>
+          <w:bCs/>
+          <w:rFonts w:ascii="Calibri" w:cs="Calibri" w:eastAsia="Calibri" w:hAnsi="Calibri"/>
+        </w:rPr>
+        <w:t xml:space="preserve">Prometheus pull model:</w:t>
+      </w:r>
+      <w:r>
+        <w:rPr>
+          <w:rFonts w:ascii="Calibri" w:cs="Calibri" w:eastAsia="Calibri" w:hAnsi="Calibri"/>
+        </w:rPr>
+        <w:t xml:space="preserve"> har 15s </w:t>
+      </w:r>
+      <w:r>
+        <w:rPr>
+          <w:color w:val="B0306A"/>
+          <w:sz w:val="19"/>
+          <w:szCs w:val="19"/>
+          <w:rFonts w:ascii="Consolas" w:cs="Consolas" w:eastAsia="Consolas" w:hAnsi="Consolas"/>
+        </w:rPr>
+        <w:t xml:space="preserve">/metrics</w:t>
+      </w:r>
+      <w:r>
+        <w:rPr>
+          <w:rFonts w:ascii="Calibri" w:cs="Calibri" w:eastAsia="Calibri" w:hAnsi="Calibri"/>
+        </w:rPr>
+        <w:t xml:space="preserve"> kheenchta hai; kahan se, ye </w:t>
+      </w:r>
+      <w:r>
+        <w:rPr>
+          <w:b/>
+          <w:bCs/>
+          <w:rFonts w:ascii="Calibri" w:cs="Calibri" w:eastAsia="Calibri" w:hAnsi="Calibri"/>
+        </w:rPr>
+        <w:t xml:space="preserve">ServiceMonitor</w:t>
+      </w:r>
+      <w:r>
+        <w:rPr>
+          <w:rFonts w:ascii="Calibri" w:cs="Calibri" w:eastAsia="Calibri" w:hAnsi="Calibri"/>
+        </w:rPr>
+        <w:t xml:space="preserve"> batata hai (app ke saath Git mein).</w:t>
+      </w:r>
+    </w:p>
+    <w:p>
+      <w:pPr>
+        <w:pStyle w:val="ListParagraph"/>
+        <w:numPr>
+          <w:ilvl w:val="0"/>
+          <w:numId w:val="55"/>
+        </w:numPr>
+        <w:spacing w:after="40"/>
+      </w:pPr>
+      <w:r>
+        <w:rPr>
+          <w:color w:val="B0306A"/>
+          <w:sz w:val="19"/>
+          <w:szCs w:val="19"/>
+          <w:rFonts w:ascii="Consolas" w:cs="Consolas" w:eastAsia="Consolas" w:hAnsi="Consolas"/>
+        </w:rPr>
+        <w:t xml:space="preserve">rate(x[5m])</w:t>
+      </w:r>
+      <w:r>
+        <w:rPr>
+          <w:rFonts w:ascii="Calibri" w:cs="Calibri" w:eastAsia="Calibri" w:hAnsi="Calibri"/>
+        </w:rPr>
+        <w:t xml:space="preserve">: counter hamesha badhta hai; rate = pichhle 5 min mein per-second badhat. Raw counter pe graph/alert nahi banate.</w:t>
+      </w:r>
+    </w:p>
+    <w:p>
+      <w:pPr>
+        <w:pStyle w:val="ListParagraph"/>
+        <w:numPr>
+          <w:ilvl w:val="0"/>
+          <w:numId w:val="55"/>
+        </w:numPr>
+        <w:spacing w:after="40"/>
+      </w:pPr>
+      <w:r>
+        <w:rPr>
+          <w:rFonts w:ascii="Calibri" w:cs="Calibri" w:eastAsia="Calibri" w:hAnsi="Calibri"/>
+        </w:rPr>
+        <w:t xml:space="preserve">Grafana sirf dikhata hai; dashboards Git mein (</w:t>
+      </w:r>
+      <w:r>
+        <w:rPr>
+          <w:color w:val="B0306A"/>
+          <w:sz w:val="19"/>
+          <w:szCs w:val="19"/>
+          <w:rFonts w:ascii="Consolas" w:cs="Consolas" w:eastAsia="Consolas" w:hAnsi="Consolas"/>
+        </w:rPr>
+        <w:t xml:space="preserve">dashboards/*.json</w:t>
+      </w:r>
+      <w:r>
+        <w:rPr>
+          <w:rFonts w:ascii="Calibri" w:cs="Calibri" w:eastAsia="Calibri" w:hAnsi="Calibri"/>
+        </w:rPr>
+        <w:t xml:space="preserve">), sidecar apne aap load karta hai.</w:t>
+      </w:r>
+    </w:p>
+    <w:p>
+      <w:pPr>
+        <w:pStyle w:val="ListParagraph"/>
+        <w:numPr>
+          <w:ilvl w:val="0"/>
+          <w:numId w:val="55"/>
+        </w:numPr>
+        <w:spacing w:after="40"/>
+      </w:pPr>
+      <w:r>
+        <w:rPr>
+          <w:rFonts w:ascii="Calibri" w:cs="Calibri" w:eastAsia="Calibri" w:hAnsi="Calibri"/>
+        </w:rPr>
+        <w:t xml:space="preserve">Dashboard pe Availability/Error budget "No data" → </w:t>
+      </w:r>
+      <w:r>
+        <w:rPr>
+          <w:b/>
+          <w:bCs/>
+          <w:rFonts w:ascii="Calibri" w:cs="Calibri" w:eastAsia="Calibri" w:hAnsi="Calibri"/>
+        </w:rPr>
+        <w:t xml:space="preserve">Problem #17</w:t>
+      </w:r>
+      <w:r>
+        <w:rPr>
+          <w:rFonts w:ascii="Calibri" w:cs="Calibri" w:eastAsia="Calibri" w:hAnsi="Calibri"/>
+        </w:rPr>
+        <w:t xml:space="preserve">.</w:t>
+      </w:r>
+    </w:p>
+    <w:p>
+      <w:pPr>
+        <w:pStyle w:val="ListParagraph"/>
+        <w:numPr>
+          <w:ilvl w:val="0"/>
+          <w:numId w:val="55"/>
+        </w:numPr>
+        <w:spacing w:after="40"/>
+      </w:pPr>
+      <w:r>
+        <w:rPr>
+          <w:rFonts w:ascii="Calibri" w:cs="Calibri" w:eastAsia="Calibri" w:hAnsi="Calibri"/>
+        </w:rPr>
+        <w:t xml:space="preserve">Password rotate: </w:t>
+      </w:r>
+      <w:r>
+        <w:rPr>
+          <w:color w:val="B0306A"/>
+          <w:sz w:val="19"/>
+          <w:szCs w:val="19"/>
+          <w:rFonts w:ascii="Consolas" w:cs="Consolas" w:eastAsia="Consolas" w:hAnsi="Consolas"/>
+        </w:rPr>
+        <w:t xml:space="preserve">create secret ... --dry-run=client -o yaml | kubectl apply -f -</w:t>
+      </w:r>
+      <w:r>
+        <w:rPr>
+          <w:rFonts w:ascii="Calibri" w:cs="Calibri" w:eastAsia="Calibri" w:hAnsi="Calibri"/>
+        </w:rPr>
+        <w:t xml:space="preserve"> + </w:t>
+      </w:r>
+      <w:r>
+        <w:rPr>
+          <w:color w:val="B0306A"/>
+          <w:sz w:val="19"/>
+          <w:szCs w:val="19"/>
+          <w:rFonts w:ascii="Consolas" w:cs="Consolas" w:eastAsia="Consolas" w:hAnsi="Consolas"/>
+        </w:rPr>
+        <w:t xml:space="preserve">rollout restart deploy kube-prometheus-stack-grafana</w:t>
+      </w:r>
+      <w:r>
+        <w:rPr>
+          <w:rFonts w:ascii="Calibri" w:cs="Calibri" w:eastAsia="Calibri" w:hAnsi="Calibri"/>
+        </w:rPr>
+        <w:t xml:space="preserve">. Grafana DB </w:t>
+      </w:r>
+      <w:r>
+        <w:rPr>
+          <w:color w:val="B0306A"/>
+          <w:sz w:val="19"/>
+          <w:szCs w:val="19"/>
+          <w:rFonts w:ascii="Consolas" w:cs="Consolas" w:eastAsia="Consolas" w:hAnsi="Consolas"/>
+        </w:rPr>
+        <w:t xml:space="preserve">emptyDir</w:t>
+      </w:r>
+      <w:r>
+        <w:rPr>
+          <w:rFonts w:ascii="Calibri" w:cs="Calibri" w:eastAsia="Calibri" w:hAnsi="Calibri"/>
+        </w:rPr>
+        <w:t xml:space="preserve"> mein hai, to restart pe Secret se naya admin password padhta hai.</w:t>
+      </w:r>
+    </w:p>
+    <w:p>
+      <w:pPr>
+        <w:pStyle w:val="Heading3"/>
+        <w:keepNext/>
+      </w:pPr>
+      <w:r>
+        <w:t xml:space="preserve">Part B: Slack → Alertmanager</w:t>
+      </w:r>
+    </w:p>
+    <w:p>
+      <w:pPr>
+        <w:pStyle w:val="ListParagraph"/>
+        <w:numPr>
+          <w:ilvl w:val="0"/>
+          <w:numId w:val="56"/>
+        </w:numPr>
+        <w:spacing w:after="40"/>
+      </w:pPr>
+      <w:r>
+        <w:rPr>
+          <w:rFonts w:ascii="Calibri" w:cs="Calibri" w:eastAsia="Calibri" w:hAnsi="Calibri"/>
+        </w:rPr>
+        <w:t xml:space="preserve">slack.com → workspace </w:t>
+      </w:r>
+      <w:r>
+        <w:rPr>
+          <w:color w:val="B0306A"/>
+          <w:sz w:val="19"/>
+          <w:szCs w:val="19"/>
+          <w:rFonts w:ascii="Consolas" w:cs="Consolas" w:eastAsia="Consolas" w:hAnsi="Consolas"/>
+        </w:rPr>
+        <w:t xml:space="preserve">order-platform</w:t>
+      </w:r>
+      <w:r>
+        <w:rPr>
+          <w:rFonts w:ascii="Calibri" w:cs="Calibri" w:eastAsia="Calibri" w:hAnsi="Calibri"/>
+        </w:rPr>
+        <w:t xml:space="preserve"> → channel </w:t>
+      </w:r>
+      <w:r>
+        <w:rPr>
+          <w:color w:val="B0306A"/>
+          <w:sz w:val="19"/>
+          <w:szCs w:val="19"/>
+          <w:rFonts w:ascii="Consolas" w:cs="Consolas" w:eastAsia="Consolas" w:hAnsi="Consolas"/>
+        </w:rPr>
+        <w:t xml:space="preserve">#alerts-dev</w:t>
+      </w:r>
+      <w:r>
+        <w:rPr>
+          <w:rFonts w:ascii="Calibri" w:cs="Calibri" w:eastAsia="Calibri" w:hAnsi="Calibri"/>
+        </w:rPr>
+        <w:t xml:space="preserve">.</w:t>
+      </w:r>
+    </w:p>
+    <w:p>
+      <w:pPr>
+        <w:pStyle w:val="ListParagraph"/>
+        <w:numPr>
+          <w:ilvl w:val="0"/>
+          <w:numId w:val="56"/>
+        </w:numPr>
+        <w:spacing w:after="40"/>
+      </w:pPr>
+      <w:r>
+        <w:rPr>
+          <w:rFonts w:ascii="Calibri" w:cs="Calibri" w:eastAsia="Calibri" w:hAnsi="Calibri"/>
+        </w:rPr>
+        <w:t xml:space="preserve">api.slack.com/apps → Create New App → From scratch → </w:t>
+      </w:r>
+      <w:r>
+        <w:rPr>
+          <w:color w:val="B0306A"/>
+          <w:sz w:val="19"/>
+          <w:szCs w:val="19"/>
+          <w:rFonts w:ascii="Consolas" w:cs="Consolas" w:eastAsia="Consolas" w:hAnsi="Consolas"/>
+        </w:rPr>
+        <w:t xml:space="preserve">order-platform-alerts</w:t>
+      </w:r>
+      <w:r>
+        <w:rPr>
+          <w:rFonts w:ascii="Calibri" w:cs="Calibri" w:eastAsia="Calibri" w:hAnsi="Calibri"/>
+        </w:rPr>
+        <w:t xml:space="preserve"> ("Slack CLI" wala popup ignore) → </w:t>
+      </w:r>
+      <w:r>
+        <w:rPr>
+          <w:b/>
+          <w:bCs/>
+          <w:rFonts w:ascii="Calibri" w:cs="Calibri" w:eastAsia="Calibri" w:hAnsi="Calibri"/>
+        </w:rPr>
+        <w:t xml:space="preserve">Incoming Webhooks</w:t>
+      </w:r>
+      <w:r>
+        <w:rPr>
+          <w:rFonts w:ascii="Calibri" w:cs="Calibri" w:eastAsia="Calibri" w:hAnsi="Calibri"/>
+        </w:rPr>
+        <w:t xml:space="preserve"> On → Add New Webhook → </w:t>
+      </w:r>
+      <w:r>
+        <w:rPr>
+          <w:color w:val="B0306A"/>
+          <w:sz w:val="19"/>
+          <w:szCs w:val="19"/>
+          <w:rFonts w:ascii="Consolas" w:cs="Consolas" w:eastAsia="Consolas" w:hAnsi="Consolas"/>
+        </w:rPr>
+        <w:t xml:space="preserve">#alerts-dev</w:t>
+      </w:r>
+      <w:r>
+        <w:rPr>
+          <w:rFonts w:ascii="Calibri" w:cs="Calibri" w:eastAsia="Calibri" w:hAnsi="Calibri"/>
+        </w:rPr>
+        <w:t xml:space="preserve"> → Allow → Copy.</w:t>
+      </w:r>
+    </w:p>
+    <w:p>
+      <w:pPr>
+        <w:pStyle w:val="ListParagraph"/>
+        <w:numPr>
+          <w:ilvl w:val="0"/>
+          <w:numId w:val="56"/>
+        </w:numPr>
+        <w:spacing w:after="40"/>
+      </w:pPr>
+      <w:r>
+        <w:rPr>
+          <w:rFonts w:ascii="Calibri" w:cs="Calibri" w:eastAsia="Calibri" w:hAnsi="Calibri"/>
+        </w:rPr>
+        <w:t xml:space="preserve">URL ko secret mein (screen pe dikhaye bina):</w:t>
+      </w:r>
+    </w:p>
+    <w:p>
+      <w:pPr>
+        <w:keepNext/>
+        <w:keepLines/>
+        <w:pBdr>
+          <w:top w:val="single" w:color="D0D0D0" w:sz="4" w:space="4"/>
+          <w:left w:val="single" w:color="D0D0D0" w:sz="4" w:space="4"/>
+          <w:right w:val="single" w:color="D0D0D0" w:sz="4" w:space="4"/>
+        </w:pBdr>
+        <w:shd w:fill="F3F3F3" w:color="auto" w:val="clear"/>
+        <w:spacing w:before="80" w:after="0" w:line="240"/>
+      </w:pPr>
+      <w:r>
+        <w:rPr>
+          <w:sz w:val="17"/>
+          <w:szCs w:val="17"/>
+          <w:rFonts w:ascii="Consolas" w:cs="Consolas" w:eastAsia="Consolas" w:hAnsi="Consolas"/>
+        </w:rPr>
+        <w:t xml:space="preserve">read -rs SLACK_URL                       # paste + Enter; kuch dikhega nahi</w:t>
+      </w:r>
+    </w:p>
+    <w:p>
+      <w:pPr>
+        <w:keepNext/>
+        <w:keepLines/>
+        <w:pBdr>
+          <w:left w:val="single" w:color="D0D0D0" w:sz="4" w:space="4"/>
+          <w:right w:val="single" w:color="D0D0D0" w:sz="4" w:space="4"/>
+        </w:pBdr>
+        <w:shd w:fill="F3F3F3" w:color="auto" w:val="clear"/>
+        <w:spacing w:before="0" w:after="0" w:line="240"/>
+      </w:pPr>
+      <w:r>
+        <w:rPr>
+          <w:sz w:val="17"/>
+          <w:szCs w:val="17"/>
+          <w:rFonts w:ascii="Consolas" w:cs="Consolas" w:eastAsia="Consolas" w:hAnsi="Consolas"/>
+        </w:rPr>
+        <w:t xml:space="preserve">echo "length: ${#SLACK_URL}"</w:t>
+      </w:r>
+    </w:p>
+    <w:p>
+      <w:pPr>
+        <w:keepNext/>
+        <w:keepLines/>
+        <w:pBdr>
+          <w:left w:val="single" w:color="D0D0D0" w:sz="4" w:space="4"/>
+          <w:right w:val="single" w:color="D0D0D0" w:sz="4" w:space="4"/>
+        </w:pBdr>
+        <w:shd w:fill="F3F3F3" w:color="auto" w:val="clear"/>
+        <w:spacing w:before="0" w:after="0" w:line="240"/>
+      </w:pPr>
+      <w:r>
+        <w:rPr>
+          <w:sz w:val="17"/>
+          <w:szCs w:val="17"/>
+          <w:rFonts w:ascii="Consolas" w:cs="Consolas" w:eastAsia="Consolas" w:hAnsi="Consolas"/>
+        </w:rPr>
+        <w:t xml:space="preserve">kubectl -n monitoring create secret generic alertmanager-slack \</w:t>
+      </w:r>
+    </w:p>
+    <w:p>
+      <w:pPr>
+        <w:keepNext/>
+        <w:keepLines/>
+        <w:pBdr>
+          <w:left w:val="single" w:color="D0D0D0" w:sz="4" w:space="4"/>
+          <w:right w:val="single" w:color="D0D0D0" w:sz="4" w:space="4"/>
+        </w:pBdr>
+        <w:shd w:fill="F3F3F3" w:color="auto" w:val="clear"/>
+        <w:spacing w:before="0" w:after="0" w:line="240"/>
+      </w:pPr>
+      <w:r>
+        <w:rPr>
+          <w:sz w:val="17"/>
+          <w:szCs w:val="17"/>
+          <w:rFonts w:ascii="Consolas" w:cs="Consolas" w:eastAsia="Consolas" w:hAnsi="Consolas"/>
+        </w:rPr>
+        <w:t xml:space="preserve">  --from-literal=webhook-url="$SLACK_URL" --dry-run=client -o yaml | kubectl apply -f -</w:t>
+      </w:r>
+    </w:p>
+    <w:p>
+      <w:pPr>
+        <w:keepNext/>
+        <w:keepLines/>
+        <w:pBdr>
+          <w:left w:val="single" w:color="D0D0D0" w:sz="4" w:space="4"/>
+          <w:right w:val="single" w:color="D0D0D0" w:sz="4" w:space="4"/>
+        </w:pBdr>
+        <w:shd w:fill="F3F3F3" w:color="auto" w:val="clear"/>
+        <w:spacing w:before="0" w:after="0" w:line="240"/>
+      </w:pPr>
+      <w:r>
+        <w:rPr>
+          <w:sz w:val="17"/>
+          <w:szCs w:val="17"/>
+          <w:rFonts w:ascii="Consolas" w:cs="Consolas" w:eastAsia="Consolas" w:hAnsi="Consolas"/>
+        </w:rPr>
+        <w:t xml:space="preserve">unset SLACK_URL</w:t>
+      </w:r>
+    </w:p>
+    <w:p>
+      <w:pPr>
+        <w:keepNext w:val="false"/>
+        <w:keepLines/>
+        <w:pBdr>
+          <w:left w:val="single" w:color="D0D0D0" w:sz="4" w:space="4"/>
+          <w:bottom w:val="single" w:color="D0D0D0" w:sz="4" w:space="4"/>
+          <w:right w:val="single" w:color="D0D0D0" w:sz="4" w:space="4"/>
+        </w:pBdr>
+        <w:shd w:fill="F3F3F3" w:color="auto" w:val="clear"/>
+        <w:spacing w:before="0" w:after="160" w:line="240"/>
+      </w:pPr>
+      <w:r>
+        <w:rPr>
+          <w:sz w:val="17"/>
+          <w:szCs w:val="17"/>
+          <w:rFonts w:ascii="Consolas" w:cs="Consolas" w:eastAsia="Consolas" w:hAnsi="Consolas"/>
+        </w:rPr>
+        <w:t xml:space="preserve">kubectl -n monitoring delete pod -l app.kubernetes.io/name=alertmanager</w:t>
+      </w:r>
+    </w:p>
+    <w:p>
+      <w:pPr>
+        <w:pStyle w:val="ListParagraph"/>
+        <w:numPr>
+          <w:ilvl w:val="0"/>
+          <w:numId w:val="57"/>
+        </w:numPr>
+        <w:spacing w:after="40"/>
+      </w:pPr>
+      <w:r>
+        <w:rPr>
+          <w:b/>
+          <w:bCs/>
+          <w:rFonts w:ascii="Calibri" w:cs="Calibri" w:eastAsia="Calibri" w:hAnsi="Calibri"/>
+        </w:rPr>
+        <w:t xml:space="preserve">Config Git mein, secret bahar:</w:t>
+      </w:r>
+      <w:r>
+        <w:rPr>
+          <w:rFonts w:ascii="Calibri" w:cs="Calibri" w:eastAsia="Calibri" w:hAnsi="Calibri"/>
+        </w:rPr>
+        <w:t xml:space="preserve"> Alertmanager </w:t>
+      </w:r>
+      <w:r>
+        <w:rPr>
+          <w:color w:val="B0306A"/>
+          <w:sz w:val="19"/>
+          <w:szCs w:val="19"/>
+          <w:rFonts w:ascii="Consolas" w:cs="Consolas" w:eastAsia="Consolas" w:hAnsi="Consolas"/>
+        </w:rPr>
+        <w:t xml:space="preserve">api_url_file: /etc/alertmanager/secrets/alertmanager-slack/webhook-url</w:t>
+      </w:r>
+      <w:r>
+        <w:rPr>
+          <w:rFonts w:ascii="Calibri" w:cs="Calibri" w:eastAsia="Calibri" w:hAnsi="Calibri"/>
+        </w:rPr>
+        <w:t xml:space="preserve"> se padhta hai (Secret mount).</w:t>
+      </w:r>
+    </w:p>
+    <w:p>
+      <w:pPr>
+        <w:pStyle w:val="ListParagraph"/>
+        <w:numPr>
+          <w:ilvl w:val="0"/>
+          <w:numId w:val="57"/>
+        </w:numPr>
+        <w:spacing w:after="40"/>
+      </w:pPr>
+      <w:r>
+        <w:rPr>
+          <w:rFonts w:ascii="Calibri" w:cs="Calibri" w:eastAsia="Calibri" w:hAnsi="Calibri"/>
+        </w:rPr>
+        <w:t xml:space="preserve">Pod delete: StatefulSet turant naya pod banata hai jo naya URL padhta hai.</w:t>
+      </w:r>
+    </w:p>
+    <w:p>
+      <w:pPr>
+        <w:pStyle w:val="ListParagraph"/>
+        <w:numPr>
+          <w:ilvl w:val="0"/>
+          <w:numId w:val="57"/>
+        </w:numPr>
+        <w:spacing w:after="40"/>
+      </w:pPr>
+      <w:r>
+        <w:rPr>
+          <w:color w:val="B0306A"/>
+          <w:sz w:val="19"/>
+          <w:szCs w:val="19"/>
+          <w:rFonts w:ascii="Consolas" w:cs="Consolas" w:eastAsia="Consolas" w:hAnsi="Consolas"/>
+        </w:rPr>
+        <w:t xml:space="preserve">kubectl apply</w:t>
+      </w:r>
+      <w:r>
+        <w:rPr>
+          <w:rFonts w:ascii="Calibri" w:cs="Calibri" w:eastAsia="Calibri" w:hAnsi="Calibri"/>
+        </w:rPr>
+        <w:t xml:space="preserve"> warning "missing last-applied-configuration": secret </w:t>
+      </w:r>
+      <w:r>
+        <w:rPr>
+          <w:color w:val="B0306A"/>
+          <w:sz w:val="19"/>
+          <w:szCs w:val="19"/>
+          <w:rFonts w:ascii="Consolas" w:cs="Consolas" w:eastAsia="Consolas" w:hAnsi="Consolas"/>
+        </w:rPr>
+        <w:t xml:space="preserve">kubectl create</w:t>
+      </w:r>
+      <w:r>
+        <w:rPr>
+          <w:rFonts w:ascii="Calibri" w:cs="Calibri" w:eastAsia="Calibri" w:hAnsi="Calibri"/>
+        </w:rPr>
+        <w:t xml:space="preserve"> se bana tha; apply khud annotation jod deta hai. Harmless.</w:t>
+      </w:r>
+    </w:p>
+    <w:p>
+      <w:pPr>
+        <w:pStyle w:val="ListParagraph"/>
+        <w:numPr>
+          <w:ilvl w:val="0"/>
+          <w:numId w:val="57"/>
+        </w:numPr>
+        <w:spacing w:after="40"/>
+      </w:pPr>
+      <w:r>
+        <w:rPr>
+          <w:rFonts w:ascii="Calibri" w:cs="Calibri" w:eastAsia="Calibri" w:hAnsi="Calibri"/>
+        </w:rPr>
+        <w:t xml:space="preserve">Verify: {{sum(alertmanager_notifications_total{integration="slack"})}} badha, </w:t>
+      </w:r>
+      <w:r>
+        <w:rPr>
+          <w:color w:val="B0306A"/>
+          <w:sz w:val="19"/>
+          <w:szCs w:val="19"/>
+          <w:rFonts w:ascii="Consolas" w:cs="Consolas" w:eastAsia="Consolas" w:hAnsi="Consolas"/>
+        </w:rPr>
+        <w:t xml:space="preserve">..._failed_total</w:t>
+      </w:r>
+      <w:r>
+        <w:rPr>
+          <w:rFonts w:ascii="Calibri" w:cs="Calibri" w:eastAsia="Calibri" w:hAnsi="Calibri"/>
+        </w:rPr>
+        <w:t xml:space="preserve"> = 0.</w:t>
+      </w:r>
+    </w:p>
+    <w:p>
+      <w:pPr>
+        <w:pStyle w:val="ListParagraph"/>
+        <w:numPr>
+          <w:ilvl w:val="0"/>
+          <w:numId w:val="57"/>
+        </w:numPr>
+        <w:spacing w:after="40"/>
+      </w:pPr>
+      <w:r>
+        <w:rPr>
+          <w:rFonts w:ascii="Calibri" w:cs="Calibri" w:eastAsia="Calibri" w:hAnsi="Calibri"/>
+        </w:rPr>
+        <w:t xml:space="preserve">Slack mein pehle wahi purane </w:t>
+      </w:r>
+      <w:r>
+        <w:rPr>
+          <w:color w:val="B0306A"/>
+          <w:sz w:val="19"/>
+          <w:szCs w:val="19"/>
+          <w:rFonts w:ascii="Consolas" w:cs="Consolas" w:eastAsia="Consolas" w:hAnsi="Consolas"/>
+        </w:rPr>
+        <w:t xml:space="preserve">AlertmanagerFailedToSendAlerts</w:t>
+      </w:r>
+      <w:r>
+        <w:rPr>
+          <w:rFonts w:ascii="Calibri" w:cs="Calibri" w:eastAsia="Calibri" w:hAnsi="Calibri"/>
+        </w:rPr>
+        <w:t xml:space="preserve"> aaye: </w:t>
+      </w:r>
+      <w:r>
+        <w:rPr>
+          <w:b/>
+          <w:bCs/>
+          <w:rFonts w:ascii="Calibri" w:cs="Calibri" w:eastAsia="Calibri" w:hAnsi="Calibri"/>
+        </w:rPr>
+        <w:t xml:space="preserve">laal</w:t>
+      </w:r>
+      <w:r>
+        <w:rPr>
+          <w:rFonts w:ascii="Calibri" w:cs="Calibri" w:eastAsia="Calibri" w:hAnsi="Calibri"/>
+        </w:rPr>
+        <w:t xml:space="preserve"> = critical (</w:t>
+      </w:r>
+      <w:r>
+        <w:rPr>
+          <w:color w:val="B0306A"/>
+          <w:sz w:val="19"/>
+          <w:szCs w:val="19"/>
+          <w:rFonts w:ascii="Consolas" w:cs="Consolas" w:eastAsia="Consolas" w:hAnsi="Consolas"/>
+        </w:rPr>
+        <w:t xml:space="preserve">slack-critical</w:t>
+      </w:r>
+      <w:r>
+        <w:rPr>
+          <w:rFonts w:ascii="Calibri" w:cs="Calibri" w:eastAsia="Calibri" w:hAnsi="Calibri"/>
+        </w:rPr>
+        <w:t xml:space="preserve">), </w:t>
+      </w:r>
+      <w:r>
+        <w:rPr>
+          <w:b/>
+          <w:bCs/>
+          <w:rFonts w:ascii="Calibri" w:cs="Calibri" w:eastAsia="Calibri" w:hAnsi="Calibri"/>
+        </w:rPr>
+        <w:t xml:space="preserve">peela</w:t>
+      </w:r>
+      <w:r>
+        <w:rPr>
+          <w:rFonts w:ascii="Calibri" w:cs="Calibri" w:eastAsia="Calibri" w:hAnsi="Calibri"/>
+        </w:rPr>
+        <w:t xml:space="preserve"> = warning; title mein </w:t>
+      </w:r>
+      <w:r>
+        <w:rPr>
+          <w:color w:val="B0306A"/>
+          <w:sz w:val="19"/>
+          <w:szCs w:val="19"/>
+          <w:rFonts w:ascii="Consolas" w:cs="Consolas" w:eastAsia="Consolas" w:hAnsi="Consolas"/>
+        </w:rPr>
+        <w:t xml:space="preserve">- dev</w:t>
+      </w:r>
+      <w:r>
+        <w:rPr>
+          <w:rFonts w:ascii="Calibri" w:cs="Calibri" w:eastAsia="Calibri" w:hAnsi="Calibri"/>
+        </w:rPr>
+        <w:t xml:space="preserve"> (cluster label), Runbook link.</w:t>
+      </w:r>
+    </w:p>
+    <w:p>
+      <w:pPr>
+        <w:pStyle w:val="Heading3"/>
+        <w:keepNext/>
+      </w:pPr>
+      <w:r>
+        <w:t xml:space="preserve">Part C: Alert pipeline test</w:t>
+      </w:r>
+    </w:p>
+    <w:p>
+      <w:pPr>
+        <w:keepNext/>
+        <w:keepLines/>
+        <w:pBdr>
+          <w:top w:val="single" w:color="D0D0D0" w:sz="4" w:space="4"/>
+          <w:left w:val="single" w:color="D0D0D0" w:sz="4" w:space="4"/>
+          <w:right w:val="single" w:color="D0D0D0" w:sz="4" w:space="4"/>
+        </w:pBdr>
+        <w:shd w:fill="F3F3F3" w:color="auto" w:val="clear"/>
+        <w:spacing w:before="80" w:after="0" w:line="240"/>
+      </w:pPr>
+      <w:r>
+        <w:rPr>
+          <w:sz w:val="17"/>
+          <w:szCs w:val="17"/>
+          <w:rFonts w:ascii="Consolas" w:cs="Consolas" w:eastAsia="Consolas" w:hAnsi="Consolas"/>
+        </w:rPr>
+        <w:t xml:space="preserve">kubectl -n monitoring port-forward svc/kube-prometheus-stack-alertmanager 9093 &amp;</w:t>
+      </w:r>
+    </w:p>
+    <w:p>
+      <w:pPr>
+        <w:keepNext/>
+        <w:keepLines/>
+        <w:pBdr>
+          <w:left w:val="single" w:color="D0D0D0" w:sz="4" w:space="4"/>
+          <w:right w:val="single" w:color="D0D0D0" w:sz="4" w:space="4"/>
+        </w:pBdr>
+        <w:shd w:fill="F3F3F3" w:color="auto" w:val="clear"/>
+        <w:spacing w:before="0" w:after="0" w:line="240"/>
+      </w:pPr>
+      <w:r>
+        <w:rPr>
+          <w:sz w:val="17"/>
+          <w:szCs w:val="17"/>
+          <w:rFonts w:ascii="Consolas" w:cs="Consolas" w:eastAsia="Consolas" w:hAnsi="Consolas"/>
+        </w:rPr>
+        <w:t xml:space="preserve">curl -s -XPOST http://localhost:9093/api/v2/alerts -H 'Content-Type: application/json' -d '[{</w:t>
+      </w:r>
+    </w:p>
+    <w:p>
+      <w:pPr>
+        <w:keepNext/>
+        <w:keepLines/>
+        <w:pBdr>
+          <w:left w:val="single" w:color="D0D0D0" w:sz="4" w:space="4"/>
+          <w:right w:val="single" w:color="D0D0D0" w:sz="4" w:space="4"/>
+        </w:pBdr>
+        <w:shd w:fill="F3F3F3" w:color="auto" w:val="clear"/>
+        <w:spacing w:before="0" w:after="0" w:line="240"/>
+      </w:pPr>
+      <w:r>
+        <w:rPr>
+          <w:sz w:val="17"/>
+          <w:szCs w:val="17"/>
+          <w:rFonts w:ascii="Consolas" w:cs="Consolas" w:eastAsia="Consolas" w:hAnsi="Consolas"/>
+        </w:rPr>
+        <w:t xml:space="preserve">  "labels": {"alertname":"TestAlert","severity":"critical","namespace":"order-service","cluster":"dev"},</w:t>
+      </w:r>
+    </w:p>
+    <w:p>
+      <w:pPr>
+        <w:keepNext/>
+        <w:keepLines/>
+        <w:pBdr>
+          <w:left w:val="single" w:color="D0D0D0" w:sz="4" w:space="4"/>
+          <w:right w:val="single" w:color="D0D0D0" w:sz="4" w:space="4"/>
+        </w:pBdr>
+        <w:shd w:fill="F3F3F3" w:color="auto" w:val="clear"/>
+        <w:spacing w:before="0" w:after="0" w:line="240"/>
+      </w:pPr>
+      <w:r>
+        <w:rPr>
+          <w:sz w:val="17"/>
+          <w:szCs w:val="17"/>
+          <w:rFonts w:ascii="Consolas" w:cs="Consolas" w:eastAsia="Consolas" w:hAnsi="Consolas"/>
+        </w:rPr>
+        <w:t xml:space="preserve">  "annotations": {"summary":"Test alert - ignore","description":"Batch 10 pipeline test","runbook_url":"https://example.com"}</w:t>
+      </w:r>
+    </w:p>
+    <w:p>
+      <w:pPr>
+        <w:keepNext/>
+        <w:keepLines/>
+        <w:pBdr>
+          <w:left w:val="single" w:color="D0D0D0" w:sz="4" w:space="4"/>
+          <w:right w:val="single" w:color="D0D0D0" w:sz="4" w:space="4"/>
+        </w:pBdr>
+        <w:shd w:fill="F3F3F3" w:color="auto" w:val="clear"/>
+        <w:spacing w:before="0" w:after="0" w:line="240"/>
+      </w:pPr>
+      <w:r>
+        <w:rPr>
+          <w:sz w:val="17"/>
+          <w:szCs w:val="17"/>
+          <w:rFonts w:ascii="Consolas" w:cs="Consolas" w:eastAsia="Consolas" w:hAnsi="Consolas"/>
+        </w:rPr>
+        <w:t xml:space="preserve">}]'</w:t>
+      </w:r>
+    </w:p>
+    <w:p>
+      <w:pPr>
+        <w:keepNext/>
+        <w:keepLines/>
+        <w:pBdr>
+          <w:left w:val="single" w:color="D0D0D0" w:sz="4" w:space="4"/>
+          <w:right w:val="single" w:color="D0D0D0" w:sz="4" w:space="4"/>
+        </w:pBdr>
+        <w:shd w:fill="F3F3F3" w:color="auto" w:val="clear"/>
+        <w:spacing w:before="0" w:after="0" w:line="240"/>
+      </w:pPr>
+      <w:r>
+        <w:rPr>
+          <w:sz w:val="17"/>
+          <w:szCs w:val="17"/>
+          <w:rFonts w:ascii="Consolas" w:cs="Consolas" w:eastAsia="Consolas" w:hAnsi="Consolas"/>
+        </w:rPr>
+        <w:t xml:space="preserve"># ~10s: Slack 🚨 [FIRING] TestAlert - dev   |  ~5 min: [RESOLVED]</w:t>
+      </w:r>
+    </w:p>
+    <w:p>
+      <w:pPr>
+        <w:keepNext w:val="false"/>
+        <w:keepLines/>
+        <w:pBdr>
+          <w:left w:val="single" w:color="D0D0D0" w:sz="4" w:space="4"/>
+          <w:bottom w:val="single" w:color="D0D0D0" w:sz="4" w:space="4"/>
+          <w:right w:val="single" w:color="D0D0D0" w:sz="4" w:space="4"/>
+        </w:pBdr>
+        <w:shd w:fill="F3F3F3" w:color="auto" w:val="clear"/>
+        <w:spacing w:before="0" w:after="160" w:line="240"/>
+      </w:pPr>
+      <w:r>
+        <w:rPr>
+          <w:sz w:val="17"/>
+          <w:szCs w:val="17"/>
+          <w:rFonts w:ascii="Consolas" w:cs="Consolas" w:eastAsia="Consolas" w:hAnsi="Consolas"/>
+        </w:rPr>
+        <w:t xml:space="preserve">kill %1</w:t>
+      </w:r>
+    </w:p>
+    <w:p>
+      <w:pPr>
+        <w:pStyle w:val="ListParagraph"/>
+        <w:numPr>
+          <w:ilvl w:val="0"/>
+          <w:numId w:val="58"/>
+        </w:numPr>
+        <w:spacing w:after="40"/>
+      </w:pPr>
+      <w:r>
+        <w:rPr>
+          <w:b/>
+          <w:bCs/>
+          <w:rFonts w:ascii="Calibri" w:cs="Calibri" w:eastAsia="Calibri" w:hAnsi="Calibri"/>
+        </w:rPr>
+        <w:t xml:space="preserve">port-forward:</w:t>
+      </w:r>
+      <w:r>
+        <w:rPr>
+          <w:rFonts w:ascii="Calibri" w:cs="Calibri" w:eastAsia="Calibri" w:hAnsi="Calibri"/>
+        </w:rPr>
+        <w:t xml:space="preserve"> Alertmanager bahar khula nahi; laptop </w:t>
+      </w:r>
+      <w:r>
+        <w:rPr>
+          <w:color w:val="B0306A"/>
+          <w:sz w:val="19"/>
+          <w:szCs w:val="19"/>
+          <w:rFonts w:ascii="Consolas" w:cs="Consolas" w:eastAsia="Consolas" w:hAnsi="Consolas"/>
+        </w:rPr>
+        <w:t xml:space="preserve">localhost:9093</w:t>
+      </w:r>
+      <w:r>
+        <w:rPr>
+          <w:rFonts w:ascii="Calibri" w:cs="Calibri" w:eastAsia="Calibri" w:hAnsi="Calibri"/>
+        </w:rPr>
+        <w:t xml:space="preserve"> → pod tak temporary tunnel.</w:t>
+      </w:r>
+    </w:p>
+    <w:p>
+      <w:pPr>
+        <w:pStyle w:val="ListParagraph"/>
+        <w:numPr>
+          <w:ilvl w:val="0"/>
+          <w:numId w:val="58"/>
+        </w:numPr>
+        <w:spacing w:after="40"/>
+      </w:pPr>
+      <w:r>
+        <w:rPr>
+          <w:rFonts w:ascii="Calibri" w:cs="Calibri" w:eastAsia="Calibri" w:hAnsi="Calibri"/>
+        </w:rPr>
+        <w:t xml:space="preserve">critical bheja taaki routing (</w:t>
+      </w:r>
+      <w:r>
+        <w:rPr>
+          <w:color w:val="B0306A"/>
+          <w:sz w:val="19"/>
+          <w:szCs w:val="19"/>
+          <w:rFonts w:ascii="Consolas" w:cs="Consolas" w:eastAsia="Consolas" w:hAnsi="Consolas"/>
+        </w:rPr>
+        <w:t xml:space="preserve">group_wait 10s</w:t>
+      </w:r>
+      <w:r>
+        <w:rPr>
+          <w:rFonts w:ascii="Calibri" w:cs="Calibri" w:eastAsia="Calibri" w:hAnsi="Calibri"/>
+        </w:rPr>
+        <w:t xml:space="preserve">) bhi test ho. RESOLVED: alert dobara na mile to </w:t>
+      </w:r>
+      <w:r>
+        <w:rPr>
+          <w:color w:val="B0306A"/>
+          <w:sz w:val="19"/>
+          <w:szCs w:val="19"/>
+          <w:rFonts w:ascii="Consolas" w:cs="Consolas" w:eastAsia="Consolas" w:hAnsi="Consolas"/>
+        </w:rPr>
+        <w:t xml:space="preserve">resolve_timeout</w:t>
+      </w:r>
+      <w:r>
+        <w:rPr>
+          <w:rFonts w:ascii="Calibri" w:cs="Calibri" w:eastAsia="Calibri" w:hAnsi="Calibri"/>
+        </w:rPr>
+        <w:t xml:space="preserve"> (5m) ke baad </w:t>
+      </w:r>
+      <w:r>
+        <w:rPr>
+          <w:color w:val="B0306A"/>
+          <w:sz w:val="19"/>
+          <w:szCs w:val="19"/>
+          <w:rFonts w:ascii="Consolas" w:cs="Consolas" w:eastAsia="Consolas" w:hAnsi="Consolas"/>
+        </w:rPr>
+        <w:t xml:space="preserve">send_resolved: true</w:t>
+      </w:r>
+      <w:r>
+        <w:rPr>
+          <w:rFonts w:ascii="Calibri" w:cs="Calibri" w:eastAsia="Calibri" w:hAnsi="Calibri"/>
+        </w:rPr>
+        <w:t xml:space="preserve">.</w:t>
+      </w:r>
+    </w:p>
+    <w:p>
+      <w:pPr>
+        <w:pStyle w:val="ListParagraph"/>
+        <w:numPr>
+          <w:ilvl w:val="0"/>
+          <w:numId w:val="58"/>
+        </w:numPr>
+        <w:spacing w:after="40"/>
+      </w:pPr>
+      <w:r>
+        <w:rPr>
+          <w:b/>
+          <w:bCs/>
+          <w:rFonts w:ascii="Calibri" w:cs="Calibri" w:eastAsia="Calibri" w:hAnsi="Calibri"/>
+        </w:rPr>
+        <w:t xml:space="preserve">Jo alert test nahi hua, uska bharosa nahi.</w:t>
+      </w:r>
+    </w:p>
+    <w:p>
+      <w:pPr>
+        <w:pStyle w:val="Heading3"/>
+        <w:keepNext/>
+      </w:pPr>
+      <w:r>
+        <w:t xml:space="preserve">Part C5: Jenkins → Slack (#deployment)</w:t>
+      </w:r>
+    </w:p>
+    <w:p>
+      <w:pPr>
+        <w:pStyle w:val="ListParagraph"/>
+        <w:numPr>
+          <w:ilvl w:val="0"/>
+          <w:numId w:val="59"/>
+        </w:numPr>
+        <w:spacing w:after="40"/>
+      </w:pPr>
+      <w:r>
+        <w:rPr>
+          <w:rFonts w:ascii="Calibri" w:cs="Calibri" w:eastAsia="Calibri" w:hAnsi="Calibri"/>
+        </w:rPr>
+        <w:t xml:space="preserve">Slack channel </w:t>
+      </w:r>
+      <w:r>
+        <w:rPr>
+          <w:color w:val="B0306A"/>
+          <w:sz w:val="19"/>
+          <w:szCs w:val="19"/>
+          <w:rFonts w:ascii="Consolas" w:cs="Consolas" w:eastAsia="Consolas" w:hAnsi="Consolas"/>
+        </w:rPr>
+        <w:t xml:space="preserve">#deployment</w:t>
+      </w:r>
+      <w:r>
+        <w:rPr>
+          <w:rFonts w:ascii="Calibri" w:cs="Calibri" w:eastAsia="Calibri" w:hAnsi="Calibri"/>
+        </w:rPr>
+        <w:t xml:space="preserve"> → Slack app → Incoming Webhooks → Add New Webhook → </w:t>
+      </w:r>
+      <w:r>
+        <w:rPr>
+          <w:color w:val="B0306A"/>
+          <w:sz w:val="19"/>
+          <w:szCs w:val="19"/>
+          <w:rFonts w:ascii="Consolas" w:cs="Consolas" w:eastAsia="Consolas" w:hAnsi="Consolas"/>
+        </w:rPr>
+        <w:t xml:space="preserve">#deployment</w:t>
+      </w:r>
+      <w:r>
+        <w:rPr>
+          <w:rFonts w:ascii="Calibri" w:cs="Calibri" w:eastAsia="Calibri" w:hAnsi="Calibri"/>
+        </w:rPr>
+        <w:t xml:space="preserve"> → Copy.</w:t>
+      </w:r>
+    </w:p>
+    <w:p>
+      <w:pPr>
+        <w:pStyle w:val="ListParagraph"/>
+        <w:numPr>
+          <w:ilvl w:val="0"/>
+          <w:numId w:val="59"/>
+        </w:numPr>
+        <w:spacing w:after="40"/>
+      </w:pPr>
+      <w:r>
+        <w:rPr>
+          <w:rFonts w:ascii="Calibri" w:cs="Calibri" w:eastAsia="Calibri" w:hAnsi="Calibri"/>
+        </w:rPr>
+        <w:t xml:space="preserve">Jenkins → Manage Jenkins → Credentials → System → Global → Add Credentials → Kind </w:t>
+      </w:r>
+      <w:r>
+        <w:rPr>
+          <w:b/>
+          <w:bCs/>
+          <w:rFonts w:ascii="Calibri" w:cs="Calibri" w:eastAsia="Calibri" w:hAnsi="Calibri"/>
+        </w:rPr>
+        <w:t xml:space="preserve">Secret text</w:t>
+      </w:r>
+      <w:r>
+        <w:rPr>
+          <w:rFonts w:ascii="Calibri" w:cs="Calibri" w:eastAsia="Calibri" w:hAnsi="Calibri"/>
+        </w:rPr>
+        <w:t xml:space="preserve"> (Username with password nahi), Secret = URL, ID </w:t>
+      </w:r>
+      <w:r>
+        <w:rPr>
+          <w:b/>
+          <w:bCs/>
+          <w:rFonts w:ascii="Calibri" w:cs="Calibri" w:eastAsia="Calibri" w:hAnsi="Calibri"/>
+        </w:rPr>
+        <w:t xml:space="preserve">{{slack-webhook}}</w:t>
+      </w:r>
+      <w:r>
+        <w:rPr>
+          <w:rFonts w:ascii="Calibri" w:cs="Calibri" w:eastAsia="Calibri" w:hAnsi="Calibri"/>
+        </w:rPr>
+        <w:t xml:space="preserve">.</w:t>
+      </w:r>
+    </w:p>
+    <w:p>
+      <w:pPr>
+        <w:pStyle w:val="ListParagraph"/>
+        <w:numPr>
+          <w:ilvl w:val="0"/>
+          <w:numId w:val="59"/>
+        </w:numPr>
+        <w:spacing w:after="40"/>
+      </w:pPr>
+      <w:r>
+        <w:rPr>
+          <w:rFonts w:ascii="Calibri" w:cs="Calibri" w:eastAsia="Calibri" w:hAnsi="Calibri"/>
+        </w:rPr>
+        <w:t xml:space="preserve">Build chalaya → Slack: ⏳ approval, ⏪ rollback, 🚫 aborted messages.</w:t>
+      </w:r>
+    </w:p>
+    <w:p>
+      <w:pPr>
+        <w:pStyle w:val="ListParagraph"/>
+        <w:numPr>
+          <w:ilvl w:val="0"/>
+          <w:numId w:val="60"/>
+        </w:numPr>
+        <w:spacing w:after="40"/>
+      </w:pPr>
+      <w:r>
+        <w:rPr>
+          <w:rFonts w:ascii="Calibri" w:cs="Calibri" w:eastAsia="Calibri" w:hAnsi="Calibri"/>
+        </w:rPr>
+        <w:t xml:space="preserve">Jenkinsfile </w:t>
+      </w:r>
+      <w:r>
+        <w:rPr>
+          <w:color w:val="B0306A"/>
+          <w:sz w:val="19"/>
+          <w:szCs w:val="19"/>
+          <w:rFonts w:ascii="Consolas" w:cs="Consolas" w:eastAsia="Consolas" w:hAnsi="Consolas"/>
+        </w:rPr>
+        <w:t xml:space="preserve">withCredentials([string(credentialsId: 'slack-webhook', ...)])</w:t>
+      </w:r>
+      <w:r>
+        <w:rPr>
+          <w:rFonts w:ascii="Calibri" w:cs="Calibri" w:eastAsia="Calibri" w:hAnsi="Calibri"/>
+        </w:rPr>
+        <w:t xml:space="preserve">: ID exactly match, type Secret text. Log mein value </w:t>
+      </w:r>
+      <w:r>
+        <w:rPr>
+          <w:color w:val="B0306A"/>
+          <w:sz w:val="19"/>
+          <w:szCs w:val="19"/>
+          <w:rFonts w:ascii="Consolas" w:cs="Consolas" w:eastAsia="Consolas" w:hAnsi="Consolas"/>
+        </w:rPr>
+        <w:t xml:space="preserve">****</w:t>
+      </w:r>
+      <w:r>
+        <w:rPr>
+          <w:rFonts w:ascii="Calibri" w:cs="Calibri" w:eastAsia="Calibri" w:hAnsi="Calibri"/>
+        </w:rPr>
+        <w:t xml:space="preserve"> masked.</w:t>
+      </w:r>
+    </w:p>
+    <w:p>
+      <w:pPr>
+        <w:pStyle w:val="ListParagraph"/>
+        <w:numPr>
+          <w:ilvl w:val="0"/>
+          <w:numId w:val="60"/>
+        </w:numPr>
+        <w:spacing w:after="40"/>
+      </w:pPr>
+      <w:r>
+        <w:rPr>
+          <w:color w:val="B0306A"/>
+          <w:sz w:val="19"/>
+          <w:szCs w:val="19"/>
+          <w:rFonts w:ascii="Consolas" w:cs="Consolas" w:eastAsia="Consolas" w:hAnsi="Consolas"/>
+        </w:rPr>
+        <w:t xml:space="preserve">notifySlack()</w:t>
+      </w:r>
+      <w:r>
+        <w:rPr>
+          <w:rFonts w:ascii="Calibri" w:cs="Calibri" w:eastAsia="Calibri" w:hAnsi="Calibri"/>
+        </w:rPr>
+        <w:t xml:space="preserve"> </w:t>
+      </w:r>
+      <w:r>
+        <w:rPr>
+          <w:b/>
+          <w:bCs/>
+          <w:rFonts w:ascii="Calibri" w:cs="Calibri" w:eastAsia="Calibri" w:hAnsi="Calibri"/>
+        </w:rPr>
+        <w:t xml:space="preserve">best-effort</w:t>
+      </w:r>
+      <w:r>
+        <w:rPr>
+          <w:rFonts w:ascii="Calibri" w:cs="Calibri" w:eastAsia="Calibri" w:hAnsi="Calibri"/>
+        </w:rPr>
+        <w:t xml:space="preserve"> (</w:t>
+      </w:r>
+      <w:r>
+        <w:rPr>
+          <w:color w:val="B0306A"/>
+          <w:sz w:val="19"/>
+          <w:szCs w:val="19"/>
+          <w:rFonts w:ascii="Consolas" w:cs="Consolas" w:eastAsia="Consolas" w:hAnsi="Consolas"/>
+        </w:rPr>
+        <w:t xml:space="preserve">try/catch</w:t>
+      </w:r>
+      <w:r>
+        <w:rPr>
+          <w:rFonts w:ascii="Calibri" w:cs="Calibri" w:eastAsia="Calibri" w:hAnsi="Calibri"/>
+        </w:rPr>
+        <w:t xml:space="preserve">): Slack down ho to bhi deploy nahi rukta.</w:t>
+      </w:r>
+    </w:p>
+    <w:p>
+      <w:pPr>
+        <w:pStyle w:val="ListParagraph"/>
+        <w:numPr>
+          <w:ilvl w:val="0"/>
+          <w:numId w:val="60"/>
+        </w:numPr>
+        <w:spacing w:after="40"/>
+      </w:pPr>
+      <w:r>
+        <w:rPr>
+          <w:rFonts w:ascii="Calibri" w:cs="Calibri" w:eastAsia="Calibri" w:hAnsi="Calibri"/>
+        </w:rPr>
+        <w:t xml:space="preserve">Alag channels: </w:t>
+      </w:r>
+      <w:r>
+        <w:rPr>
+          <w:color w:val="B0306A"/>
+          <w:sz w:val="19"/>
+          <w:szCs w:val="19"/>
+          <w:rFonts w:ascii="Consolas" w:cs="Consolas" w:eastAsia="Consolas" w:hAnsi="Consolas"/>
+        </w:rPr>
+        <w:t xml:space="preserve">#alerts-dev</w:t>
+      </w:r>
+      <w:r>
+        <w:rPr>
+          <w:rFonts w:ascii="Calibri" w:cs="Calibri" w:eastAsia="Calibri" w:hAnsi="Calibri"/>
+        </w:rPr>
+        <w:t xml:space="preserve"> = action chahiye; </w:t>
+      </w:r>
+      <w:r>
+        <w:rPr>
+          <w:color w:val="B0306A"/>
+          <w:sz w:val="19"/>
+          <w:szCs w:val="19"/>
+          <w:rFonts w:ascii="Consolas" w:cs="Consolas" w:eastAsia="Consolas" w:hAnsi="Consolas"/>
+        </w:rPr>
+        <w:t xml:space="preserve">#deployment</w:t>
+      </w:r>
+      <w:r>
+        <w:rPr>
+          <w:rFonts w:ascii="Calibri" w:cs="Calibri" w:eastAsia="Calibri" w:hAnsi="Calibri"/>
+        </w:rPr>
+        <w:t xml:space="preserve"> = jaankari. Mix = alert fatigue.</w:t>
+      </w:r>
+    </w:p>
+    <w:p>
+      <w:pPr>
+        <w:pStyle w:val="ListParagraph"/>
+        <w:numPr>
+          <w:ilvl w:val="0"/>
+          <w:numId w:val="60"/>
+        </w:numPr>
+        <w:spacing w:after="40"/>
+      </w:pPr>
+      <w:r>
+        <w:rPr>
+          <w:rFonts w:ascii="Calibri" w:cs="Calibri" w:eastAsia="Calibri" w:hAnsi="Calibri"/>
+        </w:rPr>
+        <w:t xml:space="preserve">Pehle test build (#7) mein abort → galat rollback → </w:t>
+      </w:r>
+      <w:r>
+        <w:rPr>
+          <w:b/>
+          <w:bCs/>
+          <w:rFonts w:ascii="Calibri" w:cs="Calibri" w:eastAsia="Calibri" w:hAnsi="Calibri"/>
+        </w:rPr>
+        <w:t xml:space="preserve">Problem #18</w:t>
+      </w:r>
+      <w:r>
+        <w:rPr>
+          <w:rFonts w:ascii="Calibri" w:cs="Calibri" w:eastAsia="Calibri" w:hAnsi="Calibri"/>
+        </w:rPr>
+        <w:t xml:space="preserve"> → fix.</w:t>
+      </w:r>
+    </w:p>
+    <w:p>
+      <w:pPr>
+        <w:pStyle w:val="Heading3"/>
+        <w:keepNext/>
+      </w:pPr>
+      <w:r>
+        <w:t xml:space="preserve">Pehla asli canary (build #8, fix verify)</w:t>
+      </w:r>
+    </w:p>
+    <w:tbl>
+      <w:tblPr>
+        <w:tblW w:type="dxa" w:w="9638"/>
+        <w:tblBorders>
+          <w:top w:val="single" w:color="auto" w:sz="4"/>
+          <w:left w:val="single" w:color="auto" w:sz="4"/>
+          <w:bottom w:val="single" w:color="auto" w:sz="4"/>
+          <w:right w:val="single" w:color="auto" w:sz="4"/>
+          <w:insideH w:val="single" w:color="auto" w:sz="4"/>
+          <w:insideV w:val="single" w:color="auto" w:sz="4"/>
+        </w:tblBorders>
+      </w:tblPr>
+      <w:tblGrid>
+        <w:gridCol w:w="2409"/>
+        <w:gridCol w:w="7229"/>
+      </w:tblGrid>
+      <w:tr>
+        <w:trPr>
+          <w:tblHeader/>
+        </w:trPr>
+        <w:tc>
+          <w:tcPr>
+            <w:tcW w:type="dxa" w:w="2409"/>
+            <w:tcBorders>
+              <w:top w:val="single" w:color="BFC8D2" w:sz="4"/>
+              <w:left w:val="single" w:color="BFC8D2" w:sz="4"/>
+              <w:bottom w:val="single" w:color="BFC8D2" w:sz="4"/>
+              <w:right w:val="single" w:color="BFC8D2" w:sz="4"/>
+            </w:tcBorders>
+            <w:shd w:fill="1F4E79" w:color="auto" w:val="clear"/>
+            <w:tcMar>
+              <w:top w:type="dxa" w:w="50"/>
+              <w:left w:type="dxa" w:w="90"/>
+              <w:bottom w:type="dxa" w:w="50"/>
+              <w:right w:type="dxa" w:w="90"/>
+            </w:tcMar>
+          </w:tcPr>
+          <w:p>
+            <w:pPr>
+              <w:spacing w:before="0" w:after="0"/>
+            </w:pPr>
+            <w:r>
+              <w:rPr>
+                <w:b/>
+                <w:bCs/>
+                <w:color w:val="FFFFFF"/>
+                <w:sz w:val="19"/>
+                <w:szCs w:val="19"/>
+                <w:rFonts w:ascii="Calibri" w:cs="Calibri" w:eastAsia="Calibri" w:hAnsi="Calibri"/>
+              </w:rPr>
+              <w:t xml:space="preserve">Kadam</w:t>
+            </w:r>
+          </w:p>
+        </w:tc>
+        <w:tc>
+          <w:tcPr>
+            <w:tcW w:type="dxa" w:w="7229"/>
+            <w:tcBorders>
+              <w:top w:val="single" w:color="BFC8D2" w:sz="4"/>
+              <w:left w:val="single" w:color="BFC8D2" w:sz="4"/>
+              <w:bottom w:val="single" w:color="BFC8D2" w:sz="4"/>
+              <w:right w:val="single" w:color="BFC8D2" w:sz="4"/>
+            </w:tcBorders>
+            <w:shd w:fill="1F4E79" w:color="auto" w:val="clear"/>
+            <w:tcMar>
+              <w:top w:type="dxa" w:w="50"/>
+              <w:left w:type="dxa" w:w="90"/>
+              <w:bottom w:type="dxa" w:w="50"/>
+              <w:right w:type="dxa" w:w="90"/>
+            </w:tcMar>
+          </w:tcPr>
+          <w:p>
+            <w:pPr>
+              <w:spacing w:before="0" w:after="0"/>
+            </w:pPr>
+            <w:r>
+              <w:rPr>
+                <w:b/>
+                <w:bCs/>
+                <w:color w:val="FFFFFF"/>
+                <w:sz w:val="19"/>
+                <w:szCs w:val="19"/>
+                <w:rFonts w:ascii="Calibri" w:cs="Calibri" w:eastAsia="Calibri" w:hAnsi="Calibri"/>
+              </w:rPr>
+              <w:t xml:space="preserve">Kya hua</w:t>
+            </w:r>
+          </w:p>
+        </w:tc>
+      </w:tr>
+      <w:tr>
+        <w:trPr>
+          <w:cantSplit/>
+        </w:trPr>
+        <w:tc>
+          <w:tcPr>
+            <w:tcW w:type="dxa" w:w="2409"/>
+            <w:tcBorders>
+              <w:top w:val="single" w:color="BFC8D2" w:sz="4"/>
+              <w:left w:val="single" w:color="BFC8D2" w:sz="4"/>
+              <w:bottom w:val="single" w:color="BFC8D2" w:sz="4"/>
+              <w:right w:val="single" w:color="BFC8D2" w:sz="4"/>
+            </w:tcBorders>
+            <w:tcMar>
+              <w:top w:type="dxa" w:w="50"/>
+              <w:left w:type="dxa" w:w="90"/>
+              <w:bottom w:type="dxa" w:w="50"/>
+              <w:right w:type="dxa" w:w="90"/>
+            </w:tcMar>
+          </w:tcPr>
+          <w:p>
+            <w:pPr>
+              <w:spacing w:before="0" w:after="0"/>
+            </w:pPr>
+            <w:r>
+              <w:rPr>
+                <w:sz w:val="19"/>
+                <w:szCs w:val="19"/>
+                <w:rFonts w:ascii="Calibri" w:cs="Calibri" w:eastAsia="Calibri" w:hAnsi="Calibri"/>
+              </w:rPr>
+              <w:t xml:space="preserve">Jenkins → Git</w:t>
+            </w:r>
+          </w:p>
+        </w:tc>
+        <w:tc>
+          <w:tcPr>
+            <w:tcW w:type="dxa" w:w="7229"/>
+            <w:tcBorders>
+              <w:top w:val="single" w:color="BFC8D2" w:sz="4"/>
+              <w:left w:val="single" w:color="BFC8D2" w:sz="4"/>
+              <w:bottom w:val="single" w:color="BFC8D2" w:sz="4"/>
+              <w:right w:val="single" w:color="BFC8D2" w:sz="4"/>
+            </w:tcBorders>
+            <w:tcMar>
+              <w:top w:type="dxa" w:w="50"/>
+              <w:left w:type="dxa" w:w="90"/>
+              <w:bottom w:type="dxa" w:w="50"/>
+              <w:right w:type="dxa" w:w="90"/>
+            </w:tcMar>
+          </w:tcPr>
+          <w:p>
+            <w:pPr>
+              <w:spacing w:before="0" w:after="0"/>
+            </w:pPr>
+            <w:r>
+              <w:rPr>
+                <w:color w:val="B0306A"/>
+                <w:sz w:val="17"/>
+                <w:szCs w:val="17"/>
+                <w:rFonts w:ascii="Consolas" w:cs="Consolas" w:eastAsia="Consolas" w:hAnsi="Consolas"/>
+              </w:rPr>
+              <w:t xml:space="preserve">promote(dev): order-service 8-9d28fde</w:t>
+            </w:r>
+          </w:p>
+        </w:tc>
+      </w:tr>
+      <w:tr>
+        <w:trPr>
+          <w:cantSplit/>
+        </w:trPr>
+        <w:tc>
+          <w:tcPr>
+            <w:tcW w:type="dxa" w:w="2409"/>
+            <w:tcBorders>
+              <w:top w:val="single" w:color="BFC8D2" w:sz="4"/>
+              <w:left w:val="single" w:color="BFC8D2" w:sz="4"/>
+              <w:bottom w:val="single" w:color="BFC8D2" w:sz="4"/>
+              <w:right w:val="single" w:color="BFC8D2" w:sz="4"/>
+            </w:tcBorders>
+            <w:shd w:fill="F5F8FC" w:color="auto" w:val="clear"/>
+            <w:tcMar>
+              <w:top w:type="dxa" w:w="50"/>
+              <w:left w:type="dxa" w:w="90"/>
+              <w:bottom w:type="dxa" w:w="50"/>
+              <w:right w:type="dxa" w:w="90"/>
+            </w:tcMar>
+          </w:tcPr>
+          <w:p>
+            <w:pPr>
+              <w:spacing w:before="0" w:after="0"/>
+            </w:pPr>
+            <w:r>
+              <w:rPr>
+                <w:sz w:val="19"/>
+                <w:szCs w:val="19"/>
+                <w:rFonts w:ascii="Calibri" w:cs="Calibri" w:eastAsia="Calibri" w:hAnsi="Calibri"/>
+              </w:rPr>
+              <w:t xml:space="preserve">Argo CD</w:t>
+            </w:r>
+          </w:p>
+        </w:tc>
+        <w:tc>
+          <w:tcPr>
+            <w:tcW w:type="dxa" w:w="7229"/>
+            <w:tcBorders>
+              <w:top w:val="single" w:color="BFC8D2" w:sz="4"/>
+              <w:left w:val="single" w:color="BFC8D2" w:sz="4"/>
+              <w:bottom w:val="single" w:color="BFC8D2" w:sz="4"/>
+              <w:right w:val="single" w:color="BFC8D2" w:sz="4"/>
+            </w:tcBorders>
+            <w:shd w:fill="F5F8FC" w:color="auto" w:val="clear"/>
+            <w:tcMar>
+              <w:top w:type="dxa" w:w="50"/>
+              <w:left w:type="dxa" w:w="90"/>
+              <w:bottom w:type="dxa" w:w="50"/>
+              <w:right w:type="dxa" w:w="90"/>
+            </w:tcMar>
+          </w:tcPr>
+          <w:p>
+            <w:pPr>
+              <w:spacing w:before="0" w:after="0"/>
+            </w:pPr>
+            <w:r>
+              <w:rPr>
+                <w:sz w:val="19"/>
+                <w:szCs w:val="19"/>
+                <w:rFonts w:ascii="Calibri" w:cs="Calibri" w:eastAsia="Calibri" w:hAnsi="Calibri"/>
+              </w:rPr>
+              <w:t xml:space="preserve">Commit pakda (poll ~3 min)</w:t>
+            </w:r>
+          </w:p>
+        </w:tc>
+      </w:tr>
+      <w:tr>
+        <w:trPr>
+          <w:cantSplit/>
+        </w:trPr>
+        <w:tc>
+          <w:tcPr>
+            <w:tcW w:type="dxa" w:w="2409"/>
+            <w:tcBorders>
+              <w:top w:val="single" w:color="BFC8D2" w:sz="4"/>
+              <w:left w:val="single" w:color="BFC8D2" w:sz="4"/>
+              <w:bottom w:val="single" w:color="BFC8D2" w:sz="4"/>
+              <w:right w:val="single" w:color="BFC8D2" w:sz="4"/>
+            </w:tcBorders>
+            <w:tcMar>
+              <w:top w:type="dxa" w:w="50"/>
+              <w:left w:type="dxa" w:w="90"/>
+              <w:bottom w:type="dxa" w:w="50"/>
+              <w:right w:type="dxa" w:w="90"/>
+            </w:tcMar>
+          </w:tcPr>
+          <w:p>
+            <w:pPr>
+              <w:spacing w:before="0" w:after="0"/>
+            </w:pPr>
+            <w:r>
+              <w:rPr>
+                <w:sz w:val="19"/>
+                <w:szCs w:val="19"/>
+                <w:rFonts w:ascii="Calibri" w:cs="Calibri" w:eastAsia="Calibri" w:hAnsi="Calibri"/>
+              </w:rPr>
+              <w:t xml:space="preserve">Argo Rollouts</w:t>
+            </w:r>
+          </w:p>
+        </w:tc>
+        <w:tc>
+          <w:tcPr>
+            <w:tcW w:type="dxa" w:w="7229"/>
+            <w:tcBorders>
+              <w:top w:val="single" w:color="BFC8D2" w:sz="4"/>
+              <w:left w:val="single" w:color="BFC8D2" w:sz="4"/>
+              <w:bottom w:val="single" w:color="BFC8D2" w:sz="4"/>
+              <w:right w:val="single" w:color="BFC8D2" w:sz="4"/>
+            </w:tcBorders>
+            <w:tcMar>
+              <w:top w:type="dxa" w:w="50"/>
+              <w:left w:type="dxa" w:w="90"/>
+              <w:bottom w:type="dxa" w:w="50"/>
+              <w:right w:type="dxa" w:w="90"/>
+            </w:tcMar>
+          </w:tcPr>
+          <w:p>
+            <w:pPr>
+              <w:spacing w:before="0" w:after="0"/>
+            </w:pPr>
+            <w:r>
+              <w:rPr>
+                <w:sz w:val="19"/>
+                <w:szCs w:val="19"/>
+                <w:rFonts w:ascii="Calibri" w:cs="Calibri" w:eastAsia="Calibri" w:hAnsi="Calibri"/>
+              </w:rPr>
+              <w:t xml:space="preserve">setWeight 25 → pause 2m → 50 → pause 2m → 100; do ReplicaSets (purana + naya) saath</w:t>
+            </w:r>
+          </w:p>
+        </w:tc>
+      </w:tr>
+      <w:tr>
+        <w:trPr>
+          <w:cantSplit/>
+        </w:trPr>
+        <w:tc>
+          <w:tcPr>
+            <w:tcW w:type="dxa" w:w="2409"/>
+            <w:tcBorders>
+              <w:top w:val="single" w:color="BFC8D2" w:sz="4"/>
+              <w:left w:val="single" w:color="BFC8D2" w:sz="4"/>
+              <w:bottom w:val="single" w:color="BFC8D2" w:sz="4"/>
+              <w:right w:val="single" w:color="BFC8D2" w:sz="4"/>
+            </w:tcBorders>
+            <w:shd w:fill="F5F8FC" w:color="auto" w:val="clear"/>
+            <w:tcMar>
+              <w:top w:type="dxa" w:w="50"/>
+              <w:left w:type="dxa" w:w="90"/>
+              <w:bottom w:type="dxa" w:w="50"/>
+              <w:right w:type="dxa" w:w="90"/>
+            </w:tcMar>
+          </w:tcPr>
+          <w:p>
+            <w:pPr>
+              <w:spacing w:before="0" w:after="0"/>
+            </w:pPr>
+            <w:r>
+              <w:rPr>
+                <w:sz w:val="19"/>
+                <w:szCs w:val="19"/>
+                <w:rFonts w:ascii="Calibri" w:cs="Calibri" w:eastAsia="Calibri" w:hAnsi="Calibri"/>
+              </w:rPr>
+              <w:t xml:space="preserve">AnalysisRun</w:t>
+            </w:r>
+          </w:p>
+        </w:tc>
+        <w:tc>
+          <w:tcPr>
+            <w:tcW w:type="dxa" w:w="7229"/>
+            <w:tcBorders>
+              <w:top w:val="single" w:color="BFC8D2" w:sz="4"/>
+              <w:left w:val="single" w:color="BFC8D2" w:sz="4"/>
+              <w:bottom w:val="single" w:color="BFC8D2" w:sz="4"/>
+              <w:right w:val="single" w:color="BFC8D2" w:sz="4"/>
+            </w:tcBorders>
+            <w:shd w:fill="F5F8FC" w:color="auto" w:val="clear"/>
+            <w:tcMar>
+              <w:top w:type="dxa" w:w="50"/>
+              <w:left w:type="dxa" w:w="90"/>
+              <w:bottom w:type="dxa" w:w="50"/>
+              <w:right w:type="dxa" w:w="90"/>
+            </w:tcMar>
+          </w:tcPr>
+          <w:p>
+            <w:pPr>
+              <w:spacing w:before="0" w:after="0"/>
+            </w:pPr>
+            <w:r>
+              <w:rPr>
+                <w:color w:val="B0306A"/>
+                <w:sz w:val="17"/>
+                <w:szCs w:val="17"/>
+                <w:rFonts w:ascii="Consolas" w:cs="Consolas" w:eastAsia="Consolas" w:hAnsi="Consolas"/>
+              </w:rPr>
+              <w:t xml:space="preserve">success-rate</w:t>
+            </w:r>
+            <w:r>
+              <w:rPr>
+                <w:sz w:val="19"/>
+                <w:szCs w:val="19"/>
+                <w:rFonts w:ascii="Calibri" w:cs="Calibri" w:eastAsia="Calibri" w:hAnsi="Calibri"/>
+              </w:rPr>
+              <w:t xml:space="preserve"> Prometheus se → </w:t>
+            </w:r>
+            <w:r>
+              <w:rPr>
+                <w:b/>
+                <w:bCs/>
+                <w:sz w:val="19"/>
+                <w:szCs w:val="19"/>
+                <w:rFonts w:ascii="Calibri" w:cs="Calibri" w:eastAsia="Calibri" w:hAnsi="Calibri"/>
+              </w:rPr>
+              <w:t xml:space="preserve">Successful</w:t>
+            </w:r>
+          </w:p>
+        </w:tc>
+      </w:tr>
+      <w:tr>
+        <w:trPr>
+          <w:cantSplit/>
+        </w:trPr>
+        <w:tc>
+          <w:tcPr>
+            <w:tcW w:type="dxa" w:w="2409"/>
+            <w:tcBorders>
+              <w:top w:val="single" w:color="BFC8D2" w:sz="4"/>
+              <w:left w:val="single" w:color="BFC8D2" w:sz="4"/>
+              <w:bottom w:val="single" w:color="BFC8D2" w:sz="4"/>
+              <w:right w:val="single" w:color="BFC8D2" w:sz="4"/>
+            </w:tcBorders>
+            <w:tcMar>
+              <w:top w:type="dxa" w:w="50"/>
+              <w:left w:type="dxa" w:w="90"/>
+              <w:bottom w:type="dxa" w:w="50"/>
+              <w:right w:type="dxa" w:w="90"/>
+            </w:tcMar>
+          </w:tcPr>
+          <w:p>
+            <w:pPr>
+              <w:spacing w:before="0" w:after="0"/>
+            </w:pPr>
+            <w:r>
+              <w:rPr>
+                <w:sz w:val="19"/>
+                <w:szCs w:val="19"/>
+                <w:rFonts w:ascii="Calibri" w:cs="Calibri" w:eastAsia="Calibri" w:hAnsi="Calibri"/>
+              </w:rPr>
+              <w:t xml:space="preserve">Result</w:t>
+            </w:r>
+          </w:p>
+        </w:tc>
+        <w:tc>
+          <w:tcPr>
+            <w:tcW w:type="dxa" w:w="7229"/>
+            <w:tcBorders>
+              <w:top w:val="single" w:color="BFC8D2" w:sz="4"/>
+              <w:left w:val="single" w:color="BFC8D2" w:sz="4"/>
+              <w:bottom w:val="single" w:color="BFC8D2" w:sz="4"/>
+              <w:right w:val="single" w:color="BFC8D2" w:sz="4"/>
+            </w:tcBorders>
+            <w:tcMar>
+              <w:top w:type="dxa" w:w="50"/>
+              <w:left w:type="dxa" w:w="90"/>
+              <w:bottom w:type="dxa" w:w="50"/>
+              <w:right w:type="dxa" w:w="90"/>
+            </w:tcMar>
+          </w:tcPr>
+          <w:p>
+            <w:pPr>
+              <w:spacing w:before="0" w:after="0"/>
+            </w:pPr>
+            <w:r>
+              <w:rPr>
+                <w:sz w:val="19"/>
+                <w:szCs w:val="19"/>
+                <w:rFonts w:ascii="Calibri" w:cs="Calibri" w:eastAsia="Calibri" w:hAnsi="Calibri"/>
+              </w:rPr>
+              <w:t xml:space="preserve">Rollout Healthy 2/2 on 8-9d28fde; </w:t>
+            </w:r>
+            <w:r>
+              <w:rPr>
+                <w:color w:val="B0306A"/>
+                <w:sz w:val="17"/>
+                <w:szCs w:val="17"/>
+                <w:rFonts w:ascii="Consolas" w:cs="Consolas" w:eastAsia="Consolas" w:hAnsi="Consolas"/>
+              </w:rPr>
+              <w:t xml:space="preserve">/api/version</w:t>
+            </w:r>
+            <w:r>
+              <w:rPr>
+                <w:sz w:val="19"/>
+                <w:szCs w:val="19"/>
+                <w:rFonts w:ascii="Calibri" w:cs="Calibri" w:eastAsia="Calibri" w:hAnsi="Calibri"/>
+              </w:rPr>
+              <w:t xml:space="preserve"> → 8-9d28fde</w:t>
+            </w:r>
+          </w:p>
+        </w:tc>
+      </w:tr>
+      <w:tr>
+        <w:trPr>
+          <w:cantSplit/>
+        </w:trPr>
+        <w:tc>
+          <w:tcPr>
+            <w:tcW w:type="dxa" w:w="2409"/>
+            <w:tcBorders>
+              <w:top w:val="single" w:color="BFC8D2" w:sz="4"/>
+              <w:left w:val="single" w:color="BFC8D2" w:sz="4"/>
+              <w:bottom w:val="single" w:color="BFC8D2" w:sz="4"/>
+              <w:right w:val="single" w:color="BFC8D2" w:sz="4"/>
+            </w:tcBorders>
+            <w:shd w:fill="F5F8FC" w:color="auto" w:val="clear"/>
+            <w:tcMar>
+              <w:top w:type="dxa" w:w="50"/>
+              <w:left w:type="dxa" w:w="90"/>
+              <w:bottom w:type="dxa" w:w="50"/>
+              <w:right w:type="dxa" w:w="90"/>
+            </w:tcMar>
+          </w:tcPr>
+          <w:p>
+            <w:pPr>
+              <w:spacing w:before="0" w:after="0"/>
+            </w:pPr>
+            <w:r>
+              <w:rPr>
+                <w:sz w:val="19"/>
+                <w:szCs w:val="19"/>
+                <w:rFonts w:ascii="Calibri" w:cs="Calibri" w:eastAsia="Calibri" w:hAnsi="Calibri"/>
+              </w:rPr>
+              <w:t xml:space="preserve">Jenkins</w:t>
+            </w:r>
+          </w:p>
+        </w:tc>
+        <w:tc>
+          <w:tcPr>
+            <w:tcW w:type="dxa" w:w="7229"/>
+            <w:tcBorders>
+              <w:top w:val="single" w:color="BFC8D2" w:sz="4"/>
+              <w:left w:val="single" w:color="BFC8D2" w:sz="4"/>
+              <w:bottom w:val="single" w:color="BFC8D2" w:sz="4"/>
+              <w:right w:val="single" w:color="BFC8D2" w:sz="4"/>
+            </w:tcBorders>
+            <w:shd w:fill="F5F8FC" w:color="auto" w:val="clear"/>
+            <w:tcMar>
+              <w:top w:type="dxa" w:w="50"/>
+              <w:left w:type="dxa" w:w="90"/>
+              <w:bottom w:type="dxa" w:w="50"/>
+              <w:right w:type="dxa" w:w="90"/>
+            </w:tcMar>
+          </w:tcPr>
+          <w:p>
+            <w:pPr>
+              <w:spacing w:before="0" w:after="0"/>
+            </w:pPr>
+            <w:r>
+              <w:rPr>
+                <w:sz w:val="19"/>
+                <w:szCs w:val="19"/>
+                <w:rFonts w:ascii="Calibri" w:cs="Calibri" w:eastAsia="Calibri" w:hAnsi="Calibri"/>
+              </w:rPr>
+              <w:t xml:space="preserve">Deploy: dev ✅ → Approval: staging ⏸ + Slack ⏳ → Abort → 🚫, </w:t>
+            </w:r>
+            <w:r>
+              <w:rPr>
+                <w:b/>
+                <w:bCs/>
+                <w:sz w:val="19"/>
+                <w:szCs w:val="19"/>
+                <w:rFonts w:ascii="Calibri" w:cs="Calibri" w:eastAsia="Calibri" w:hAnsi="Calibri"/>
+              </w:rPr>
+              <w:t xml:space="preserve">koi rollback nahi</w:t>
+            </w:r>
+            <w:r>
+              <w:rPr>
+                <w:sz w:val="19"/>
+                <w:szCs w:val="19"/>
+                <w:rFonts w:ascii="Calibri" w:cs="Calibri" w:eastAsia="Calibri" w:hAnsi="Calibri"/>
+              </w:rPr>
+              <w:t xml:space="preserve"> (#18 fix ✅)</w:t>
+            </w:r>
+          </w:p>
+        </w:tc>
+      </w:tr>
+    </w:tbl>
+    <w:p>
+      <w:pPr>
+        <w:spacing w:after="120"/>
+      </w:pPr>
+    </w:p>
+    <w:p>
+      <w:pPr>
+        <w:pStyle w:val="ListParagraph"/>
+        <w:numPr>
+          <w:ilvl w:val="0"/>
+          <w:numId w:val="61"/>
+        </w:numPr>
+        <w:spacing w:after="40"/>
+      </w:pPr>
+      <w:r>
+        <w:rPr>
+          <w:b/>
+          <w:bCs/>
+          <w:rFonts w:ascii="Calibri" w:cs="Calibri" w:eastAsia="Calibri" w:hAnsi="Calibri"/>
+        </w:rPr>
+        <w:t xml:space="preserve">Canary:</w:t>
+      </w:r>
+      <w:r>
+        <w:rPr>
+          <w:rFonts w:ascii="Calibri" w:cs="Calibri" w:eastAsia="Calibri" w:hAnsi="Calibri"/>
+        </w:rPr>
+        <w:t xml:space="preserve"> naya version pehle thode traffic ko; kharab ho to blast radius chhota.</w:t>
+      </w:r>
+    </w:p>
+    <w:p>
+      <w:pPr>
+        <w:pStyle w:val="ListParagraph"/>
+        <w:numPr>
+          <w:ilvl w:val="0"/>
+          <w:numId w:val="61"/>
+        </w:numPr>
+        <w:spacing w:after="40"/>
+      </w:pPr>
+      <w:r>
+        <w:rPr>
+          <w:b/>
+          <w:bCs/>
+          <w:rFonts w:ascii="Calibri" w:cs="Calibri" w:eastAsia="Calibri" w:hAnsi="Calibri"/>
+        </w:rPr>
+        <w:t xml:space="preserve">Weight bina service mesh:</w:t>
+      </w:r>
+      <w:r>
+        <w:rPr>
+          <w:rFonts w:ascii="Calibri" w:cs="Calibri" w:eastAsia="Calibri" w:hAnsi="Calibri"/>
+        </w:rPr>
+        <w:t xml:space="preserve"> pods ki ginti se (2 replicas mein 1 naya ≈ 50%); exact % ke liye Istio / NGINX ingress jaisa traffic router.</w:t>
+      </w:r>
+    </w:p>
+    <w:p>
+      <w:pPr>
+        <w:pStyle w:val="ListParagraph"/>
+        <w:numPr>
+          <w:ilvl w:val="0"/>
+          <w:numId w:val="61"/>
+        </w:numPr>
+        <w:spacing w:after="40"/>
+      </w:pPr>
+      <w:r>
+        <w:rPr>
+          <w:rFonts w:ascii="Calibri" w:cs="Calibri" w:eastAsia="Calibri" w:hAnsi="Calibri"/>
+        </w:rPr>
+        <w:t xml:space="preserve">Verify script 10 lagatar sahi responses maangti hai, isliye canary poora hone ke baad hi pass. Total ~8–9 min: </w:t>
+      </w:r>
+      <w:r>
+        <w:rPr>
+          <w:b/>
+          <w:bCs/>
+          <w:rFonts w:ascii="Calibri" w:cs="Calibri" w:eastAsia="Calibri" w:hAnsi="Calibri"/>
+        </w:rPr>
+        <w:t xml:space="preserve">beech mein Abort mat dabao.</w:t>
+      </w:r>
+    </w:p>
+    <w:p>
+      <w:pPr>
+        <w:pBdr>
+          <w:left w:val="single" w:color="2E75B6" w:sz="18" w:space="8"/>
+        </w:pBdr>
+        <w:shd w:fill="EAF2FA" w:color="auto" w:val="clear"/>
+        <w:spacing w:before="80" w:after="160"/>
+        <w:ind w:left="200" w:right="120"/>
+      </w:pPr>
+      <w:r>
+        <w:rPr>
+          <w:b/>
+          <w:bCs/>
+          <w:color w:val="1F4E79"/>
+          <w:rFonts w:ascii="Calibri" w:cs="Calibri" w:eastAsia="Calibri" w:hAnsi="Calibri"/>
+        </w:rPr>
+        <w:t xml:space="preserve">Bolne ke liye:  </w:t>
+      </w:r>
+      <w:r>
+        <w:rPr>
+          <w:i/>
+          <w:iCs/>
+          <w:rFonts w:ascii="Calibri" w:cs="Calibri" w:eastAsia="Calibri" w:hAnsi="Calibri"/>
+        </w:rPr>
+        <w:t xml:space="preserve">Alerting is Prometheus rules into Alertmanager into Slack, with severity-based routing, grouping and inhibition, and the webhook kept in a Kubernetes Secret rather than Git. I tested the path end to end with a synthetic critical alert, fixed an SLI that read No data on a healthy service, and wired Jenkins deployment events into a separate channel so informational messages do not cause alert fatigue.</w:t>
       </w:r>
     </w:p>
     <w:sectPr>
@@ -44165,7 +48363,7 @@
     </w:lvlOverride>
   </w:num>
   <w:num w:numId="35">
-    <w:abstractNumId w:val="2"/>
+    <w:abstractNumId w:val="3"/>
     <w:lvlOverride w:ilvl="0">
       <w:startOverride w:val="1"/>
     </w:lvlOverride>
@@ -44177,7 +48375,7 @@
     </w:lvlOverride>
   </w:num>
   <w:num w:numId="37">
-    <w:abstractNumId w:val="2"/>
+    <w:abstractNumId w:val="3"/>
     <w:lvlOverride w:ilvl="0">
       <w:startOverride w:val="1"/>
     </w:lvlOverride>
@@ -44189,19 +48387,19 @@
     </w:lvlOverride>
   </w:num>
   <w:num w:numId="39">
-    <w:abstractNumId w:val="3"/>
+    <w:abstractNumId w:val="2"/>
     <w:lvlOverride w:ilvl="0">
       <w:startOverride w:val="1"/>
     </w:lvlOverride>
   </w:num>
   <w:num w:numId="40">
-    <w:abstractNumId w:val="3"/>
+    <w:abstractNumId w:val="2"/>
     <w:lvlOverride w:ilvl="0">
       <w:startOverride w:val="1"/>
     </w:lvlOverride>
   </w:num>
   <w:num w:numId="41">
-    <w:abstractNumId w:val="3"/>
+    <w:abstractNumId w:val="2"/>
     <w:lvlOverride w:ilvl="0">
       <w:startOverride w:val="1"/>
     </w:lvlOverride>
@@ -44213,19 +48411,19 @@
     </w:lvlOverride>
   </w:num>
   <w:num w:numId="43">
-    <w:abstractNumId w:val="2"/>
+    <w:abstractNumId w:val="3"/>
     <w:lvlOverride w:ilvl="0">
       <w:startOverride w:val="1"/>
     </w:lvlOverride>
   </w:num>
   <w:num w:numId="44">
-    <w:abstractNumId w:val="2"/>
+    <w:abstractNumId w:val="3"/>
     <w:lvlOverride w:ilvl="0">
       <w:startOverride w:val="1"/>
     </w:lvlOverride>
   </w:num>
   <w:num w:numId="45">
-    <w:abstractNumId w:val="2"/>
+    <w:abstractNumId w:val="3"/>
     <w:lvlOverride w:ilvl="0">
       <w:startOverride w:val="1"/>
     </w:lvlOverride>
@@ -44255,6 +48453,72 @@
     </w:lvlOverride>
   </w:num>
   <w:num w:numId="50">
+    <w:abstractNumId w:val="2"/>
+    <w:lvlOverride w:ilvl="0">
+      <w:startOverride w:val="1"/>
+    </w:lvlOverride>
+  </w:num>
+  <w:num w:numId="51">
+    <w:abstractNumId w:val="2"/>
+    <w:lvlOverride w:ilvl="0">
+      <w:startOverride w:val="1"/>
+    </w:lvlOverride>
+  </w:num>
+  <w:num w:numId="52">
+    <w:abstractNumId w:val="2"/>
+    <w:lvlOverride w:ilvl="0">
+      <w:startOverride w:val="1"/>
+    </w:lvlOverride>
+  </w:num>
+  <w:num w:numId="53">
+    <w:abstractNumId w:val="2"/>
+    <w:lvlOverride w:ilvl="0">
+      <w:startOverride w:val="1"/>
+    </w:lvlOverride>
+  </w:num>
+  <w:num w:numId="54">
+    <w:abstractNumId w:val="2"/>
+    <w:lvlOverride w:ilvl="0">
+      <w:startOverride w:val="1"/>
+    </w:lvlOverride>
+  </w:num>
+  <w:num w:numId="55">
+    <w:abstractNumId w:val="2"/>
+    <w:lvlOverride w:ilvl="0">
+      <w:startOverride w:val="1"/>
+    </w:lvlOverride>
+  </w:num>
+  <w:num w:numId="56">
+    <w:abstractNumId w:val="3"/>
+    <w:lvlOverride w:ilvl="0">
+      <w:startOverride w:val="1"/>
+    </w:lvlOverride>
+  </w:num>
+  <w:num w:numId="57">
+    <w:abstractNumId w:val="2"/>
+    <w:lvlOverride w:ilvl="0">
+      <w:startOverride w:val="1"/>
+    </w:lvlOverride>
+  </w:num>
+  <w:num w:numId="58">
+    <w:abstractNumId w:val="2"/>
+    <w:lvlOverride w:ilvl="0">
+      <w:startOverride w:val="1"/>
+    </w:lvlOverride>
+  </w:num>
+  <w:num w:numId="59">
+    <w:abstractNumId w:val="3"/>
+    <w:lvlOverride w:ilvl="0">
+      <w:startOverride w:val="1"/>
+    </w:lvlOverride>
+  </w:num>
+  <w:num w:numId="60">
+    <w:abstractNumId w:val="2"/>
+    <w:lvlOverride w:ilvl="0">
+      <w:startOverride w:val="1"/>
+    </w:lvlOverride>
+  </w:num>
+  <w:num w:numId="61">
     <w:abstractNumId w:val="2"/>
     <w:lvlOverride w:ilvl="0">
       <w:startOverride w:val="1"/>
